--- a/docs/Reporte_Semana02_Monitoreo_Ciberseguridad_CarlosReyez.docx
+++ b/docs/Reporte_Semana02_Monitoreo_Ciberseguridad_CarlosReyez.docx
@@ -1,6 +1,6 @@
 
 <file path=word/document.xml><?xml version="1.0" encoding="utf-8"?>
-<w:document xmlns:wpc="http://schemas.microsoft.com/office/word/2010/wordprocessingCanvas" xmlns:mc="http://schemas.openxmlformats.org/markup-compatibility/2006" xmlns:o="urn:schemas-microsoft-com:office:office" xmlns:r="http://schemas.openxmlformats.org/officeDocument/2006/relationships" xmlns:m="http://schemas.openxmlformats.org/officeDocument/2006/math" xmlns:v="urn:schemas-microsoft-com:vml" xmlns:wp14="http://schemas.microsoft.com/office/word/2010/wordprocessingDrawing" xmlns:wp="http://schemas.openxmlformats.org/drawingml/2006/wordprocessingDrawing" xmlns:w="http://schemas.openxmlformats.org/wordprocessingml/2006/main" xmlns:w14="http://schemas.microsoft.com/office/word/2010/wordml" xmlns:w10="urn:schemas-microsoft-com:office:word" xmlns:w15="http://schemas.microsoft.com/office/word/2012/wordml" xmlns:wpg="http://schemas.microsoft.com/office/word/2010/wordprocessingGroup" xmlns:wpi="http://schemas.microsoft.com/office/word/2010/wordprocessingInk" xmlns:wne="http://schemas.microsoft.com/office/word/2006/wordml" xmlns:wps="http://schemas.microsoft.com/office/word/2010/wordprocessingShape" xmlns:wpsCustomData="http://www.wps.cn/officeDocument/2013/wpsCustomData" mc:Ignorable="w14 w15 wp14">
+<w:document xmlns:wpc="http://schemas.microsoft.com/office/word/2010/wordprocessingCanvas" xmlns:cx="http://schemas.microsoft.com/office/drawing/2014/chartex" xmlns:cx1="http://schemas.microsoft.com/office/drawing/2015/9/8/chartex" xmlns:cx2="http://schemas.microsoft.com/office/drawing/2015/10/21/chartex" xmlns:cx3="http://schemas.microsoft.com/office/drawing/2016/5/9/chartex" xmlns:cx4="http://schemas.microsoft.com/office/drawing/2016/5/10/chartex" xmlns:cx5="http://schemas.microsoft.com/office/drawing/2016/5/11/chartex" xmlns:cx6="http://schemas.microsoft.com/office/drawing/2016/5/12/chartex" xmlns:cx7="http://schemas.microsoft.com/office/drawing/2016/5/13/chartex" xmlns:cx8="http://schemas.microsoft.com/office/drawing/2016/5/14/chartex" xmlns:mc="http://schemas.openxmlformats.org/markup-compatibility/2006" xmlns:aink="http://schemas.microsoft.com/office/drawing/2016/ink" xmlns:am3d="http://schemas.microsoft.com/office/drawing/2017/model3d" xmlns:o="urn:schemas-microsoft-com:office:office" xmlns:oel="http://schemas.microsoft.com/office/2019/extlst" xmlns:r="http://schemas.openxmlformats.org/officeDocument/2006/relationships" xmlns:m="http://schemas.openxmlformats.org/officeDocument/2006/math" xmlns:v="urn:schemas-microsoft-com:vml" xmlns:wp14="http://schemas.microsoft.com/office/word/2010/wordprocessingDrawing" xmlns:wp="http://schemas.openxmlformats.org/drawingml/2006/wordprocessingDrawing" xmlns:w10="urn:schemas-microsoft-com:office:word" xmlns:w="http://schemas.openxmlformats.org/wordprocessingml/2006/main" xmlns:w14="http://schemas.microsoft.com/office/word/2010/wordml" xmlns:w15="http://schemas.microsoft.com/office/word/2012/wordml" xmlns:w16cex="http://schemas.microsoft.com/office/word/2018/wordml/cex" xmlns:w16cid="http://schemas.microsoft.com/office/word/2016/wordml/cid" xmlns:w16="http://schemas.microsoft.com/office/word/2018/wordml" xmlns:w16sdtdh="http://schemas.microsoft.com/office/word/2020/wordml/sdtdatahash" xmlns:w16se="http://schemas.microsoft.com/office/word/2015/wordml/symex" xmlns:wpg="http://schemas.microsoft.com/office/word/2010/wordprocessingGroup" xmlns:wpi="http://schemas.microsoft.com/office/word/2010/wordprocessingInk" xmlns:wne="http://schemas.microsoft.com/office/word/2006/wordml" xmlns:wps="http://schemas.microsoft.com/office/word/2010/wordprocessingShape" mc:Ignorable="w14 w15 w16se w16cid w16 w16cex w16sdtdh wp14">
   <w:body>
     <w:p>
       <w:pPr>
@@ -48,16 +48,28 @@
       <w:pPr>
         <w:jc w:val="both"/>
         <w:rPr>
-          <w:rFonts w:hint="default" w:ascii="Arial" w:hAnsi="Arial" w:cs="Arial"/>
-        </w:rPr>
-      </w:pPr>
-      <w:r>
-        <w:rPr>
-          <w:rFonts w:hint="default" w:ascii="Arial" w:hAnsi="Arial" w:eastAsia="SimSun" w:cs="Arial"/>
-          <w:sz w:val="24"/>
-          <w:szCs w:val="24"/>
-        </w:rPr>
-        <w:t>Durante esta segunda iteración, el enfoque principal fue la planificación técnica y la cimentación del ecosistema de desarrollo. En lugar de comenzar directamente con la codificación, se priorizó el diseño de una arquitectura limpia y robusta bajo estándares de la industria, donde el orden del entorno, la modularización y el cumplimiento de guías de estilo (PEP 8) son fundamentales para garantizar la mantenibilidad y el éxito del proyecto de ciberseguridad.</w:t>
+          <w:rFonts w:ascii="Arial" w:hAnsi="Arial" w:cs="Arial"/>
+        </w:rPr>
+      </w:pPr>
+      <w:r>
+        <w:rPr>
+          <w:rFonts w:ascii="Arial" w:eastAsia="SimSun" w:hAnsi="Arial" w:cs="Arial"/>
+        </w:rPr>
+        <w:t xml:space="preserve">Durante esta segunda iteración, el enfoque principal fue la planificación técnica y la cimentación del ecosistema de desarrollo. En lugar de comenzar directamente con la codificación, se priorizó el diseño de una arquitectura limpia y robusta bajo estándares de la industria, donde el orden del entorno, la </w:t>
+      </w:r>
+      <w:proofErr w:type="spellStart"/>
+      <w:r>
+        <w:rPr>
+          <w:rFonts w:ascii="Arial" w:eastAsia="SimSun" w:hAnsi="Arial" w:cs="Arial"/>
+        </w:rPr>
+        <w:t>modularización</w:t>
+      </w:r>
+      <w:proofErr w:type="spellEnd"/>
+      <w:r>
+        <w:rPr>
+          <w:rFonts w:ascii="Arial" w:eastAsia="SimSun" w:hAnsi="Arial" w:cs="Arial"/>
+        </w:rPr>
+        <w:t xml:space="preserve"> y el cumplimiento de guías de estilo (PEP 8) son fundamentales para garantizar la mantenibilidad y el éxito del proyecto de ciberseguridad.</w:t>
       </w:r>
     </w:p>
     <w:p>
@@ -89,11 +101,42 @@
         <w:rPr>
           <w:rFonts w:ascii="Arial" w:hAnsi="Arial" w:cs="Arial"/>
         </w:rPr>
-        <w:t>Diseño y Planificación: Se definió una arquitectura modular basada en Python 3.13, seleccionando tecnologías como Flask para la gestión de APIs y Pandas para el análisis de logs. Se estableció que la comunicación entre componentes se realizará mediante contratos JSON para garantizar la escalabilidad.</w:t>
-      </w:r>
-    </w:p>
-    <w:p>
-      <w:pPr>
+        <w:t xml:space="preserve">Diseño y Planificación: Se definió una arquitectura modular basada en Python 3.13, seleccionando tecnologías como </w:t>
+      </w:r>
+      <w:proofErr w:type="spellStart"/>
+      <w:r>
+        <w:rPr>
+          <w:rFonts w:ascii="Arial" w:hAnsi="Arial" w:cs="Arial"/>
+        </w:rPr>
+        <w:t>Flask</w:t>
+      </w:r>
+      <w:proofErr w:type="spellEnd"/>
+      <w:r>
+        <w:rPr>
+          <w:rFonts w:ascii="Arial" w:hAnsi="Arial" w:cs="Arial"/>
+        </w:rPr>
+        <w:t xml:space="preserve"> para la gestión de </w:t>
+      </w:r>
+      <w:proofErr w:type="spellStart"/>
+      <w:r>
+        <w:rPr>
+          <w:rFonts w:ascii="Arial" w:hAnsi="Arial" w:cs="Arial"/>
+        </w:rPr>
+        <w:t>APIs</w:t>
+      </w:r>
+      <w:proofErr w:type="spellEnd"/>
+      <w:r>
+        <w:rPr>
+          <w:rFonts w:ascii="Arial" w:hAnsi="Arial" w:cs="Arial"/>
+        </w:rPr>
+        <w:t xml:space="preserve"> y Pandas para el análisis de logs. Se estableció que la comunicación entre componentes se realizará mediante contratos JSON para garantizar la escalabilidad.</w:t>
+      </w:r>
+    </w:p>
+    <w:p>
+      <w:pPr>
+        <w:tabs>
+          <w:tab w:val="left" w:pos="720"/>
+        </w:tabs>
         <w:ind w:left="720"/>
         <w:jc w:val="both"/>
         <w:rPr>
@@ -103,9 +146,201 @@
       <w:r>
         <w:rPr>
           <w:rFonts w:ascii="Arial" w:hAnsi="Arial" w:cs="Arial"/>
+          <w:noProof/>
+          <w14:ligatures w14:val="none"/>
         </w:rPr>
         <w:drawing>
-          <wp:inline distT="0" distB="0" distL="0" distR="0">
+          <wp:inline distT="0" distB="0" distL="0" distR="0" wp14:anchorId="70D4A443" wp14:editId="62B666F4">
+            <wp:extent cx="5783883" cy="2057400"/>
+            <wp:effectExtent l="0" t="0" r="7620" b="0"/>
+            <wp:docPr id="1" name="Imagen 1"/>
+            <wp:cNvGraphicFramePr>
+              <a:graphicFrameLocks xmlns:a="http://schemas.openxmlformats.org/drawingml/2006/main" noChangeAspect="1"/>
+            </wp:cNvGraphicFramePr>
+            <a:graphic xmlns:a="http://schemas.openxmlformats.org/drawingml/2006/main">
+              <a:graphicData uri="http://schemas.openxmlformats.org/drawingml/2006/picture">
+                <pic:pic xmlns:pic="http://schemas.openxmlformats.org/drawingml/2006/picture">
+                  <pic:nvPicPr>
+                    <pic:cNvPr id="1" name="Imagen 1"/>
+                    <pic:cNvPicPr/>
+                  </pic:nvPicPr>
+                  <pic:blipFill>
+                    <a:blip r:embed="rId8" cstate="print">
+                      <a:extLst>
+                        <a:ext uri="{28A0092B-C50C-407E-A947-70E740481C1C}">
+                          <a14:useLocalDpi xmlns:a14="http://schemas.microsoft.com/office/drawing/2010/main" val="0"/>
+                        </a:ext>
+                      </a:extLst>
+                    </a:blip>
+                    <a:stretch>
+                      <a:fillRect/>
+                    </a:stretch>
+                  </pic:blipFill>
+                  <pic:spPr>
+                    <a:xfrm>
+                      <a:off x="0" y="0"/>
+                      <a:ext cx="5800431" cy="2063286"/>
+                    </a:xfrm>
+                    <a:prstGeom prst="rect">
+                      <a:avLst/>
+                    </a:prstGeom>
+                  </pic:spPr>
+                </pic:pic>
+              </a:graphicData>
+            </a:graphic>
+          </wp:inline>
+        </w:drawing>
+      </w:r>
+    </w:p>
+    <w:p>
+      <w:pPr>
+        <w:tabs>
+          <w:tab w:val="left" w:pos="720"/>
+        </w:tabs>
+        <w:ind w:left="720"/>
+        <w:jc w:val="both"/>
+        <w:rPr>
+          <w:rFonts w:ascii="Arial" w:hAnsi="Arial" w:cs="Arial"/>
+        </w:rPr>
+      </w:pPr>
+      <w:r>
+        <w:rPr>
+          <w:rFonts w:ascii="Arial" w:hAnsi="Arial" w:cs="Arial"/>
+          <w:b/>
+          <w:bCs/>
+        </w:rPr>
+        <w:t>Descripción de la Arquitectura y Flujos de Datos:</w:t>
+      </w:r>
+    </w:p>
+    <w:p>
+      <w:pPr>
+        <w:numPr>
+          <w:ilvl w:val="0"/>
+          <w:numId w:val="2"/>
+        </w:numPr>
+        <w:tabs>
+          <w:tab w:val="left" w:pos="720"/>
+        </w:tabs>
+        <w:jc w:val="both"/>
+        <w:rPr>
+          <w:rFonts w:ascii="Arial" w:hAnsi="Arial" w:cs="Arial"/>
+        </w:rPr>
+      </w:pPr>
+      <w:r>
+        <w:rPr>
+          <w:rFonts w:ascii="Arial" w:hAnsi="Arial" w:cs="Arial"/>
+          <w:b/>
+          <w:bCs/>
+        </w:rPr>
+        <w:t>Responsabilidad de Componentes:</w:t>
+      </w:r>
+      <w:r>
+        <w:rPr>
+          <w:rFonts w:ascii="Arial" w:hAnsi="Arial" w:cs="Arial"/>
+        </w:rPr>
+        <w:t xml:space="preserve"> El sistema opera bajo un patrón modular estricto. El archivo main.py funge como orquestador principal, delegando la lógica de negocio (escaneo de puertos, análisis con Pandas y la API local) exclusivamente al directorio /</w:t>
+      </w:r>
+      <w:proofErr w:type="spellStart"/>
+      <w:r>
+        <w:rPr>
+          <w:rFonts w:ascii="Arial" w:hAnsi="Arial" w:cs="Arial"/>
+        </w:rPr>
+        <w:t>src</w:t>
+      </w:r>
+      <w:proofErr w:type="spellEnd"/>
+      <w:r>
+        <w:rPr>
+          <w:rFonts w:ascii="Arial" w:hAnsi="Arial" w:cs="Arial"/>
+        </w:rPr>
+        <w:t>.</w:t>
+      </w:r>
+    </w:p>
+    <w:p>
+      <w:pPr>
+        <w:numPr>
+          <w:ilvl w:val="0"/>
+          <w:numId w:val="2"/>
+        </w:numPr>
+        <w:tabs>
+          <w:tab w:val="left" w:pos="720"/>
+        </w:tabs>
+        <w:jc w:val="both"/>
+        <w:rPr>
+          <w:rFonts w:ascii="Arial" w:hAnsi="Arial" w:cs="Arial"/>
+        </w:rPr>
+      </w:pPr>
+      <w:r>
+        <w:rPr>
+          <w:rFonts w:ascii="Arial" w:hAnsi="Arial" w:cs="Arial"/>
+          <w:b/>
+          <w:bCs/>
+        </w:rPr>
+        <w:t>Flujo de Datos y Contratos:</w:t>
+      </w:r>
+      <w:r>
+        <w:rPr>
+          <w:rFonts w:ascii="Arial" w:hAnsi="Arial" w:cs="Arial"/>
+        </w:rPr>
+        <w:t xml:space="preserve"> El motor de escaneo extrae la telemetría del sistema. La información procesada se formatea y se persiste de manera local en el directorio /data bajo estructuras JSON, garantizando integridad.</w:t>
+      </w:r>
+    </w:p>
+    <w:p>
+      <w:pPr>
+        <w:numPr>
+          <w:ilvl w:val="0"/>
+          <w:numId w:val="2"/>
+        </w:numPr>
+        <w:tabs>
+          <w:tab w:val="left" w:pos="720"/>
+        </w:tabs>
+        <w:jc w:val="both"/>
+        <w:rPr>
+          <w:rFonts w:ascii="Arial" w:hAnsi="Arial" w:cs="Arial"/>
+        </w:rPr>
+      </w:pPr>
+      <w:r>
+        <w:rPr>
+          <w:rFonts w:ascii="Arial" w:hAnsi="Arial" w:cs="Arial"/>
+          <w:b/>
+          <w:bCs/>
+        </w:rPr>
+        <w:lastRenderedPageBreak/>
+        <w:t>Confinamiento Local:</w:t>
+      </w:r>
+      <w:r>
+        <w:rPr>
+          <w:rFonts w:ascii="Arial" w:hAnsi="Arial" w:cs="Arial"/>
+        </w:rPr>
+        <w:t xml:space="preserve"> El modelo visual evidencia que no existen dependencias externas ni salidas hacia la nube; todo el ciclo de vida del dato ocurre dentro del entorno aislado del host.</w:t>
+      </w:r>
+    </w:p>
+    <w:p>
+      <w:pPr>
+        <w:tabs>
+          <w:tab w:val="left" w:pos="720"/>
+        </w:tabs>
+        <w:ind w:left="720"/>
+        <w:jc w:val="both"/>
+        <w:rPr>
+          <w:rFonts w:ascii="Arial" w:hAnsi="Arial" w:cs="Arial"/>
+        </w:rPr>
+      </w:pPr>
+    </w:p>
+    <w:p>
+      <w:pPr>
+        <w:ind w:left="720"/>
+        <w:jc w:val="both"/>
+        <w:rPr>
+          <w:rFonts w:ascii="Arial" w:hAnsi="Arial" w:cs="Arial"/>
+        </w:rPr>
+      </w:pPr>
+      <w:r>
+        <w:rPr>
+          <w:rFonts w:ascii="Arial" w:hAnsi="Arial" w:cs="Arial"/>
+          <w:noProof/>
+        </w:rPr>
+        <w:drawing>
+          <wp:inline distT="0" distB="0" distL="0" distR="0" wp14:anchorId="00E57699" wp14:editId="7E037504">
             <wp:extent cx="5612130" cy="2319655"/>
             <wp:effectExtent l="0" t="0" r="7620" b="4445"/>
             <wp:docPr id="1364730687" name="Imagen 1" descr="The image displays a code snippet or terminal output, possibly from a Python project, showing a list of files and their respective locations, including 'main.py', 'requirements.txt', and various other directories, along with some system commands.&#10;&#10;El contenido generado por IA puede ser incorrecto."/>
@@ -122,7 +357,7 @@
                     </pic:cNvPicPr>
                   </pic:nvPicPr>
                   <pic:blipFill>
-                    <a:blip r:embed="rId6"/>
+                    <a:blip r:embed="rId9"/>
                     <a:stretch>
                       <a:fillRect/>
                     </a:stretch>
@@ -167,7 +402,35 @@
         <w:rPr>
           <w:rFonts w:ascii="Arial" w:hAnsi="Arial" w:cs="Arial"/>
         </w:rPr>
-        <w:t>Estructura del Sistema: Se implementó una jerarquía de directorios profesional, separando el código fuente en la carpeta src, los registros de datos en data y la documentación técnica en docs. Se configuró un entorno virtual (.venv) para el aislamiento de dependencias, garantizando la portabilidad del proyecto. Además, se refinaron los requerimientos técnicos mediante la corrección de extensiones de archivos y la optimización del archivo requirements.txt.</w:t>
+        <w:t xml:space="preserve">Estructura del Sistema: Se implementó una jerarquía de directorios profesional, separando el código fuente en la carpeta </w:t>
+      </w:r>
+      <w:proofErr w:type="spellStart"/>
+      <w:r>
+        <w:rPr>
+          <w:rFonts w:ascii="Arial" w:hAnsi="Arial" w:cs="Arial"/>
+        </w:rPr>
+        <w:t>src</w:t>
+      </w:r>
+      <w:proofErr w:type="spellEnd"/>
+      <w:r>
+        <w:rPr>
+          <w:rFonts w:ascii="Arial" w:hAnsi="Arial" w:cs="Arial"/>
+        </w:rPr>
+        <w:t>, los registros de datos en data y la documentación técnica en docs. Se configuró un entorno virtual (.</w:t>
+      </w:r>
+      <w:proofErr w:type="spellStart"/>
+      <w:r>
+        <w:rPr>
+          <w:rFonts w:ascii="Arial" w:hAnsi="Arial" w:cs="Arial"/>
+        </w:rPr>
+        <w:t>venv</w:t>
+      </w:r>
+      <w:proofErr w:type="spellEnd"/>
+      <w:r>
+        <w:rPr>
+          <w:rFonts w:ascii="Arial" w:hAnsi="Arial" w:cs="Arial"/>
+        </w:rPr>
+        <w:t>) para el aislamiento de dependencias, garantizando la portabilidad del proyecto. Además, se refinaron los requerimientos técnicos mediante la corrección de extensiones de archivos y la optimización del archivo requirements.txt.</w:t>
       </w:r>
     </w:p>
     <w:p>
@@ -190,9 +453,11 @@
       <w:r>
         <w:rPr>
           <w:rFonts w:ascii="Arial" w:hAnsi="Arial" w:cs="Arial"/>
-        </w:rPr>
+          <w:noProof/>
+        </w:rPr>
+        <w:lastRenderedPageBreak/>
         <w:drawing>
-          <wp:inline distT="0" distB="0" distL="0" distR="0">
+          <wp:inline distT="0" distB="0" distL="0" distR="0" wp14:anchorId="65AD0573" wp14:editId="39B700D8">
             <wp:extent cx="5612130" cy="5087620"/>
             <wp:effectExtent l="0" t="0" r="7620" b="0"/>
             <wp:docPr id="1964554046" name="Imagen 1" descr="The image displays a textual representation of a directory structure, with files such as 'main.py', 'requirements.txt', and 'README.md', and various Python packages listed, including Flask, Pandas, and Black.&#10;&#10;El contenido generado por IA puede ser incorrecto."/>
@@ -209,7 +474,7 @@
                     </pic:cNvPicPr>
                   </pic:nvPicPr>
                   <pic:blipFill>
-                    <a:blip r:embed="rId7"/>
+                    <a:blip r:embed="rId10"/>
                     <a:stretch>
                       <a:fillRect/>
                     </a:stretch>
@@ -242,7 +507,35 @@
         <w:rPr>
           <w:rFonts w:ascii="Arial" w:hAnsi="Arial" w:cs="Arial"/>
         </w:rPr>
-        <w:t>Definición de Tecnologías y APIs: Se establecieron los contratos de comunicación mediante el estándar JSON, asegurando que el sistema pueda integrarse con diversas interfaces en fases posteriores. La selección del stack tecnológico se realizó bajo criterios de eficiencia en el manejo de memoria y compatibilidad con herramientas de análisis de seguridad.</w:t>
+        <w:t xml:space="preserve">Definición de Tecnologías y </w:t>
+      </w:r>
+      <w:proofErr w:type="spellStart"/>
+      <w:r>
+        <w:rPr>
+          <w:rFonts w:ascii="Arial" w:hAnsi="Arial" w:cs="Arial"/>
+        </w:rPr>
+        <w:t>APIs</w:t>
+      </w:r>
+      <w:proofErr w:type="spellEnd"/>
+      <w:r>
+        <w:rPr>
+          <w:rFonts w:ascii="Arial" w:hAnsi="Arial" w:cs="Arial"/>
+        </w:rPr>
+        <w:t xml:space="preserve">: Se establecieron los contratos de comunicación mediante el estándar JSON, asegurando que el sistema pueda integrarse con diversas interfaces en fases posteriores. La selección del </w:t>
+      </w:r>
+      <w:proofErr w:type="spellStart"/>
+      <w:r>
+        <w:rPr>
+          <w:rFonts w:ascii="Arial" w:hAnsi="Arial" w:cs="Arial"/>
+        </w:rPr>
+        <w:t>stack</w:t>
+      </w:r>
+      <w:proofErr w:type="spellEnd"/>
+      <w:r>
+        <w:rPr>
+          <w:rFonts w:ascii="Arial" w:hAnsi="Arial" w:cs="Arial"/>
+        </w:rPr>
+        <w:t xml:space="preserve"> tecnológico se realizó bajo criterios de eficiencia en el manejo de memoria y compatibilidad con herramientas de análisis de seguridad.</w:t>
       </w:r>
     </w:p>
     <w:p>
@@ -314,37 +607,62 @@
           <w:rFonts w:ascii="Arial" w:hAnsi="Arial" w:cs="Arial"/>
         </w:rPr>
       </w:pPr>
+      <w:proofErr w:type="spellStart"/>
       <w:r>
         <w:rPr>
           <w:rFonts w:ascii="Arial" w:hAnsi="Arial" w:cs="Arial"/>
           <w:b/>
           <w:bCs/>
         </w:rPr>
-        <w:t>Flask:</w:t>
-      </w:r>
-      <w:r>
-        <w:rPr>
-          <w:rFonts w:ascii="Arial" w:hAnsi="Arial" w:cs="Arial"/>
-        </w:rPr>
-        <w:t xml:space="preserve"> Se seleccionó porque es un "micro-framework". No consume recursos innecesarios, lo cual es vital para un sistema que debe estar monitoreando en segundo plano sin alentar el servidor.</w:t>
-      </w:r>
-    </w:p>
-    <w:p>
-      <w:pPr>
-        <w:ind w:left="720"/>
-        <w:jc w:val="both"/>
+        <w:lastRenderedPageBreak/>
+        <w:t>Flask</w:t>
+      </w:r>
+      <w:proofErr w:type="spellEnd"/>
+      <w:r>
         <w:rPr>
           <w:rFonts w:ascii="Arial" w:hAnsi="Arial" w:cs="Arial"/>
           <w:b/>
           <w:bCs/>
         </w:rPr>
-      </w:pPr>
-      <w:r>
+        <w:t>:</w:t>
+      </w:r>
+      <w:r>
+        <w:rPr>
+          <w:rFonts w:ascii="Arial" w:hAnsi="Arial" w:cs="Arial"/>
+        </w:rPr>
+        <w:t xml:space="preserve"> Se seleccionó porque es un "</w:t>
+      </w:r>
+      <w:proofErr w:type="spellStart"/>
+      <w:r>
+        <w:rPr>
+          <w:rFonts w:ascii="Arial" w:hAnsi="Arial" w:cs="Arial"/>
+        </w:rPr>
+        <w:t>micro-framework</w:t>
+      </w:r>
+      <w:proofErr w:type="spellEnd"/>
+      <w:r>
+        <w:rPr>
+          <w:rFonts w:ascii="Arial" w:hAnsi="Arial" w:cs="Arial"/>
+        </w:rPr>
+        <w:t>". No consume recursos innecesarios, lo cual es vital para un sistema que debe estar monitoreando en segundo plano sin alentar el servidor.</w:t>
+      </w:r>
+    </w:p>
+    <w:p>
+      <w:pPr>
+        <w:ind w:left="720"/>
+        <w:jc w:val="both"/>
         <w:rPr>
           <w:rFonts w:ascii="Arial" w:hAnsi="Arial" w:cs="Arial"/>
           <w:b/>
           <w:bCs/>
         </w:rPr>
+      </w:pPr>
+      <w:r>
+        <w:rPr>
+          <w:rFonts w:ascii="Arial" w:hAnsi="Arial" w:cs="Arial"/>
+          <w:b/>
+          <w:bCs/>
+        </w:rPr>
         <w:t>Implementación de Contratos de Datos bajo el Estándar JSON</w:t>
       </w:r>
     </w:p>
@@ -360,7 +678,21 @@
         <w:rPr>
           <w:rFonts w:ascii="Arial" w:hAnsi="Arial" w:cs="Arial"/>
         </w:rPr>
-        <w:t>"El formato JSON se establece como el estándar de facto para la estructuración de datos debido a su naturaleza ligera y su capacidad para ser interpretado por casi cualquier lenguaje de programación. Según la Red de Desarrolladores de Mozilla (MDN), JSON es fundamental en el desarrollo de aplicaciones modernas para transmitir datos de forma estructurada, lo que permite que la información de seguridad (como logs o alertas) sea fácilmente procesable y escalable entre diferentes servicios (MDN Web Docs, 2023)."</w:t>
+        <w:t xml:space="preserve">"El formato JSON se establece como el estándar de facto para la estructuración de datos debido a su naturaleza ligera y su capacidad para ser interpretado por casi cualquier lenguaje de programación. Según la Red de Desarrolladores de Mozilla (MDN), JSON es fundamental en el desarrollo de aplicaciones modernas para transmitir datos de forma estructurada, lo que permite que la información de seguridad (como logs o alertas) sea fácilmente procesable y escalable entre diferentes servicios (MDN Web </w:t>
+      </w:r>
+      <w:proofErr w:type="spellStart"/>
+      <w:r>
+        <w:rPr>
+          <w:rFonts w:ascii="Arial" w:hAnsi="Arial" w:cs="Arial"/>
+        </w:rPr>
+        <w:t>Docs</w:t>
+      </w:r>
+      <w:proofErr w:type="spellEnd"/>
+      <w:r>
+        <w:rPr>
+          <w:rFonts w:ascii="Arial" w:hAnsi="Arial" w:cs="Arial"/>
+        </w:rPr>
+        <w:t>, 2023)."</w:t>
       </w:r>
     </w:p>
     <w:p>
@@ -399,7 +731,21 @@
         <w:rPr>
           <w:rFonts w:ascii="Arial" w:hAnsi="Arial" w:cs="Arial"/>
         </w:rPr>
-        <w:t xml:space="preserve">  "evento": "escaneo_puertos",</w:t>
+        <w:t xml:space="preserve">  "evento": "</w:t>
+      </w:r>
+      <w:proofErr w:type="spellStart"/>
+      <w:r>
+        <w:rPr>
+          <w:rFonts w:ascii="Arial" w:hAnsi="Arial" w:cs="Arial"/>
+        </w:rPr>
+        <w:t>escaneo_puertos</w:t>
+      </w:r>
+      <w:proofErr w:type="spellEnd"/>
+      <w:r>
+        <w:rPr>
+          <w:rFonts w:ascii="Arial" w:hAnsi="Arial" w:cs="Arial"/>
+        </w:rPr>
+        <w:t>",</w:t>
       </w:r>
     </w:p>
     <w:p>
@@ -414,7 +760,21 @@
         <w:rPr>
           <w:rFonts w:ascii="Arial" w:hAnsi="Arial" w:cs="Arial"/>
         </w:rPr>
-        <w:t xml:space="preserve">  "puerto_detectado": 80,</w:t>
+        <w:t xml:space="preserve">  "</w:t>
+      </w:r>
+      <w:proofErr w:type="spellStart"/>
+      <w:r>
+        <w:rPr>
+          <w:rFonts w:ascii="Arial" w:hAnsi="Arial" w:cs="Arial"/>
+        </w:rPr>
+        <w:t>puerto_detectado</w:t>
+      </w:r>
+      <w:proofErr w:type="spellEnd"/>
+      <w:r>
+        <w:rPr>
+          <w:rFonts w:ascii="Arial" w:hAnsi="Arial" w:cs="Arial"/>
+        </w:rPr>
+        <w:t>": 80,</w:t>
       </w:r>
     </w:p>
     <w:p>
@@ -423,7 +783,6 @@
         <w:jc w:val="both"/>
         <w:rPr>
           <w:rFonts w:ascii="Arial" w:hAnsi="Arial" w:cs="Arial"/>
-          <w:lang w:val="en-US"/>
         </w:rPr>
       </w:pPr>
       <w:r>
@@ -435,7 +794,6 @@
       <w:r>
         <w:rPr>
           <w:rFonts w:ascii="Arial" w:hAnsi="Arial" w:cs="Arial"/>
-          <w:lang w:val="en-US"/>
         </w:rPr>
         <w:t>"estado": "abierto",</w:t>
       </w:r>
@@ -446,13 +804,11 @@
         <w:jc w:val="both"/>
         <w:rPr>
           <w:rFonts w:ascii="Arial" w:hAnsi="Arial" w:cs="Arial"/>
-          <w:lang w:val="en-US"/>
-        </w:rPr>
-      </w:pPr>
-      <w:r>
-        <w:rPr>
-          <w:rFonts w:ascii="Arial" w:hAnsi="Arial" w:cs="Arial"/>
-          <w:lang w:val="en-US"/>
+        </w:rPr>
+      </w:pPr>
+      <w:r>
+        <w:rPr>
+          <w:rFonts w:ascii="Arial" w:hAnsi="Arial" w:cs="Arial"/>
         </w:rPr>
         <w:t xml:space="preserve">  "riesgo": "medio"</w:t>
       </w:r>
@@ -463,13 +819,11 @@
         <w:jc w:val="both"/>
         <w:rPr>
           <w:rFonts w:ascii="Arial" w:hAnsi="Arial" w:cs="Arial"/>
-          <w:lang w:val="en-US"/>
-        </w:rPr>
-      </w:pPr>
-      <w:r>
-        <w:rPr>
-          <w:rFonts w:ascii="Arial" w:hAnsi="Arial" w:cs="Arial"/>
-          <w:lang w:val="en-US"/>
+        </w:rPr>
+      </w:pPr>
+      <w:r>
+        <w:rPr>
+          <w:rFonts w:ascii="Arial" w:hAnsi="Arial" w:cs="Arial"/>
         </w:rPr>
         <w:t>}</w:t>
       </w:r>
@@ -480,7 +834,6 @@
         <w:jc w:val="both"/>
         <w:rPr>
           <w:rFonts w:ascii="Arial" w:hAnsi="Arial" w:cs="Arial"/>
-          <w:lang w:val="en-US"/>
         </w:rPr>
       </w:pPr>
     </w:p>
@@ -518,7 +871,21 @@
         <w:rPr>
           <w:rFonts w:ascii="Arial" w:hAnsi="Arial" w:cs="Arial"/>
         </w:rPr>
-        <w:t xml:space="preserve"> para asegurar la compatibilidad y el intercambio eficiente de datos de monitoreo (MDN Web Docs, 2023).</w:t>
+        <w:t xml:space="preserve"> para asegurar la compatibilidad y el intercambio eficiente de datos de monitoreo (MDN Web </w:t>
+      </w:r>
+      <w:proofErr w:type="spellStart"/>
+      <w:r>
+        <w:rPr>
+          <w:rFonts w:ascii="Arial" w:hAnsi="Arial" w:cs="Arial"/>
+        </w:rPr>
+        <w:t>Docs</w:t>
+      </w:r>
+      <w:proofErr w:type="spellEnd"/>
+      <w:r>
+        <w:rPr>
+          <w:rFonts w:ascii="Arial" w:hAnsi="Arial" w:cs="Arial"/>
+        </w:rPr>
+        <w:t>, 2023).</w:t>
       </w:r>
     </w:p>
     <w:p>
@@ -569,10 +936,12 @@
       <w:r>
         <w:rPr>
           <w:rFonts w:ascii="Arial" w:hAnsi="Arial" w:cs="Arial"/>
+          <w:noProof/>
           <w:lang w:val="en-US"/>
         </w:rPr>
+        <w:lastRenderedPageBreak/>
         <w:drawing>
-          <wp:inline distT="0" distB="0" distL="0" distR="0">
+          <wp:inline distT="0" distB="0" distL="0" distR="0" wp14:anchorId="3CA81FCF" wp14:editId="18D90AAA">
             <wp:extent cx="5612130" cy="5057140"/>
             <wp:effectExtent l="0" t="0" r="7620" b="0"/>
             <wp:docPr id="1557695919" name="Imagen 1" descr="The image displays a terminal window with a Python script, specifically `main.py`, in a virtual environment, and it includes a function `mostrar_informacion_sistema()` that prints system information such as the hostname, local IP, and operating system.&#10;&#10;El contenido generado por IA puede ser incorrecto."/>
@@ -589,7 +958,7 @@
                     </pic:cNvPicPr>
                   </pic:nvPicPr>
                   <pic:blipFill>
-                    <a:blip r:embed="rId8"/>
+                    <a:blip r:embed="rId11"/>
                     <a:stretch>
                       <a:fillRect/>
                     </a:stretch>
@@ -662,9 +1031,11 @@
       <w:r>
         <w:rPr>
           <w:rFonts w:ascii="Arial" w:hAnsi="Arial" w:cs="Arial"/>
-        </w:rPr>
+          <w:noProof/>
+        </w:rPr>
+        <w:lastRenderedPageBreak/>
         <w:drawing>
-          <wp:inline distT="0" distB="0" distL="0" distR="0">
+          <wp:inline distT="0" distB="0" distL="0" distR="0" wp14:anchorId="597AD3A7" wp14:editId="58169AD6">
             <wp:extent cx="5966460" cy="4030980"/>
             <wp:effectExtent l="0" t="0" r="0" b="7620"/>
             <wp:docPr id="25963011" name="Imagen 1" descr="Sistema-Monitoreo-Ciberseguridad&#10;&#10;El contenido generado por IA puede ser incorrecto."/>
@@ -681,7 +1052,7 @@
                     </pic:cNvPicPr>
                   </pic:nvPicPr>
                   <pic:blipFill>
-                    <a:blip r:embed="rId9"/>
+                    <a:blip r:embed="rId12"/>
                     <a:stretch>
                       <a:fillRect/>
                     </a:stretch>
@@ -711,87 +1082,37 @@
     </w:p>
     <w:tbl>
       <w:tblPr>
-        <w:tblStyle w:val="34"/>
+        <w:tblStyle w:val="Tablaconcuadrcula4-nfasis41"/>
         <w:tblW w:w="5000" w:type="pct"/>
-        <w:tblInd w:w="0" w:type="dxa"/>
-        <w:tblBorders>
-          <w:top w:val="single" w:color="60CBF3" w:themeColor="accent4" w:themeTint="99" w:sz="4" w:space="0"/>
-          <w:left w:val="single" w:color="60CBF3" w:themeColor="accent4" w:themeTint="99" w:sz="4" w:space="0"/>
-          <w:bottom w:val="single" w:color="60CBF3" w:themeColor="accent4" w:themeTint="99" w:sz="4" w:space="0"/>
-          <w:right w:val="single" w:color="60CBF3" w:themeColor="accent4" w:themeTint="99" w:sz="4" w:space="0"/>
-          <w:insideH w:val="single" w:color="60CBF3" w:themeColor="accent4" w:themeTint="99" w:sz="4" w:space="0"/>
-          <w:insideV w:val="single" w:color="60CBF3" w:themeColor="accent4" w:themeTint="99" w:sz="4" w:space="0"/>
-        </w:tblBorders>
-        <w:tblLayout w:type="autofit"/>
-        <w:tblCellMar>
-          <w:top w:w="0" w:type="dxa"/>
-          <w:left w:w="108" w:type="dxa"/>
-          <w:bottom w:w="0" w:type="dxa"/>
-          <w:right w:w="108" w:type="dxa"/>
-        </w:tblCellMar>
+        <w:jc w:val="center"/>
+        <w:tblLook w:val="04A0" w:firstRow="1" w:lastRow="0" w:firstColumn="1" w:lastColumn="0" w:noHBand="0" w:noVBand="1"/>
       </w:tblPr>
       <w:tblGrid>
-        <w:gridCol w:w="2451"/>
-        <w:gridCol w:w="3727"/>
-        <w:gridCol w:w="1438"/>
-        <w:gridCol w:w="1438"/>
+        <w:gridCol w:w="2973"/>
+        <w:gridCol w:w="4263"/>
+        <w:gridCol w:w="796"/>
+        <w:gridCol w:w="796"/>
       </w:tblGrid>
       <w:tr>
-        <w:tblPrEx>
-          <w:tblBorders>
-            <w:top w:val="single" w:color="60CBF3" w:themeColor="accent4" w:themeTint="99" w:sz="4" w:space="0"/>
-            <w:left w:val="single" w:color="60CBF3" w:themeColor="accent4" w:themeTint="99" w:sz="4" w:space="0"/>
-            <w:bottom w:val="single" w:color="60CBF3" w:themeColor="accent4" w:themeTint="99" w:sz="4" w:space="0"/>
-            <w:right w:val="single" w:color="60CBF3" w:themeColor="accent4" w:themeTint="99" w:sz="4" w:space="0"/>
-            <w:insideH w:val="single" w:color="60CBF3" w:themeColor="accent4" w:themeTint="99" w:sz="4" w:space="0"/>
-            <w:insideV w:val="single" w:color="60CBF3" w:themeColor="accent4" w:themeTint="99" w:sz="4" w:space="0"/>
-          </w:tblBorders>
-          <w:tblCellMar>
-            <w:top w:w="0" w:type="dxa"/>
-            <w:left w:w="108" w:type="dxa"/>
-            <w:bottom w:w="0" w:type="dxa"/>
-            <w:right w:w="108" w:type="dxa"/>
-          </w:tblCellMar>
-        </w:tblPrEx>
+        <w:trPr>
+          <w:cnfStyle w:val="100000000000" w:firstRow="1" w:lastRow="0" w:firstColumn="0" w:lastColumn="0" w:oddVBand="0" w:evenVBand="0" w:oddHBand="0" w:evenHBand="0" w:firstRowFirstColumn="0" w:firstRowLastColumn="0" w:lastRowFirstColumn="0" w:lastRowLastColumn="0"/>
+          <w:jc w:val="center"/>
+        </w:trPr>
         <w:tc>
           <w:tcPr>
-            <w:tcW w:w="1354" w:type="pct"/>
-            <w:tcBorders>
-              <w:top w:val="single" w:color="0F9ED5" w:themeColor="accent4" w:sz="4" w:space="0"/>
-              <w:left w:val="single" w:color="0F9ED5" w:themeColor="accent4" w:sz="4" w:space="0"/>
-              <w:bottom w:val="single" w:color="0F9ED5" w:themeColor="accent4" w:sz="4" w:space="0"/>
-              <w:right w:val="nil"/>
-              <w:insideH w:val="single" w:sz="4" w:space="0"/>
-              <w:insideV w:val="nil"/>
-            </w:tcBorders>
-            <w:shd w:val="clear" w:color="auto" w:fill="0F9ED5" w:themeFill="accent4"/>
+            <w:cnfStyle w:val="001000000000" w:firstRow="0" w:lastRow="0" w:firstColumn="1" w:lastColumn="0" w:oddVBand="0" w:evenVBand="0" w:oddHBand="0" w:evenHBand="0" w:firstRowFirstColumn="0" w:firstRowLastColumn="0" w:lastRowFirstColumn="0" w:lastRowLastColumn="0"/>
+            <w:tcW w:w="1683" w:type="pct"/>
+            <w:hideMark/>
           </w:tcPr>
           <w:p>
             <w:pPr>
-              <w:spacing w:after="160" w:line="278" w:lineRule="auto"/>
-              <w:rPr>
-                <w:rFonts w:ascii="Arial" w:hAnsi="Arial" w:cs="Arial"/>
-                <w:b/>
-                <w:bCs/>
-                <w:color w:val="FFFFFF" w:themeColor="background1"/>
-                <w14:textFill>
-                  <w14:solidFill>
-                    <w14:schemeClr w14:val="bg1"/>
-                  </w14:solidFill>
-                </w14:textFill>
+              <w:rPr>
+                <w:rFonts w:ascii="Arial" w:hAnsi="Arial" w:cs="Arial"/>
               </w:rPr>
             </w:pPr>
             <w:r>
               <w:rPr>
                 <w:rFonts w:ascii="Arial" w:hAnsi="Arial" w:cs="Arial"/>
-                <w:b/>
-                <w:bCs/>
-                <w:color w:val="FFFFFF" w:themeColor="background1"/>
-                <w14:textFill>
-                  <w14:solidFill>
-                    <w14:schemeClr w14:val="bg1"/>
-                  </w14:solidFill>
-                </w14:textFill>
               </w:rPr>
               <w:t>Actividad Proyecto</w:t>
             </w:r>
@@ -799,42 +1120,19 @@
         </w:tc>
         <w:tc>
           <w:tcPr>
-            <w:tcW w:w="2058" w:type="pct"/>
-            <w:tcBorders>
-              <w:top w:val="single" w:color="0F9ED5" w:themeColor="accent4" w:sz="4" w:space="0"/>
-              <w:bottom w:val="single" w:color="0F9ED5" w:themeColor="accent4" w:sz="4" w:space="0"/>
-              <w:right w:val="nil"/>
-              <w:insideH w:val="single" w:sz="4" w:space="0"/>
-              <w:insideV w:val="nil"/>
-            </w:tcBorders>
-            <w:shd w:val="clear" w:color="auto" w:fill="0F9ED5" w:themeFill="accent4"/>
+            <w:tcW w:w="2414" w:type="pct"/>
+            <w:hideMark/>
           </w:tcPr>
           <w:p>
             <w:pPr>
-              <w:spacing w:after="160" w:line="278" w:lineRule="auto"/>
-              <w:rPr>
-                <w:rFonts w:ascii="Arial" w:hAnsi="Arial" w:cs="Arial"/>
-                <w:b/>
-                <w:bCs/>
-                <w:color w:val="FFFFFF" w:themeColor="background1"/>
-                <w14:textFill>
-                  <w14:solidFill>
-                    <w14:schemeClr w14:val="bg1"/>
-                  </w14:solidFill>
-                </w14:textFill>
+              <w:cnfStyle w:val="100000000000" w:firstRow="1" w:lastRow="0" w:firstColumn="0" w:lastColumn="0" w:oddVBand="0" w:evenVBand="0" w:oddHBand="0" w:evenHBand="0" w:firstRowFirstColumn="0" w:firstRowLastColumn="0" w:lastRowFirstColumn="0" w:lastRowLastColumn="0"/>
+              <w:rPr>
+                <w:rFonts w:ascii="Arial" w:hAnsi="Arial" w:cs="Arial"/>
               </w:rPr>
             </w:pPr>
             <w:r>
               <w:rPr>
                 <w:rFonts w:ascii="Arial" w:hAnsi="Arial" w:cs="Arial"/>
-                <w:b/>
-                <w:bCs/>
-                <w:color w:val="FFFFFF" w:themeColor="background1"/>
-                <w14:textFill>
-                  <w14:solidFill>
-                    <w14:schemeClr w14:val="bg1"/>
-                  </w14:solidFill>
-                </w14:textFill>
               </w:rPr>
               <w:t>Actividad EDT</w:t>
             </w:r>
@@ -842,42 +1140,19 @@
         </w:tc>
         <w:tc>
           <w:tcPr>
-            <w:tcW w:w="794" w:type="pct"/>
-            <w:tcBorders>
-              <w:top w:val="single" w:color="0F9ED5" w:themeColor="accent4" w:sz="4" w:space="0"/>
-              <w:bottom w:val="single" w:color="0F9ED5" w:themeColor="accent4" w:sz="4" w:space="0"/>
-              <w:right w:val="nil"/>
-              <w:insideH w:val="single" w:sz="4" w:space="0"/>
-              <w:insideV w:val="nil"/>
-            </w:tcBorders>
-            <w:shd w:val="clear" w:color="auto" w:fill="0F9ED5" w:themeFill="accent4"/>
+            <w:tcW w:w="451" w:type="pct"/>
+            <w:hideMark/>
           </w:tcPr>
           <w:p>
             <w:pPr>
-              <w:spacing w:after="160" w:line="278" w:lineRule="auto"/>
-              <w:rPr>
-                <w:rFonts w:ascii="Arial" w:hAnsi="Arial" w:cs="Arial"/>
-                <w:b/>
-                <w:bCs/>
-                <w:color w:val="FFFFFF" w:themeColor="background1"/>
-                <w14:textFill>
-                  <w14:solidFill>
-                    <w14:schemeClr w14:val="bg1"/>
-                  </w14:solidFill>
-                </w14:textFill>
+              <w:cnfStyle w:val="100000000000" w:firstRow="1" w:lastRow="0" w:firstColumn="0" w:lastColumn="0" w:oddVBand="0" w:evenVBand="0" w:oddHBand="0" w:evenHBand="0" w:firstRowFirstColumn="0" w:firstRowLastColumn="0" w:lastRowFirstColumn="0" w:lastRowLastColumn="0"/>
+              <w:rPr>
+                <w:rFonts w:ascii="Arial" w:hAnsi="Arial" w:cs="Arial"/>
               </w:rPr>
             </w:pPr>
             <w:r>
               <w:rPr>
                 <w:rFonts w:ascii="Arial" w:hAnsi="Arial" w:cs="Arial"/>
-                <w:b/>
-                <w:bCs/>
-                <w:color w:val="FFFFFF" w:themeColor="background1"/>
-                <w14:textFill>
-                  <w14:solidFill>
-                    <w14:schemeClr w14:val="bg1"/>
-                  </w14:solidFill>
-                </w14:textFill>
               </w:rPr>
               <w:t>TE</w:t>
             </w:r>
@@ -885,42 +1160,19 @@
         </w:tc>
         <w:tc>
           <w:tcPr>
-            <w:tcW w:w="794" w:type="pct"/>
-            <w:tcBorders>
-              <w:top w:val="single" w:color="0F9ED5" w:themeColor="accent4" w:sz="4" w:space="0"/>
-              <w:bottom w:val="single" w:color="0F9ED5" w:themeColor="accent4" w:sz="4" w:space="0"/>
-              <w:right w:val="single" w:color="0F9ED5" w:themeColor="accent4" w:sz="4" w:space="0"/>
-              <w:insideH w:val="single" w:sz="4" w:space="0"/>
-              <w:insideV w:val="nil"/>
-            </w:tcBorders>
-            <w:shd w:val="clear" w:color="auto" w:fill="0F9ED5" w:themeFill="accent4"/>
+            <w:tcW w:w="451" w:type="pct"/>
+            <w:hideMark/>
           </w:tcPr>
           <w:p>
             <w:pPr>
-              <w:spacing w:after="160" w:line="278" w:lineRule="auto"/>
-              <w:rPr>
-                <w:rFonts w:ascii="Arial" w:hAnsi="Arial" w:cs="Arial"/>
-                <w:b/>
-                <w:bCs/>
-                <w:color w:val="FFFFFF" w:themeColor="background1"/>
-                <w14:textFill>
-                  <w14:solidFill>
-                    <w14:schemeClr w14:val="bg1"/>
-                  </w14:solidFill>
-                </w14:textFill>
+              <w:cnfStyle w:val="100000000000" w:firstRow="1" w:lastRow="0" w:firstColumn="0" w:lastColumn="0" w:oddVBand="0" w:evenVBand="0" w:oddHBand="0" w:evenHBand="0" w:firstRowFirstColumn="0" w:firstRowLastColumn="0" w:lastRowFirstColumn="0" w:lastRowLastColumn="0"/>
+              <w:rPr>
+                <w:rFonts w:ascii="Arial" w:hAnsi="Arial" w:cs="Arial"/>
               </w:rPr>
             </w:pPr>
             <w:r>
               <w:rPr>
                 <w:rFonts w:ascii="Arial" w:hAnsi="Arial" w:cs="Arial"/>
-                <w:b/>
-                <w:bCs/>
-                <w:color w:val="FFFFFF" w:themeColor="background1"/>
-                <w14:textFill>
-                  <w14:solidFill>
-                    <w14:schemeClr w14:val="bg1"/>
-                  </w14:solidFill>
-                </w14:textFill>
               </w:rPr>
               <w:t>TR</w:t>
             </w:r>
@@ -928,41 +1180,24 @@
         </w:tc>
       </w:tr>
       <w:tr>
-        <w:tblPrEx>
-          <w:tblBorders>
-            <w:top w:val="single" w:color="60CBF3" w:themeColor="accent4" w:themeTint="99" w:sz="4" w:space="0"/>
-            <w:left w:val="single" w:color="60CBF3" w:themeColor="accent4" w:themeTint="99" w:sz="4" w:space="0"/>
-            <w:bottom w:val="single" w:color="60CBF3" w:themeColor="accent4" w:themeTint="99" w:sz="4" w:space="0"/>
-            <w:right w:val="single" w:color="60CBF3" w:themeColor="accent4" w:themeTint="99" w:sz="4" w:space="0"/>
-            <w:insideH w:val="single" w:color="60CBF3" w:themeColor="accent4" w:themeTint="99" w:sz="4" w:space="0"/>
-            <w:insideV w:val="single" w:color="60CBF3" w:themeColor="accent4" w:themeTint="99" w:sz="4" w:space="0"/>
-          </w:tblBorders>
-          <w:tblCellMar>
-            <w:top w:w="0" w:type="dxa"/>
-            <w:left w:w="108" w:type="dxa"/>
-            <w:bottom w:w="0" w:type="dxa"/>
-            <w:right w:w="108" w:type="dxa"/>
-          </w:tblCellMar>
-        </w:tblPrEx>
+        <w:trPr>
+          <w:jc w:val="center"/>
+        </w:trPr>
         <w:tc>
           <w:tcPr>
-            <w:tcW w:w="1354" w:type="pct"/>
-            <w:shd w:val="clear" w:color="auto" w:fill="CAEDFB" w:themeFill="accent4" w:themeFillTint="33"/>
+            <w:cnfStyle w:val="001000000000" w:firstRow="0" w:lastRow="0" w:firstColumn="1" w:lastColumn="0" w:oddVBand="0" w:evenVBand="0" w:oddHBand="0" w:evenHBand="0" w:firstRowFirstColumn="0" w:firstRowLastColumn="0" w:lastRowFirstColumn="0" w:lastRowLastColumn="0"/>
+            <w:tcW w:w="1683" w:type="pct"/>
+            <w:hideMark/>
           </w:tcPr>
           <w:p>
             <w:pPr>
-              <w:spacing w:after="160" w:line="278" w:lineRule="auto"/>
-              <w:rPr>
-                <w:rFonts w:ascii="Arial" w:hAnsi="Arial" w:cs="Arial"/>
-                <w:b/>
-                <w:bCs/>
+              <w:rPr>
+                <w:rFonts w:ascii="Arial" w:hAnsi="Arial" w:cs="Arial"/>
               </w:rPr>
             </w:pPr>
             <w:r>
               <w:rPr>
                 <w:rFonts w:ascii="Arial" w:hAnsi="Arial" w:cs="Arial"/>
-                <w:b/>
-                <w:bCs/>
               </w:rPr>
               <w:t>Diseñar arquitectura</w:t>
             </w:r>
@@ -970,12 +1205,12 @@
         </w:tc>
         <w:tc>
           <w:tcPr>
-            <w:tcW w:w="2058" w:type="pct"/>
-            <w:shd w:val="clear" w:color="auto" w:fill="CAEDFB" w:themeFill="accent4" w:themeFillTint="33"/>
+            <w:tcW w:w="2414" w:type="pct"/>
+            <w:hideMark/>
           </w:tcPr>
           <w:p>
             <w:pPr>
-              <w:spacing w:after="160" w:line="278" w:lineRule="auto"/>
+              <w:cnfStyle w:val="000000000000" w:firstRow="0" w:lastRow="0" w:firstColumn="0" w:lastColumn="0" w:oddVBand="0" w:evenVBand="0" w:oddHBand="0" w:evenHBand="0" w:firstRowFirstColumn="0" w:firstRowLastColumn="0" w:lastRowFirstColumn="0" w:lastRowLastColumn="0"/>
               <w:rPr>
                 <w:rFonts w:ascii="Arial" w:hAnsi="Arial" w:cs="Arial"/>
               </w:rPr>
@@ -990,12 +1225,12 @@
         </w:tc>
         <w:tc>
           <w:tcPr>
-            <w:tcW w:w="794" w:type="pct"/>
-            <w:shd w:val="clear" w:color="auto" w:fill="CAEDFB" w:themeFill="accent4" w:themeFillTint="33"/>
+            <w:tcW w:w="451" w:type="pct"/>
+            <w:hideMark/>
           </w:tcPr>
           <w:p>
             <w:pPr>
-              <w:spacing w:after="160" w:line="278" w:lineRule="auto"/>
+              <w:cnfStyle w:val="000000000000" w:firstRow="0" w:lastRow="0" w:firstColumn="0" w:lastColumn="0" w:oddVBand="0" w:evenVBand="0" w:oddHBand="0" w:evenHBand="0" w:firstRowFirstColumn="0" w:firstRowLastColumn="0" w:lastRowFirstColumn="0" w:lastRowLastColumn="0"/>
               <w:rPr>
                 <w:rFonts w:ascii="Arial" w:hAnsi="Arial" w:cs="Arial"/>
               </w:rPr>
@@ -1004,18 +1239,18 @@
               <w:rPr>
                 <w:rFonts w:ascii="Arial" w:hAnsi="Arial" w:cs="Arial"/>
               </w:rPr>
-              <w:t>1 hr 00 min</w:t>
+              <w:t>1.0</w:t>
             </w:r>
           </w:p>
         </w:tc>
         <w:tc>
           <w:tcPr>
-            <w:tcW w:w="794" w:type="pct"/>
-            <w:shd w:val="clear" w:color="auto" w:fill="CAEDFB" w:themeFill="accent4" w:themeFillTint="33"/>
+            <w:tcW w:w="451" w:type="pct"/>
+            <w:hideMark/>
           </w:tcPr>
           <w:p>
             <w:pPr>
-              <w:spacing w:after="160" w:line="278" w:lineRule="auto"/>
+              <w:cnfStyle w:val="000000000000" w:firstRow="0" w:lastRow="0" w:firstColumn="0" w:lastColumn="0" w:oddVBand="0" w:evenVBand="0" w:oddHBand="0" w:evenHBand="0" w:firstRowFirstColumn="0" w:firstRowLastColumn="0" w:lastRowFirstColumn="0" w:lastRowLastColumn="0"/>
               <w:rPr>
                 <w:rFonts w:ascii="Arial" w:hAnsi="Arial" w:cs="Arial"/>
               </w:rPr>
@@ -1024,145 +1259,30 @@
               <w:rPr>
                 <w:rFonts w:ascii="Arial" w:hAnsi="Arial" w:cs="Arial"/>
               </w:rPr>
-              <w:t>1 hr 15 min</w:t>
+              <w:t>1.25</w:t>
             </w:r>
           </w:p>
         </w:tc>
       </w:tr>
       <w:tr>
-        <w:tblPrEx>
-          <w:tblBorders>
-            <w:top w:val="single" w:color="60CBF3" w:themeColor="accent4" w:themeTint="99" w:sz="4" w:space="0"/>
-            <w:left w:val="single" w:color="60CBF3" w:themeColor="accent4" w:themeTint="99" w:sz="4" w:space="0"/>
-            <w:bottom w:val="single" w:color="60CBF3" w:themeColor="accent4" w:themeTint="99" w:sz="4" w:space="0"/>
-            <w:right w:val="single" w:color="60CBF3" w:themeColor="accent4" w:themeTint="99" w:sz="4" w:space="0"/>
-            <w:insideH w:val="single" w:color="60CBF3" w:themeColor="accent4" w:themeTint="99" w:sz="4" w:space="0"/>
-            <w:insideV w:val="single" w:color="60CBF3" w:themeColor="accent4" w:themeTint="99" w:sz="4" w:space="0"/>
-          </w:tblBorders>
-          <w:tblCellMar>
-            <w:top w:w="0" w:type="dxa"/>
-            <w:left w:w="108" w:type="dxa"/>
-            <w:bottom w:w="0" w:type="dxa"/>
-            <w:right w:w="108" w:type="dxa"/>
-          </w:tblCellMar>
-        </w:tblPrEx>
+        <w:trPr>
+          <w:jc w:val="center"/>
+        </w:trPr>
         <w:tc>
           <w:tcPr>
-            <w:tcW w:w="1354" w:type="pct"/>
+            <w:cnfStyle w:val="001000000000" w:firstRow="0" w:lastRow="0" w:firstColumn="1" w:lastColumn="0" w:oddVBand="0" w:evenVBand="0" w:oddHBand="0" w:evenHBand="0" w:firstRowFirstColumn="0" w:firstRowLastColumn="0" w:lastRowFirstColumn="0" w:lastRowLastColumn="0"/>
+            <w:tcW w:w="1683" w:type="pct"/>
+            <w:hideMark/>
           </w:tcPr>
           <w:p>
             <w:pPr>
-              <w:spacing w:after="160" w:line="278" w:lineRule="auto"/>
-              <w:rPr>
-                <w:rFonts w:ascii="Arial" w:hAnsi="Arial" w:cs="Arial"/>
-                <w:b/>
-                <w:bCs/>
+              <w:rPr>
+                <w:rFonts w:ascii="Arial" w:hAnsi="Arial" w:cs="Arial"/>
               </w:rPr>
             </w:pPr>
             <w:r>
               <w:rPr>
                 <w:rFonts w:ascii="Arial" w:hAnsi="Arial" w:cs="Arial"/>
-                <w:b/>
-                <w:bCs/>
-              </w:rPr>
-              <w:t>Diseñar arquitectura</w:t>
-            </w:r>
-          </w:p>
-        </w:tc>
-        <w:tc>
-          <w:tcPr>
-            <w:tcW w:w="2058" w:type="pct"/>
-          </w:tcPr>
-          <w:p>
-            <w:pPr>
-              <w:spacing w:after="160" w:line="278" w:lineRule="auto"/>
-              <w:rPr>
-                <w:rFonts w:ascii="Arial" w:hAnsi="Arial" w:cs="Arial"/>
-              </w:rPr>
-            </w:pPr>
-            <w:r>
-              <w:rPr>
-                <w:rFonts w:ascii="Arial" w:hAnsi="Arial" w:cs="Arial"/>
-              </w:rPr>
-              <w:t>Diseñar componentes e interacción</w:t>
-            </w:r>
-          </w:p>
-        </w:tc>
-        <w:tc>
-          <w:tcPr>
-            <w:tcW w:w="794" w:type="pct"/>
-          </w:tcPr>
-          <w:p>
-            <w:pPr>
-              <w:spacing w:after="160" w:line="278" w:lineRule="auto"/>
-              <w:rPr>
-                <w:rFonts w:ascii="Arial" w:hAnsi="Arial" w:cs="Arial"/>
-              </w:rPr>
-            </w:pPr>
-            <w:r>
-              <w:rPr>
-                <w:rFonts w:ascii="Arial" w:hAnsi="Arial" w:cs="Arial"/>
-              </w:rPr>
-              <w:t>1 hr</w:t>
-            </w:r>
-          </w:p>
-        </w:tc>
-        <w:tc>
-          <w:tcPr>
-            <w:tcW w:w="794" w:type="pct"/>
-          </w:tcPr>
-          <w:p>
-            <w:pPr>
-              <w:spacing w:after="160" w:line="278" w:lineRule="auto"/>
-              <w:rPr>
-                <w:rFonts w:ascii="Arial" w:hAnsi="Arial" w:cs="Arial"/>
-              </w:rPr>
-            </w:pPr>
-            <w:r>
-              <w:rPr>
-                <w:rFonts w:ascii="Arial" w:hAnsi="Arial" w:cs="Arial"/>
-              </w:rPr>
-              <w:t xml:space="preserve">1 hr </w:t>
-            </w:r>
-          </w:p>
-        </w:tc>
-      </w:tr>
-      <w:tr>
-        <w:tblPrEx>
-          <w:tblBorders>
-            <w:top w:val="single" w:color="60CBF3" w:themeColor="accent4" w:themeTint="99" w:sz="4" w:space="0"/>
-            <w:left w:val="single" w:color="60CBF3" w:themeColor="accent4" w:themeTint="99" w:sz="4" w:space="0"/>
-            <w:bottom w:val="single" w:color="60CBF3" w:themeColor="accent4" w:themeTint="99" w:sz="4" w:space="0"/>
-            <w:right w:val="single" w:color="60CBF3" w:themeColor="accent4" w:themeTint="99" w:sz="4" w:space="0"/>
-            <w:insideH w:val="single" w:color="60CBF3" w:themeColor="accent4" w:themeTint="99" w:sz="4" w:space="0"/>
-            <w:insideV w:val="single" w:color="60CBF3" w:themeColor="accent4" w:themeTint="99" w:sz="4" w:space="0"/>
-          </w:tblBorders>
-          <w:tblCellMar>
-            <w:top w:w="0" w:type="dxa"/>
-            <w:left w:w="108" w:type="dxa"/>
-            <w:bottom w:w="0" w:type="dxa"/>
-            <w:right w:w="108" w:type="dxa"/>
-          </w:tblCellMar>
-        </w:tblPrEx>
-        <w:tc>
-          <w:tcPr>
-            <w:tcW w:w="1354" w:type="pct"/>
-            <w:shd w:val="clear" w:color="auto" w:fill="CAEDFB" w:themeFill="accent4" w:themeFillTint="33"/>
-          </w:tcPr>
-          <w:p>
-            <w:pPr>
-              <w:spacing w:after="160" w:line="278" w:lineRule="auto"/>
-              <w:rPr>
-                <w:rFonts w:ascii="Arial" w:hAnsi="Arial" w:cs="Arial"/>
-                <w:b/>
-                <w:bCs/>
-              </w:rPr>
-            </w:pPr>
-            <w:r>
-              <w:rPr>
-                <w:rFonts w:ascii="Arial" w:hAnsi="Arial" w:cs="Arial"/>
-                <w:b/>
-                <w:bCs/>
               </w:rPr>
               <w:t>Planificar</w:t>
             </w:r>
@@ -1170,12 +1290,12 @@
         </w:tc>
         <w:tc>
           <w:tcPr>
-            <w:tcW w:w="2058" w:type="pct"/>
-            <w:shd w:val="clear" w:color="auto" w:fill="CAEDFB" w:themeFill="accent4" w:themeFillTint="33"/>
+            <w:tcW w:w="2414" w:type="pct"/>
+            <w:hideMark/>
           </w:tcPr>
           <w:p>
             <w:pPr>
-              <w:spacing w:after="160" w:line="278" w:lineRule="auto"/>
+              <w:cnfStyle w:val="000000000000" w:firstRow="0" w:lastRow="0" w:firstColumn="0" w:lastColumn="0" w:oddVBand="0" w:evenVBand="0" w:oddHBand="0" w:evenHBand="0" w:firstRowFirstColumn="0" w:firstRowLastColumn="0" w:lastRowFirstColumn="0" w:lastRowLastColumn="0"/>
               <w:rPr>
                 <w:rFonts w:ascii="Arial" w:hAnsi="Arial" w:cs="Arial"/>
               </w:rPr>
@@ -1190,12 +1310,12 @@
         </w:tc>
         <w:tc>
           <w:tcPr>
-            <w:tcW w:w="794" w:type="pct"/>
-            <w:shd w:val="clear" w:color="auto" w:fill="CAEDFB" w:themeFill="accent4" w:themeFillTint="33"/>
+            <w:tcW w:w="451" w:type="pct"/>
+            <w:hideMark/>
           </w:tcPr>
           <w:p>
             <w:pPr>
-              <w:spacing w:after="160" w:line="278" w:lineRule="auto"/>
+              <w:cnfStyle w:val="000000000000" w:firstRow="0" w:lastRow="0" w:firstColumn="0" w:lastColumn="0" w:oddVBand="0" w:evenVBand="0" w:oddHBand="0" w:evenHBand="0" w:firstRowFirstColumn="0" w:firstRowLastColumn="0" w:lastRowFirstColumn="0" w:lastRowLastColumn="0"/>
               <w:rPr>
                 <w:rFonts w:ascii="Arial" w:hAnsi="Arial" w:cs="Arial"/>
               </w:rPr>
@@ -1204,18 +1324,18 @@
               <w:rPr>
                 <w:rFonts w:ascii="Arial" w:hAnsi="Arial" w:cs="Arial"/>
               </w:rPr>
-              <w:t>30 min</w:t>
+              <w:t>0.5</w:t>
             </w:r>
           </w:p>
         </w:tc>
         <w:tc>
           <w:tcPr>
-            <w:tcW w:w="794" w:type="pct"/>
-            <w:shd w:val="clear" w:color="auto" w:fill="CAEDFB" w:themeFill="accent4" w:themeFillTint="33"/>
+            <w:tcW w:w="451" w:type="pct"/>
+            <w:hideMark/>
           </w:tcPr>
           <w:p>
             <w:pPr>
-              <w:spacing w:after="160" w:line="278" w:lineRule="auto"/>
+              <w:cnfStyle w:val="000000000000" w:firstRow="0" w:lastRow="0" w:firstColumn="0" w:lastColumn="0" w:oddVBand="0" w:evenVBand="0" w:oddHBand="0" w:evenHBand="0" w:firstRowFirstColumn="0" w:firstRowLastColumn="0" w:lastRowFirstColumn="0" w:lastRowLastColumn="0"/>
               <w:rPr>
                 <w:rFonts w:ascii="Arial" w:hAnsi="Arial" w:cs="Arial"/>
               </w:rPr>
@@ -1224,46 +1344,30 @@
               <w:rPr>
                 <w:rFonts w:ascii="Arial" w:hAnsi="Arial" w:cs="Arial"/>
               </w:rPr>
-              <w:t xml:space="preserve"> 30 min</w:t>
+              <w:t>0.5</w:t>
             </w:r>
           </w:p>
         </w:tc>
       </w:tr>
       <w:tr>
-        <w:tblPrEx>
-          <w:tblBorders>
-            <w:top w:val="single" w:color="60CBF3" w:themeColor="accent4" w:themeTint="99" w:sz="4" w:space="0"/>
-            <w:left w:val="single" w:color="60CBF3" w:themeColor="accent4" w:themeTint="99" w:sz="4" w:space="0"/>
-            <w:bottom w:val="single" w:color="60CBF3" w:themeColor="accent4" w:themeTint="99" w:sz="4" w:space="0"/>
-            <w:right w:val="single" w:color="60CBF3" w:themeColor="accent4" w:themeTint="99" w:sz="4" w:space="0"/>
-            <w:insideH w:val="single" w:color="60CBF3" w:themeColor="accent4" w:themeTint="99" w:sz="4" w:space="0"/>
-            <w:insideV w:val="single" w:color="60CBF3" w:themeColor="accent4" w:themeTint="99" w:sz="4" w:space="0"/>
-          </w:tblBorders>
-          <w:tblCellMar>
-            <w:top w:w="0" w:type="dxa"/>
-            <w:left w:w="108" w:type="dxa"/>
-            <w:bottom w:w="0" w:type="dxa"/>
-            <w:right w:w="108" w:type="dxa"/>
-          </w:tblCellMar>
-        </w:tblPrEx>
+        <w:trPr>
+          <w:jc w:val="center"/>
+        </w:trPr>
         <w:tc>
           <w:tcPr>
-            <w:tcW w:w="1354" w:type="pct"/>
+            <w:cnfStyle w:val="001000000000" w:firstRow="0" w:lastRow="0" w:firstColumn="1" w:lastColumn="0" w:oddVBand="0" w:evenVBand="0" w:oddHBand="0" w:evenHBand="0" w:firstRowFirstColumn="0" w:firstRowLastColumn="0" w:lastRowFirstColumn="0" w:lastRowLastColumn="0"/>
+            <w:tcW w:w="1683" w:type="pct"/>
+            <w:hideMark/>
           </w:tcPr>
           <w:p>
             <w:pPr>
-              <w:spacing w:after="160" w:line="278" w:lineRule="auto"/>
-              <w:rPr>
-                <w:rFonts w:ascii="Arial" w:hAnsi="Arial" w:cs="Arial"/>
-                <w:b/>
-                <w:bCs/>
+              <w:rPr>
+                <w:rFonts w:ascii="Arial" w:hAnsi="Arial" w:cs="Arial"/>
               </w:rPr>
             </w:pPr>
             <w:r>
               <w:rPr>
                 <w:rFonts w:ascii="Arial" w:hAnsi="Arial" w:cs="Arial"/>
-                <w:b/>
-                <w:bCs/>
               </w:rPr>
               <w:t>Planificar</w:t>
             </w:r>
@@ -1271,11 +1375,12 @@
         </w:tc>
         <w:tc>
           <w:tcPr>
-            <w:tcW w:w="2058" w:type="pct"/>
+            <w:tcW w:w="2414" w:type="pct"/>
+            <w:hideMark/>
           </w:tcPr>
           <w:p>
             <w:pPr>
-              <w:spacing w:after="160" w:line="278" w:lineRule="auto"/>
+              <w:cnfStyle w:val="000000000000" w:firstRow="0" w:lastRow="0" w:firstColumn="0" w:lastColumn="0" w:oddVBand="0" w:evenVBand="0" w:oddHBand="0" w:evenHBand="0" w:firstRowFirstColumn="0" w:firstRowLastColumn="0" w:lastRowFirstColumn="0" w:lastRowLastColumn="0"/>
               <w:rPr>
                 <w:rFonts w:ascii="Arial" w:hAnsi="Arial" w:cs="Arial"/>
               </w:rPr>
@@ -1284,17 +1389,32 @@
               <w:rPr>
                 <w:rFonts w:ascii="Arial" w:hAnsi="Arial" w:cs="Arial"/>
               </w:rPr>
-              <w:t>Definir tecnologías (APIs)</w:t>
+              <w:t xml:space="preserve">Definir </w:t>
+            </w:r>
+            <w:proofErr w:type="spellStart"/>
+            <w:r>
+              <w:rPr>
+                <w:rFonts w:ascii="Arial" w:hAnsi="Arial" w:cs="Arial"/>
+              </w:rPr>
+              <w:t>APIs</w:t>
+            </w:r>
+            <w:proofErr w:type="spellEnd"/>
+            <w:r>
+              <w:rPr>
+                <w:rFonts w:ascii="Arial" w:hAnsi="Arial" w:cs="Arial"/>
+              </w:rPr>
+              <w:t xml:space="preserve"> del sistema</w:t>
             </w:r>
           </w:p>
         </w:tc>
         <w:tc>
           <w:tcPr>
-            <w:tcW w:w="794" w:type="pct"/>
+            <w:tcW w:w="451" w:type="pct"/>
+            <w:hideMark/>
           </w:tcPr>
           <w:p>
             <w:pPr>
-              <w:spacing w:after="160" w:line="278" w:lineRule="auto"/>
+              <w:cnfStyle w:val="000000000000" w:firstRow="0" w:lastRow="0" w:firstColumn="0" w:lastColumn="0" w:oddVBand="0" w:evenVBand="0" w:oddHBand="0" w:evenHBand="0" w:firstRowFirstColumn="0" w:firstRowLastColumn="0" w:lastRowFirstColumn="0" w:lastRowLastColumn="0"/>
               <w:rPr>
                 <w:rFonts w:ascii="Arial" w:hAnsi="Arial" w:cs="Arial"/>
               </w:rPr>
@@ -1303,17 +1423,18 @@
               <w:rPr>
                 <w:rFonts w:ascii="Arial" w:hAnsi="Arial" w:cs="Arial"/>
               </w:rPr>
-              <w:t xml:space="preserve">1 hr </w:t>
+              <w:t>1.5</w:t>
             </w:r>
           </w:p>
         </w:tc>
         <w:tc>
           <w:tcPr>
-            <w:tcW w:w="794" w:type="pct"/>
+            <w:tcW w:w="451" w:type="pct"/>
+            <w:hideMark/>
           </w:tcPr>
           <w:p>
             <w:pPr>
-              <w:spacing w:after="160" w:line="278" w:lineRule="auto"/>
+              <w:cnfStyle w:val="000000000000" w:firstRow="0" w:lastRow="0" w:firstColumn="0" w:lastColumn="0" w:oddVBand="0" w:evenVBand="0" w:oddHBand="0" w:evenHBand="0" w:firstRowFirstColumn="0" w:firstRowLastColumn="0" w:lastRowFirstColumn="0" w:lastRowLastColumn="0"/>
               <w:rPr>
                 <w:rFonts w:ascii="Arial" w:hAnsi="Arial" w:cs="Arial"/>
               </w:rPr>
@@ -1322,47 +1443,30 @@
               <w:rPr>
                 <w:rFonts w:ascii="Arial" w:hAnsi="Arial" w:cs="Arial"/>
               </w:rPr>
-              <w:t>1 hr 20 min</w:t>
+              <w:t>1.83</w:t>
             </w:r>
           </w:p>
         </w:tc>
       </w:tr>
       <w:tr>
-        <w:tblPrEx>
-          <w:tblBorders>
-            <w:top w:val="single" w:color="60CBF3" w:themeColor="accent4" w:themeTint="99" w:sz="4" w:space="0"/>
-            <w:left w:val="single" w:color="60CBF3" w:themeColor="accent4" w:themeTint="99" w:sz="4" w:space="0"/>
-            <w:bottom w:val="single" w:color="60CBF3" w:themeColor="accent4" w:themeTint="99" w:sz="4" w:space="0"/>
-            <w:right w:val="single" w:color="60CBF3" w:themeColor="accent4" w:themeTint="99" w:sz="4" w:space="0"/>
-            <w:insideH w:val="single" w:color="60CBF3" w:themeColor="accent4" w:themeTint="99" w:sz="4" w:space="0"/>
-            <w:insideV w:val="single" w:color="60CBF3" w:themeColor="accent4" w:themeTint="99" w:sz="4" w:space="0"/>
-          </w:tblBorders>
-          <w:tblCellMar>
-            <w:top w:w="0" w:type="dxa"/>
-            <w:left w:w="108" w:type="dxa"/>
-            <w:bottom w:w="0" w:type="dxa"/>
-            <w:right w:w="108" w:type="dxa"/>
-          </w:tblCellMar>
-        </w:tblPrEx>
+        <w:trPr>
+          <w:jc w:val="center"/>
+        </w:trPr>
         <w:tc>
           <w:tcPr>
-            <w:tcW w:w="1354" w:type="pct"/>
-            <w:shd w:val="clear" w:color="auto" w:fill="CAEDFB" w:themeFill="accent4" w:themeFillTint="33"/>
+            <w:cnfStyle w:val="001000000000" w:firstRow="0" w:lastRow="0" w:firstColumn="1" w:lastColumn="0" w:oddVBand="0" w:evenVBand="0" w:oddHBand="0" w:evenHBand="0" w:firstRowFirstColumn="0" w:firstRowLastColumn="0" w:lastRowFirstColumn="0" w:lastRowLastColumn="0"/>
+            <w:tcW w:w="1683" w:type="pct"/>
+            <w:hideMark/>
           </w:tcPr>
           <w:p>
             <w:pPr>
-              <w:spacing w:after="160" w:line="278" w:lineRule="auto"/>
-              <w:rPr>
-                <w:rFonts w:ascii="Arial" w:hAnsi="Arial" w:cs="Arial"/>
-                <w:b/>
-                <w:bCs/>
+              <w:rPr>
+                <w:rFonts w:ascii="Arial" w:hAnsi="Arial" w:cs="Arial"/>
               </w:rPr>
             </w:pPr>
             <w:r>
               <w:rPr>
                 <w:rFonts w:ascii="Arial" w:hAnsi="Arial" w:cs="Arial"/>
-                <w:b/>
-                <w:bCs/>
               </w:rPr>
               <w:t>Planificar</w:t>
             </w:r>
@@ -1370,12 +1474,12 @@
         </w:tc>
         <w:tc>
           <w:tcPr>
-            <w:tcW w:w="2058" w:type="pct"/>
-            <w:shd w:val="clear" w:color="auto" w:fill="CAEDFB" w:themeFill="accent4" w:themeFillTint="33"/>
+            <w:tcW w:w="2414" w:type="pct"/>
+            <w:hideMark/>
           </w:tcPr>
           <w:p>
             <w:pPr>
-              <w:spacing w:after="160" w:line="278" w:lineRule="auto"/>
+              <w:cnfStyle w:val="000000000000" w:firstRow="0" w:lastRow="0" w:firstColumn="0" w:lastColumn="0" w:oddVBand="0" w:evenVBand="0" w:oddHBand="0" w:evenHBand="0" w:firstRowFirstColumn="0" w:firstRowLastColumn="0" w:lastRowFirstColumn="0" w:lastRowLastColumn="0"/>
               <w:rPr>
                 <w:rFonts w:ascii="Arial" w:hAnsi="Arial" w:cs="Arial"/>
               </w:rPr>
@@ -1390,12 +1494,12 @@
         </w:tc>
         <w:tc>
           <w:tcPr>
-            <w:tcW w:w="794" w:type="pct"/>
-            <w:shd w:val="clear" w:color="auto" w:fill="CAEDFB" w:themeFill="accent4" w:themeFillTint="33"/>
+            <w:tcW w:w="451" w:type="pct"/>
+            <w:hideMark/>
           </w:tcPr>
           <w:p>
             <w:pPr>
-              <w:spacing w:after="160" w:line="278" w:lineRule="auto"/>
+              <w:cnfStyle w:val="000000000000" w:firstRow="0" w:lastRow="0" w:firstColumn="0" w:lastColumn="0" w:oddVBand="0" w:evenVBand="0" w:oddHBand="0" w:evenHBand="0" w:firstRowFirstColumn="0" w:firstRowLastColumn="0" w:lastRowFirstColumn="0" w:lastRowLastColumn="0"/>
               <w:rPr>
                 <w:rFonts w:ascii="Arial" w:hAnsi="Arial" w:cs="Arial"/>
               </w:rPr>
@@ -1404,18 +1508,18 @@
               <w:rPr>
                 <w:rFonts w:ascii="Arial" w:hAnsi="Arial" w:cs="Arial"/>
               </w:rPr>
-              <w:t>45 min</w:t>
+              <w:t>1.25</w:t>
             </w:r>
           </w:p>
         </w:tc>
         <w:tc>
           <w:tcPr>
-            <w:tcW w:w="794" w:type="pct"/>
-            <w:shd w:val="clear" w:color="auto" w:fill="CAEDFB" w:themeFill="accent4" w:themeFillTint="33"/>
+            <w:tcW w:w="451" w:type="pct"/>
+            <w:hideMark/>
           </w:tcPr>
           <w:p>
             <w:pPr>
-              <w:spacing w:after="160" w:line="278" w:lineRule="auto"/>
+              <w:cnfStyle w:val="000000000000" w:firstRow="0" w:lastRow="0" w:firstColumn="0" w:lastColumn="0" w:oddVBand="0" w:evenVBand="0" w:oddHBand="0" w:evenHBand="0" w:firstRowFirstColumn="0" w:firstRowLastColumn="0" w:lastRowFirstColumn="0" w:lastRowLastColumn="0"/>
               <w:rPr>
                 <w:rFonts w:ascii="Arial" w:hAnsi="Arial" w:cs="Arial"/>
               </w:rPr>
@@ -1424,61 +1528,30 @@
               <w:rPr>
                 <w:rFonts w:ascii="Arial" w:hAnsi="Arial" w:cs="Arial"/>
               </w:rPr>
-              <w:t xml:space="preserve"> </w:t>
-            </w:r>
-            <w:r>
-              <w:rPr>
-                <w:rFonts w:hint="default" w:ascii="Arial" w:hAnsi="Arial" w:cs="Arial"/>
-                <w:lang w:val="es-MX"/>
-              </w:rPr>
-              <w:t>1 hr 20</w:t>
-            </w:r>
-            <w:bookmarkStart w:id="0" w:name="_GoBack"/>
-            <w:bookmarkEnd w:id="0"/>
-            <w:r>
-              <w:rPr>
-                <w:rFonts w:ascii="Arial" w:hAnsi="Arial" w:cs="Arial"/>
-              </w:rPr>
-              <w:t>min</w:t>
+              <w:t>1.55</w:t>
             </w:r>
           </w:p>
         </w:tc>
       </w:tr>
       <w:tr>
-        <w:tblPrEx>
-          <w:tblBorders>
-            <w:top w:val="single" w:color="60CBF3" w:themeColor="accent4" w:themeTint="99" w:sz="4" w:space="0"/>
-            <w:left w:val="single" w:color="60CBF3" w:themeColor="accent4" w:themeTint="99" w:sz="4" w:space="0"/>
-            <w:bottom w:val="single" w:color="60CBF3" w:themeColor="accent4" w:themeTint="99" w:sz="4" w:space="0"/>
-            <w:right w:val="single" w:color="60CBF3" w:themeColor="accent4" w:themeTint="99" w:sz="4" w:space="0"/>
-            <w:insideH w:val="single" w:color="60CBF3" w:themeColor="accent4" w:themeTint="99" w:sz="4" w:space="0"/>
-            <w:insideV w:val="single" w:color="60CBF3" w:themeColor="accent4" w:themeTint="99" w:sz="4" w:space="0"/>
-          </w:tblBorders>
-          <w:tblCellMar>
-            <w:top w:w="0" w:type="dxa"/>
-            <w:left w:w="108" w:type="dxa"/>
-            <w:bottom w:w="0" w:type="dxa"/>
-            <w:right w:w="108" w:type="dxa"/>
-          </w:tblCellMar>
-        </w:tblPrEx>
+        <w:trPr>
+          <w:jc w:val="center"/>
+        </w:trPr>
         <w:tc>
           <w:tcPr>
-            <w:tcW w:w="1354" w:type="pct"/>
+            <w:cnfStyle w:val="001000000000" w:firstRow="0" w:lastRow="0" w:firstColumn="1" w:lastColumn="0" w:oddVBand="0" w:evenVBand="0" w:oddHBand="0" w:evenHBand="0" w:firstRowFirstColumn="0" w:firstRowLastColumn="0" w:lastRowFirstColumn="0" w:lastRowLastColumn="0"/>
+            <w:tcW w:w="1683" w:type="pct"/>
+            <w:hideMark/>
           </w:tcPr>
           <w:p>
             <w:pPr>
-              <w:spacing w:after="160" w:line="278" w:lineRule="auto"/>
-              <w:rPr>
-                <w:rFonts w:ascii="Arial" w:hAnsi="Arial" w:cs="Arial"/>
-                <w:b/>
-                <w:bCs/>
+              <w:rPr>
+                <w:rFonts w:ascii="Arial" w:hAnsi="Arial" w:cs="Arial"/>
               </w:rPr>
             </w:pPr>
             <w:r>
               <w:rPr>
                 <w:rFonts w:ascii="Arial" w:hAnsi="Arial" w:cs="Arial"/>
-                <w:b/>
-                <w:bCs/>
               </w:rPr>
               <w:t>Desarrollar</w:t>
             </w:r>
@@ -1486,11 +1559,12 @@
         </w:tc>
         <w:tc>
           <w:tcPr>
-            <w:tcW w:w="2058" w:type="pct"/>
+            <w:tcW w:w="2414" w:type="pct"/>
+            <w:hideMark/>
           </w:tcPr>
           <w:p>
             <w:pPr>
-              <w:spacing w:after="160" w:line="278" w:lineRule="auto"/>
+              <w:cnfStyle w:val="000000000000" w:firstRow="0" w:lastRow="0" w:firstColumn="0" w:lastColumn="0" w:oddVBand="0" w:evenVBand="0" w:oddHBand="0" w:evenHBand="0" w:firstRowFirstColumn="0" w:firstRowLastColumn="0" w:lastRowFirstColumn="0" w:lastRowLastColumn="0"/>
               <w:rPr>
                 <w:rFonts w:ascii="Arial" w:hAnsi="Arial" w:cs="Arial"/>
               </w:rPr>
@@ -1505,11 +1579,12 @@
         </w:tc>
         <w:tc>
           <w:tcPr>
-            <w:tcW w:w="794" w:type="pct"/>
+            <w:tcW w:w="451" w:type="pct"/>
+            <w:hideMark/>
           </w:tcPr>
           <w:p>
             <w:pPr>
-              <w:spacing w:after="160" w:line="278" w:lineRule="auto"/>
+              <w:cnfStyle w:val="000000000000" w:firstRow="0" w:lastRow="0" w:firstColumn="0" w:lastColumn="0" w:oddVBand="0" w:evenVBand="0" w:oddHBand="0" w:evenHBand="0" w:firstRowFirstColumn="0" w:firstRowLastColumn="0" w:lastRowFirstColumn="0" w:lastRowLastColumn="0"/>
               <w:rPr>
                 <w:rFonts w:ascii="Arial" w:hAnsi="Arial" w:cs="Arial"/>
               </w:rPr>
@@ -1518,17 +1593,18 @@
               <w:rPr>
                 <w:rFonts w:ascii="Arial" w:hAnsi="Arial" w:cs="Arial"/>
               </w:rPr>
-              <w:t>30 min</w:t>
+              <w:t>0.5</w:t>
             </w:r>
           </w:p>
         </w:tc>
         <w:tc>
           <w:tcPr>
-            <w:tcW w:w="794" w:type="pct"/>
+            <w:tcW w:w="451" w:type="pct"/>
+            <w:hideMark/>
           </w:tcPr>
           <w:p>
             <w:pPr>
-              <w:spacing w:after="160" w:line="278" w:lineRule="auto"/>
+              <w:cnfStyle w:val="000000000000" w:firstRow="0" w:lastRow="0" w:firstColumn="0" w:lastColumn="0" w:oddVBand="0" w:evenVBand="0" w:oddHBand="0" w:evenHBand="0" w:firstRowFirstColumn="0" w:firstRowLastColumn="0" w:lastRowFirstColumn="0" w:lastRowLastColumn="0"/>
               <w:rPr>
                 <w:rFonts w:ascii="Arial" w:hAnsi="Arial" w:cs="Arial"/>
               </w:rPr>
@@ -1537,47 +1613,30 @@
               <w:rPr>
                 <w:rFonts w:ascii="Arial" w:hAnsi="Arial" w:cs="Arial"/>
               </w:rPr>
-              <w:t xml:space="preserve"> 30 min</w:t>
+              <w:t>0.5</w:t>
             </w:r>
           </w:p>
         </w:tc>
       </w:tr>
       <w:tr>
-        <w:tblPrEx>
-          <w:tblBorders>
-            <w:top w:val="single" w:color="60CBF3" w:themeColor="accent4" w:themeTint="99" w:sz="4" w:space="0"/>
-            <w:left w:val="single" w:color="60CBF3" w:themeColor="accent4" w:themeTint="99" w:sz="4" w:space="0"/>
-            <w:bottom w:val="single" w:color="60CBF3" w:themeColor="accent4" w:themeTint="99" w:sz="4" w:space="0"/>
-            <w:right w:val="single" w:color="60CBF3" w:themeColor="accent4" w:themeTint="99" w:sz="4" w:space="0"/>
-            <w:insideH w:val="single" w:color="60CBF3" w:themeColor="accent4" w:themeTint="99" w:sz="4" w:space="0"/>
-            <w:insideV w:val="single" w:color="60CBF3" w:themeColor="accent4" w:themeTint="99" w:sz="4" w:space="0"/>
-          </w:tblBorders>
-          <w:tblCellMar>
-            <w:top w:w="0" w:type="dxa"/>
-            <w:left w:w="108" w:type="dxa"/>
-            <w:bottom w:w="0" w:type="dxa"/>
-            <w:right w:w="108" w:type="dxa"/>
-          </w:tblCellMar>
-        </w:tblPrEx>
+        <w:trPr>
+          <w:jc w:val="center"/>
+        </w:trPr>
         <w:tc>
           <w:tcPr>
-            <w:tcW w:w="1354" w:type="pct"/>
-            <w:shd w:val="clear" w:color="auto" w:fill="CAEDFB" w:themeFill="accent4" w:themeFillTint="33"/>
+            <w:cnfStyle w:val="001000000000" w:firstRow="0" w:lastRow="0" w:firstColumn="1" w:lastColumn="0" w:oddVBand="0" w:evenVBand="0" w:oddHBand="0" w:evenHBand="0" w:firstRowFirstColumn="0" w:firstRowLastColumn="0" w:lastRowFirstColumn="0" w:lastRowLastColumn="0"/>
+            <w:tcW w:w="1683" w:type="pct"/>
+            <w:hideMark/>
           </w:tcPr>
           <w:p>
             <w:pPr>
-              <w:spacing w:after="160" w:line="278" w:lineRule="auto"/>
-              <w:rPr>
-                <w:rFonts w:ascii="Arial" w:hAnsi="Arial" w:cs="Arial"/>
-                <w:b/>
-                <w:bCs/>
+              <w:rPr>
+                <w:rFonts w:ascii="Arial" w:hAnsi="Arial" w:cs="Arial"/>
               </w:rPr>
             </w:pPr>
             <w:r>
               <w:rPr>
                 <w:rFonts w:ascii="Arial" w:hAnsi="Arial" w:cs="Arial"/>
-                <w:b/>
-                <w:bCs/>
               </w:rPr>
               <w:t>Desarrollar</w:t>
             </w:r>
@@ -1585,12 +1644,12 @@
         </w:tc>
         <w:tc>
           <w:tcPr>
-            <w:tcW w:w="2058" w:type="pct"/>
-            <w:shd w:val="clear" w:color="auto" w:fill="CAEDFB" w:themeFill="accent4" w:themeFillTint="33"/>
+            <w:tcW w:w="2414" w:type="pct"/>
+            <w:hideMark/>
           </w:tcPr>
           <w:p>
             <w:pPr>
-              <w:spacing w:after="160" w:line="278" w:lineRule="auto"/>
+              <w:cnfStyle w:val="000000000000" w:firstRow="0" w:lastRow="0" w:firstColumn="0" w:lastColumn="0" w:oddVBand="0" w:evenVBand="0" w:oddHBand="0" w:evenHBand="0" w:firstRowFirstColumn="0" w:firstRowLastColumn="0" w:lastRowFirstColumn="0" w:lastRowLastColumn="0"/>
               <w:rPr>
                 <w:rFonts w:ascii="Arial" w:hAnsi="Arial" w:cs="Arial"/>
               </w:rPr>
@@ -1605,12 +1664,12 @@
         </w:tc>
         <w:tc>
           <w:tcPr>
-            <w:tcW w:w="794" w:type="pct"/>
-            <w:shd w:val="clear" w:color="auto" w:fill="CAEDFB" w:themeFill="accent4" w:themeFillTint="33"/>
+            <w:tcW w:w="451" w:type="pct"/>
+            <w:hideMark/>
           </w:tcPr>
           <w:p>
             <w:pPr>
-              <w:spacing w:after="160" w:line="278" w:lineRule="auto"/>
+              <w:cnfStyle w:val="000000000000" w:firstRow="0" w:lastRow="0" w:firstColumn="0" w:lastColumn="0" w:oddVBand="0" w:evenVBand="0" w:oddHBand="0" w:evenHBand="0" w:firstRowFirstColumn="0" w:firstRowLastColumn="0" w:lastRowFirstColumn="0" w:lastRowLastColumn="0"/>
               <w:rPr>
                 <w:rFonts w:ascii="Arial" w:hAnsi="Arial" w:cs="Arial"/>
               </w:rPr>
@@ -1619,18 +1678,18 @@
               <w:rPr>
                 <w:rFonts w:ascii="Arial" w:hAnsi="Arial" w:cs="Arial"/>
               </w:rPr>
-              <w:t>1 hr 00 min</w:t>
+              <w:t>1.0</w:t>
             </w:r>
           </w:p>
         </w:tc>
         <w:tc>
           <w:tcPr>
-            <w:tcW w:w="794" w:type="pct"/>
-            <w:shd w:val="clear" w:color="auto" w:fill="CAEDFB" w:themeFill="accent4" w:themeFillTint="33"/>
+            <w:tcW w:w="451" w:type="pct"/>
+            <w:hideMark/>
           </w:tcPr>
           <w:p>
             <w:pPr>
-              <w:spacing w:after="160" w:line="278" w:lineRule="auto"/>
+              <w:cnfStyle w:val="000000000000" w:firstRow="0" w:lastRow="0" w:firstColumn="0" w:lastColumn="0" w:oddVBand="0" w:evenVBand="0" w:oddHBand="0" w:evenHBand="0" w:firstRowFirstColumn="0" w:firstRowLastColumn="0" w:lastRowFirstColumn="0" w:lastRowLastColumn="0"/>
               <w:rPr>
                 <w:rFonts w:ascii="Arial" w:hAnsi="Arial" w:cs="Arial"/>
               </w:rPr>
@@ -1639,58 +1698,65 @@
               <w:rPr>
                 <w:rFonts w:ascii="Arial" w:hAnsi="Arial" w:cs="Arial"/>
               </w:rPr>
-              <w:t>1 hr 45 min</w:t>
+              <w:t>1.75</w:t>
             </w:r>
           </w:p>
         </w:tc>
       </w:tr>
       <w:tr>
-        <w:tblPrEx>
-          <w:tblBorders>
-            <w:top w:val="single" w:color="60CBF3" w:themeColor="accent4" w:themeTint="99" w:sz="4" w:space="0"/>
-            <w:left w:val="single" w:color="60CBF3" w:themeColor="accent4" w:themeTint="99" w:sz="4" w:space="0"/>
-            <w:bottom w:val="single" w:color="60CBF3" w:themeColor="accent4" w:themeTint="99" w:sz="4" w:space="0"/>
-            <w:right w:val="single" w:color="60CBF3" w:themeColor="accent4" w:themeTint="99" w:sz="4" w:space="0"/>
-            <w:insideH w:val="single" w:color="60CBF3" w:themeColor="accent4" w:themeTint="99" w:sz="4" w:space="0"/>
-            <w:insideV w:val="single" w:color="60CBF3" w:themeColor="accent4" w:themeTint="99" w:sz="4" w:space="0"/>
-          </w:tblBorders>
-          <w:tblCellMar>
-            <w:top w:w="0" w:type="dxa"/>
-            <w:left w:w="108" w:type="dxa"/>
-            <w:bottom w:w="0" w:type="dxa"/>
-            <w:right w:w="108" w:type="dxa"/>
-          </w:tblCellMar>
-        </w:tblPrEx>
+        <w:trPr>
+          <w:jc w:val="center"/>
+        </w:trPr>
         <w:tc>
           <w:tcPr>
-            <w:tcW w:w="1354" w:type="pct"/>
+            <w:cnfStyle w:val="001000000000" w:firstRow="0" w:lastRow="0" w:firstColumn="1" w:lastColumn="0" w:oddVBand="0" w:evenVBand="0" w:oddHBand="0" w:evenHBand="0" w:firstRowFirstColumn="0" w:firstRowLastColumn="0" w:lastRowFirstColumn="0" w:lastRowLastColumn="0"/>
+            <w:tcW w:w="1683" w:type="pct"/>
+            <w:hideMark/>
           </w:tcPr>
           <w:p>
             <w:pPr>
-              <w:spacing w:after="160" w:line="278" w:lineRule="auto"/>
-              <w:rPr>
-                <w:rFonts w:ascii="Arial" w:hAnsi="Arial" w:cs="Arial"/>
-                <w:b/>
-                <w:bCs/>
+              <w:rPr>
+                <w:rFonts w:ascii="Arial" w:hAnsi="Arial" w:cs="Arial"/>
               </w:rPr>
             </w:pPr>
+            <w:proofErr w:type="gramStart"/>
             <w:r>
               <w:rPr>
                 <w:rFonts w:ascii="Arial" w:hAnsi="Arial" w:cs="Arial"/>
-                <w:b/>
-                <w:bCs/>
-              </w:rPr>
-              <w:t>Retroalimentar</w:t>
+              </w:rPr>
+              <w:t>Total</w:t>
+            </w:r>
+            <w:proofErr w:type="gramEnd"/>
+            <w:r>
+              <w:rPr>
+                <w:rFonts w:ascii="Arial" w:hAnsi="Arial" w:cs="Arial"/>
+              </w:rPr>
+              <w:t xml:space="preserve"> Semanal</w:t>
             </w:r>
           </w:p>
         </w:tc>
         <w:tc>
           <w:tcPr>
-            <w:tcW w:w="2058" w:type="pct"/>
+            <w:tcW w:w="2414" w:type="pct"/>
+            <w:hideMark/>
           </w:tcPr>
           <w:p>
             <w:pPr>
-              <w:spacing w:after="160" w:line="278" w:lineRule="auto"/>
+              <w:cnfStyle w:val="000000000000" w:firstRow="0" w:lastRow="0" w:firstColumn="0" w:lastColumn="0" w:oddVBand="0" w:evenVBand="0" w:oddHBand="0" w:evenHBand="0" w:firstRowFirstColumn="0" w:firstRowLastColumn="0" w:lastRowFirstColumn="0" w:lastRowLastColumn="0"/>
+              <w:rPr>
+                <w:rFonts w:ascii="Arial" w:hAnsi="Arial" w:cs="Arial"/>
+              </w:rPr>
+            </w:pPr>
+          </w:p>
+        </w:tc>
+        <w:tc>
+          <w:tcPr>
+            <w:tcW w:w="451" w:type="pct"/>
+            <w:hideMark/>
+          </w:tcPr>
+          <w:p>
+            <w:pPr>
+              <w:cnfStyle w:val="000000000000" w:firstRow="0" w:lastRow="0" w:firstColumn="0" w:lastColumn="0" w:oddVBand="0" w:evenVBand="0" w:oddHBand="0" w:evenHBand="0" w:firstRowFirstColumn="0" w:firstRowLastColumn="0" w:lastRowFirstColumn="0" w:lastRowLastColumn="0"/>
               <w:rPr>
                 <w:rFonts w:ascii="Arial" w:hAnsi="Arial" w:cs="Arial"/>
               </w:rPr>
@@ -1699,17 +1765,18 @@
               <w:rPr>
                 <w:rFonts w:ascii="Arial" w:hAnsi="Arial" w:cs="Arial"/>
               </w:rPr>
-              <w:t>Proceso DevOps</w:t>
+              <w:t>6.75</w:t>
             </w:r>
           </w:p>
         </w:tc>
         <w:tc>
           <w:tcPr>
-            <w:tcW w:w="794" w:type="pct"/>
+            <w:tcW w:w="451" w:type="pct"/>
+            <w:hideMark/>
           </w:tcPr>
           <w:p>
             <w:pPr>
-              <w:spacing w:after="160" w:line="278" w:lineRule="auto"/>
+              <w:cnfStyle w:val="000000000000" w:firstRow="0" w:lastRow="0" w:firstColumn="0" w:lastColumn="0" w:oddVBand="0" w:evenVBand="0" w:oddHBand="0" w:evenHBand="0" w:firstRowFirstColumn="0" w:firstRowLastColumn="0" w:lastRowFirstColumn="0" w:lastRowLastColumn="0"/>
               <w:rPr>
                 <w:rFonts w:ascii="Arial" w:hAnsi="Arial" w:cs="Arial"/>
               </w:rPr>
@@ -1718,126 +1785,7 @@
               <w:rPr>
                 <w:rFonts w:ascii="Arial" w:hAnsi="Arial" w:cs="Arial"/>
               </w:rPr>
-              <w:t>1 hr 00 min</w:t>
-            </w:r>
-          </w:p>
-        </w:tc>
-        <w:tc>
-          <w:tcPr>
-            <w:tcW w:w="794" w:type="pct"/>
-          </w:tcPr>
-          <w:p>
-            <w:pPr>
-              <w:spacing w:after="160" w:line="278" w:lineRule="auto"/>
-              <w:rPr>
-                <w:rFonts w:ascii="Arial" w:hAnsi="Arial" w:cs="Arial"/>
-              </w:rPr>
-            </w:pPr>
-            <w:r>
-              <w:rPr>
-                <w:rFonts w:ascii="Arial" w:hAnsi="Arial" w:cs="Arial"/>
-              </w:rPr>
-              <w:t>1 hr 30 min</w:t>
-            </w:r>
-          </w:p>
-        </w:tc>
-      </w:tr>
-      <w:tr>
-        <w:tblPrEx>
-          <w:tblBorders>
-            <w:top w:val="single" w:color="60CBF3" w:themeColor="accent4" w:themeTint="99" w:sz="4" w:space="0"/>
-            <w:left w:val="single" w:color="60CBF3" w:themeColor="accent4" w:themeTint="99" w:sz="4" w:space="0"/>
-            <w:bottom w:val="single" w:color="60CBF3" w:themeColor="accent4" w:themeTint="99" w:sz="4" w:space="0"/>
-            <w:right w:val="single" w:color="60CBF3" w:themeColor="accent4" w:themeTint="99" w:sz="4" w:space="0"/>
-            <w:insideH w:val="single" w:color="60CBF3" w:themeColor="accent4" w:themeTint="99" w:sz="4" w:space="0"/>
-            <w:insideV w:val="single" w:color="60CBF3" w:themeColor="accent4" w:themeTint="99" w:sz="4" w:space="0"/>
-          </w:tblBorders>
-          <w:tblCellMar>
-            <w:top w:w="0" w:type="dxa"/>
-            <w:left w:w="108" w:type="dxa"/>
-            <w:bottom w:w="0" w:type="dxa"/>
-            <w:right w:w="108" w:type="dxa"/>
-          </w:tblCellMar>
-        </w:tblPrEx>
-        <w:tc>
-          <w:tcPr>
-            <w:tcW w:w="1354" w:type="pct"/>
-            <w:shd w:val="clear" w:color="auto" w:fill="CAEDFB" w:themeFill="accent4" w:themeFillTint="33"/>
-          </w:tcPr>
-          <w:p>
-            <w:pPr>
-              <w:spacing w:after="160" w:line="278" w:lineRule="auto"/>
-              <w:rPr>
-                <w:rFonts w:ascii="Arial" w:hAnsi="Arial" w:cs="Arial"/>
-                <w:b/>
-                <w:bCs/>
-              </w:rPr>
-            </w:pPr>
-            <w:r>
-              <w:rPr>
-                <w:rFonts w:ascii="Arial" w:hAnsi="Arial" w:cs="Arial"/>
-                <w:b/>
-                <w:bCs/>
-              </w:rPr>
-              <w:t>Total Semanal</w:t>
-            </w:r>
-          </w:p>
-        </w:tc>
-        <w:tc>
-          <w:tcPr>
-            <w:tcW w:w="2058" w:type="pct"/>
-            <w:shd w:val="clear" w:color="auto" w:fill="CAEDFB" w:themeFill="accent4" w:themeFillTint="33"/>
-          </w:tcPr>
-          <w:p>
-            <w:pPr>
-              <w:spacing w:after="160" w:line="278" w:lineRule="auto"/>
-              <w:rPr>
-                <w:rFonts w:ascii="Arial" w:hAnsi="Arial" w:cs="Arial"/>
-              </w:rPr>
-            </w:pPr>
-          </w:p>
-        </w:tc>
-        <w:tc>
-          <w:tcPr>
-            <w:tcW w:w="794" w:type="pct"/>
-            <w:shd w:val="clear" w:color="auto" w:fill="CAEDFB" w:themeFill="accent4" w:themeFillTint="33"/>
-          </w:tcPr>
-          <w:p>
-            <w:pPr>
-              <w:spacing w:after="160" w:line="278" w:lineRule="auto"/>
-              <w:rPr>
-                <w:rFonts w:ascii="Arial" w:hAnsi="Arial" w:cs="Arial"/>
-              </w:rPr>
-            </w:pPr>
-            <w:r>
-              <w:rPr>
-                <w:rFonts w:ascii="Arial" w:hAnsi="Arial" w:cs="Arial"/>
-                <w:b/>
-                <w:bCs/>
-              </w:rPr>
-              <w:t>6 hrs 45 min</w:t>
-            </w:r>
-          </w:p>
-        </w:tc>
-        <w:tc>
-          <w:tcPr>
-            <w:tcW w:w="794" w:type="pct"/>
-            <w:shd w:val="clear" w:color="auto" w:fill="CAEDFB" w:themeFill="accent4" w:themeFillTint="33"/>
-          </w:tcPr>
-          <w:p>
-            <w:pPr>
-              <w:spacing w:after="160" w:line="278" w:lineRule="auto"/>
-              <w:rPr>
-                <w:rFonts w:ascii="Arial" w:hAnsi="Arial" w:cs="Arial"/>
-              </w:rPr>
-            </w:pPr>
-            <w:r>
-              <w:rPr>
-                <w:rFonts w:ascii="Arial" w:hAnsi="Arial" w:cs="Arial"/>
-                <w:b/>
-                <w:bCs/>
-              </w:rPr>
-              <w:t>8 hrs 50 min</w:t>
+              <w:t>8.83</w:t>
             </w:r>
           </w:p>
         </w:tc>
@@ -1856,6 +1804,20 @@
           <w:rFonts w:ascii="Arial" w:hAnsi="Arial" w:cs="Arial"/>
         </w:rPr>
       </w:pPr>
+    </w:p>
+    <w:p>
+      <w:pPr>
+        <w:rPr>
+          <w:rFonts w:ascii="Arial" w:hAnsi="Arial" w:cs="Arial"/>
+        </w:rPr>
+      </w:pPr>
+    </w:p>
+    <w:p>
+      <w:pPr>
+        <w:rPr>
+          <w:rFonts w:ascii="Arial" w:hAnsi="Arial" w:cs="Arial"/>
+        </w:rPr>
+      </w:pPr>
       <w:r>
         <w:rPr>
           <w:rFonts w:ascii="Arial" w:hAnsi="Arial" w:cs="Arial"/>
@@ -1875,6 +1837,7 @@
           <w:b/>
           <w:bCs/>
         </w:rPr>
+        <w:lastRenderedPageBreak/>
         <w:t>MDN Web Docs. (2023, 22 de diciembre).</w:t>
       </w:r>
       <w:r>
@@ -1905,43 +1868,29 @@
         </w:rPr>
         <w:t xml:space="preserve">Recuperado de: </w:t>
       </w:r>
-      <w:r>
-        <w:fldChar w:fldCharType="begin"/>
-      </w:r>
-      <w:r>
-        <w:instrText xml:space="preserve"> HYPERLINK "https://developer.mozilla.org/en-US/docs/Learn/JavaScript/Objects/JSON" \t "_blank" </w:instrText>
-      </w:r>
-      <w:r>
-        <w:fldChar w:fldCharType="separate"/>
-      </w:r>
-      <w:r>
-        <w:rPr>
-          <w:rStyle w:val="13"/>
-          <w:rFonts w:ascii="Arial" w:hAnsi="Arial" w:cs="Arial"/>
-        </w:rPr>
-        <w:t>https://developer.mozilla.org/en-US/docs/Learn/JavaScript/Objects/JSON</w:t>
-      </w:r>
-      <w:r>
-        <w:rPr>
-          <w:rStyle w:val="13"/>
-          <w:rFonts w:ascii="Arial" w:hAnsi="Arial" w:cs="Arial"/>
-        </w:rPr>
-        <w:fldChar w:fldCharType="end"/>
-      </w:r>
+      <w:hyperlink r:id="rId13" w:tgtFrame="_blank" w:history="1">
+        <w:r>
+          <w:rPr>
+            <w:rStyle w:val="Hipervnculo"/>
+            <w:rFonts w:ascii="Arial" w:hAnsi="Arial" w:cs="Arial"/>
+          </w:rPr>
+          <w:t>https://developer.mozilla.org/en-US/docs/Learn/JavaScript/Objects/JSON</w:t>
+        </w:r>
+      </w:hyperlink>
     </w:p>
     <w:sectPr>
       <w:pgSz w:w="12240" w:h="15840"/>
       <w:pgMar w:top="1417" w:right="1701" w:bottom="1417" w:left="1701" w:header="708" w:footer="708" w:gutter="0"/>
-      <w:cols w:space="708" w:num="1"/>
-      <w:docGrid w:linePitch="360" w:charSpace="0"/>
+      <w:cols w:space="708"/>
+      <w:docGrid w:linePitch="360"/>
     </w:sectPr>
   </w:body>
 </w:document>
 </file>
 
 <file path=word/endnotes.xml><?xml version="1.0" encoding="utf-8"?>
-<w:endnotes xmlns:wpc="http://schemas.microsoft.com/office/word/2010/wordprocessingCanvas" xmlns:mc="http://schemas.openxmlformats.org/markup-compatibility/2006" xmlns:o="urn:schemas-microsoft-com:office:office" xmlns:r="http://schemas.openxmlformats.org/officeDocument/2006/relationships" xmlns:m="http://schemas.openxmlformats.org/officeDocument/2006/math" xmlns:v="urn:schemas-microsoft-com:vml" xmlns:wp14="http://schemas.microsoft.com/office/word/2010/wordprocessingDrawing" xmlns:wp="http://schemas.openxmlformats.org/drawingml/2006/wordprocessingDrawing" xmlns:w="http://schemas.openxmlformats.org/wordprocessingml/2006/main" xmlns:w14="http://schemas.microsoft.com/office/word/2010/wordml" xmlns:w15="http://schemas.microsoft.com/office/word/2012/wordml" xmlns:w10="urn:schemas-microsoft-com:office:word" xmlns:wpg="http://schemas.microsoft.com/office/word/2010/wordprocessingGroup" xmlns:wpi="http://schemas.microsoft.com/office/word/2010/wordprocessingInk" xmlns:wne="http://schemas.microsoft.com/office/word/2006/wordml" xmlns:wps="http://schemas.microsoft.com/office/word/2010/wordprocessingShape" xmlns:wpsCustomData="http://www.wps.cn/officeDocument/2013/wpsCustomData" mc:Ignorable="w14 w15 wp14">
-  <w:endnote w:type="separator" w:id="0">
+<w:endnotes xmlns:wpc="http://schemas.microsoft.com/office/word/2010/wordprocessingCanvas" xmlns:cx="http://schemas.microsoft.com/office/drawing/2014/chartex" xmlns:cx1="http://schemas.microsoft.com/office/drawing/2015/9/8/chartex" xmlns:cx2="http://schemas.microsoft.com/office/drawing/2015/10/21/chartex" xmlns:cx3="http://schemas.microsoft.com/office/drawing/2016/5/9/chartex" xmlns:cx4="http://schemas.microsoft.com/office/drawing/2016/5/10/chartex" xmlns:cx5="http://schemas.microsoft.com/office/drawing/2016/5/11/chartex" xmlns:cx6="http://schemas.microsoft.com/office/drawing/2016/5/12/chartex" xmlns:cx7="http://schemas.microsoft.com/office/drawing/2016/5/13/chartex" xmlns:cx8="http://schemas.microsoft.com/office/drawing/2016/5/14/chartex" xmlns:mc="http://schemas.openxmlformats.org/markup-compatibility/2006" xmlns:aink="http://schemas.microsoft.com/office/drawing/2016/ink" xmlns:am3d="http://schemas.microsoft.com/office/drawing/2017/model3d" xmlns:o="urn:schemas-microsoft-com:office:office" xmlns:oel="http://schemas.microsoft.com/office/2019/extlst" xmlns:r="http://schemas.openxmlformats.org/officeDocument/2006/relationships" xmlns:m="http://schemas.openxmlformats.org/officeDocument/2006/math" xmlns:v="urn:schemas-microsoft-com:vml" xmlns:wp14="http://schemas.microsoft.com/office/word/2010/wordprocessingDrawing" xmlns:wp="http://schemas.openxmlformats.org/drawingml/2006/wordprocessingDrawing" xmlns:w10="urn:schemas-microsoft-com:office:word" xmlns:w="http://schemas.openxmlformats.org/wordprocessingml/2006/main" xmlns:w14="http://schemas.microsoft.com/office/word/2010/wordml" xmlns:w15="http://schemas.microsoft.com/office/word/2012/wordml" xmlns:w16cex="http://schemas.microsoft.com/office/word/2018/wordml/cex" xmlns:w16cid="http://schemas.microsoft.com/office/word/2016/wordml/cid" xmlns:w16="http://schemas.microsoft.com/office/word/2018/wordml" xmlns:w16sdtdh="http://schemas.microsoft.com/office/word/2020/wordml/sdtdatahash" xmlns:w16se="http://schemas.microsoft.com/office/word/2015/wordml/symex" xmlns:wpg="http://schemas.microsoft.com/office/word/2010/wordprocessingGroup" xmlns:wpi="http://schemas.microsoft.com/office/word/2010/wordprocessingInk" xmlns:wne="http://schemas.microsoft.com/office/word/2006/wordml" xmlns:wps="http://schemas.microsoft.com/office/word/2010/wordprocessingShape" mc:Ignorable="w14 w15 w16se w16cid w16 w16cex w16sdtdh wp14">
+  <w:endnote w:type="separator" w:id="-1">
     <w:p>
       <w:pPr>
         <w:spacing w:line="240" w:lineRule="auto"/>
@@ -1951,7 +1900,7 @@
       </w:r>
     </w:p>
   </w:endnote>
-  <w:endnote w:type="continuationSeparator" w:id="1">
+  <w:endnote w:type="continuationSeparator" w:id="0">
     <w:p>
       <w:pPr>
         <w:spacing w:line="240" w:lineRule="auto"/>
@@ -1965,21 +1914,21 @@
 </file>
 
 <file path=word/footnotes.xml><?xml version="1.0" encoding="utf-8"?>
-<w:footnotes xmlns:wpc="http://schemas.microsoft.com/office/word/2010/wordprocessingCanvas" xmlns:mc="http://schemas.openxmlformats.org/markup-compatibility/2006" xmlns:o="urn:schemas-microsoft-com:office:office" xmlns:r="http://schemas.openxmlformats.org/officeDocument/2006/relationships" xmlns:m="http://schemas.openxmlformats.org/officeDocument/2006/math" xmlns:v="urn:schemas-microsoft-com:vml" xmlns:wp14="http://schemas.microsoft.com/office/word/2010/wordprocessingDrawing" xmlns:wp="http://schemas.openxmlformats.org/drawingml/2006/wordprocessingDrawing" xmlns:w="http://schemas.openxmlformats.org/wordprocessingml/2006/main" xmlns:w14="http://schemas.microsoft.com/office/word/2010/wordml" xmlns:w15="http://schemas.microsoft.com/office/word/2012/wordml" xmlns:w10="urn:schemas-microsoft-com:office:word" xmlns:wpg="http://schemas.microsoft.com/office/word/2010/wordprocessingGroup" xmlns:wpi="http://schemas.microsoft.com/office/word/2010/wordprocessingInk" xmlns:wne="http://schemas.microsoft.com/office/word/2006/wordml" xmlns:wps="http://schemas.microsoft.com/office/word/2010/wordprocessingShape" xmlns:wpsCustomData="http://www.wps.cn/officeDocument/2013/wpsCustomData" mc:Ignorable="w14 w15 wp14">
-  <w:footnote w:type="separator" w:id="0">
-    <w:p>
-      <w:pPr>
-        <w:spacing w:before="0" w:after="0" w:line="278" w:lineRule="auto"/>
+<w:footnotes xmlns:wpc="http://schemas.microsoft.com/office/word/2010/wordprocessingCanvas" xmlns:cx="http://schemas.microsoft.com/office/drawing/2014/chartex" xmlns:cx1="http://schemas.microsoft.com/office/drawing/2015/9/8/chartex" xmlns:cx2="http://schemas.microsoft.com/office/drawing/2015/10/21/chartex" xmlns:cx3="http://schemas.microsoft.com/office/drawing/2016/5/9/chartex" xmlns:cx4="http://schemas.microsoft.com/office/drawing/2016/5/10/chartex" xmlns:cx5="http://schemas.microsoft.com/office/drawing/2016/5/11/chartex" xmlns:cx6="http://schemas.microsoft.com/office/drawing/2016/5/12/chartex" xmlns:cx7="http://schemas.microsoft.com/office/drawing/2016/5/13/chartex" xmlns:cx8="http://schemas.microsoft.com/office/drawing/2016/5/14/chartex" xmlns:mc="http://schemas.openxmlformats.org/markup-compatibility/2006" xmlns:aink="http://schemas.microsoft.com/office/drawing/2016/ink" xmlns:am3d="http://schemas.microsoft.com/office/drawing/2017/model3d" xmlns:o="urn:schemas-microsoft-com:office:office" xmlns:oel="http://schemas.microsoft.com/office/2019/extlst" xmlns:r="http://schemas.openxmlformats.org/officeDocument/2006/relationships" xmlns:m="http://schemas.openxmlformats.org/officeDocument/2006/math" xmlns:v="urn:schemas-microsoft-com:vml" xmlns:wp14="http://schemas.microsoft.com/office/word/2010/wordprocessingDrawing" xmlns:wp="http://schemas.openxmlformats.org/drawingml/2006/wordprocessingDrawing" xmlns:w10="urn:schemas-microsoft-com:office:word" xmlns:w="http://schemas.openxmlformats.org/wordprocessingml/2006/main" xmlns:w14="http://schemas.microsoft.com/office/word/2010/wordml" xmlns:w15="http://schemas.microsoft.com/office/word/2012/wordml" xmlns:w16cex="http://schemas.microsoft.com/office/word/2018/wordml/cex" xmlns:w16cid="http://schemas.microsoft.com/office/word/2016/wordml/cid" xmlns:w16="http://schemas.microsoft.com/office/word/2018/wordml" xmlns:w16sdtdh="http://schemas.microsoft.com/office/word/2020/wordml/sdtdatahash" xmlns:w16se="http://schemas.microsoft.com/office/word/2015/wordml/symex" xmlns:wpg="http://schemas.microsoft.com/office/word/2010/wordprocessingGroup" xmlns:wpi="http://schemas.microsoft.com/office/word/2010/wordprocessingInk" xmlns:wne="http://schemas.microsoft.com/office/word/2006/wordml" xmlns:wps="http://schemas.microsoft.com/office/word/2010/wordprocessingShape" mc:Ignorable="w14 w15 w16se w16cid w16 w16cex w16sdtdh wp14">
+  <w:footnote w:type="separator" w:id="-1">
+    <w:p>
+      <w:pPr>
+        <w:spacing w:after="0"/>
       </w:pPr>
       <w:r>
         <w:separator/>
       </w:r>
     </w:p>
   </w:footnote>
-  <w:footnote w:type="continuationSeparator" w:id="1">
-    <w:p>
-      <w:pPr>
-        <w:spacing w:before="0" w:after="0" w:line="278" w:lineRule="auto"/>
+  <w:footnote w:type="continuationSeparator" w:id="0">
+    <w:p>
+      <w:pPr>
+        <w:spacing w:after="0"/>
       </w:pPr>
       <w:r>
         <w:continuationSeparator/>
@@ -1990,12 +1939,12 @@
 </file>
 
 <file path=word/numbering.xml><?xml version="1.0" encoding="utf-8"?>
-<w:numbering xmlns:wpc="http://schemas.microsoft.com/office/word/2010/wordprocessingCanvas" xmlns:mc="http://schemas.openxmlformats.org/markup-compatibility/2006" xmlns:o="urn:schemas-microsoft-com:office:office" xmlns:r="http://schemas.openxmlformats.org/officeDocument/2006/relationships" xmlns:m="http://schemas.openxmlformats.org/officeDocument/2006/math" xmlns:v="urn:schemas-microsoft-com:vml" xmlns:wp14="http://schemas.microsoft.com/office/word/2010/wordprocessingDrawing" xmlns:wp="http://schemas.openxmlformats.org/drawingml/2006/wordprocessingDrawing" xmlns:w10="urn:schemas-microsoft-com:office:word" xmlns:w="http://schemas.openxmlformats.org/wordprocessingml/2006/main" xmlns:w14="http://schemas.microsoft.com/office/word/2010/wordml" xmlns:wpg="http://schemas.microsoft.com/office/word/2010/wordprocessingGroup" xmlns:wpi="http://schemas.microsoft.com/office/word/2010/wordprocessingInk" xmlns:wne="http://schemas.microsoft.com/office/word/2006/wordml" xmlns:wps="http://schemas.microsoft.com/office/word/2010/wordprocessingShape" xmlns:wpsCustomData="http://www.wps.cn/officeDocument/2013/wpsCustomData" mc:Ignorable="w14 wp14">
-  <w:abstractNum w:abstractNumId="0">
+<w:numbering xmlns:wpc="http://schemas.microsoft.com/office/word/2010/wordprocessingCanvas" xmlns:cx="http://schemas.microsoft.com/office/drawing/2014/chartex" xmlns:cx1="http://schemas.microsoft.com/office/drawing/2015/9/8/chartex" xmlns:cx2="http://schemas.microsoft.com/office/drawing/2015/10/21/chartex" xmlns:cx3="http://schemas.microsoft.com/office/drawing/2016/5/9/chartex" xmlns:cx4="http://schemas.microsoft.com/office/drawing/2016/5/10/chartex" xmlns:cx5="http://schemas.microsoft.com/office/drawing/2016/5/11/chartex" xmlns:cx6="http://schemas.microsoft.com/office/drawing/2016/5/12/chartex" xmlns:cx7="http://schemas.microsoft.com/office/drawing/2016/5/13/chartex" xmlns:cx8="http://schemas.microsoft.com/office/drawing/2016/5/14/chartex" xmlns:mc="http://schemas.openxmlformats.org/markup-compatibility/2006" xmlns:aink="http://schemas.microsoft.com/office/drawing/2016/ink" xmlns:am3d="http://schemas.microsoft.com/office/drawing/2017/model3d" xmlns:o="urn:schemas-microsoft-com:office:office" xmlns:oel="http://schemas.microsoft.com/office/2019/extlst" xmlns:r="http://schemas.openxmlformats.org/officeDocument/2006/relationships" xmlns:m="http://schemas.openxmlformats.org/officeDocument/2006/math" xmlns:v="urn:schemas-microsoft-com:vml" xmlns:wp14="http://schemas.microsoft.com/office/word/2010/wordprocessingDrawing" xmlns:wp="http://schemas.openxmlformats.org/drawingml/2006/wordprocessingDrawing" xmlns:w10="urn:schemas-microsoft-com:office:word" xmlns:w="http://schemas.openxmlformats.org/wordprocessingml/2006/main" xmlns:w14="http://schemas.microsoft.com/office/word/2010/wordml" xmlns:w15="http://schemas.microsoft.com/office/word/2012/wordml" xmlns:w16cex="http://schemas.microsoft.com/office/word/2018/wordml/cex" xmlns:w16cid="http://schemas.microsoft.com/office/word/2016/wordml/cid" xmlns:w16="http://schemas.microsoft.com/office/word/2018/wordml" xmlns:w16sdtdh="http://schemas.microsoft.com/office/word/2020/wordml/sdtdatahash" xmlns:w16se="http://schemas.microsoft.com/office/word/2015/wordml/symex" xmlns:wpg="http://schemas.microsoft.com/office/word/2010/wordprocessingGroup" xmlns:wpi="http://schemas.microsoft.com/office/word/2010/wordprocessingInk" xmlns:wne="http://schemas.microsoft.com/office/word/2006/wordml" xmlns:wps="http://schemas.microsoft.com/office/word/2010/wordprocessingShape" mc:Ignorable="w14 w15 w16se w16cid w16 w16cex w16sdtdh wp14">
+  <w:abstractNum w:abstractNumId="0" w15:restartNumberingAfterBreak="0">
     <w:nsid w:val="142863B7"/>
     <w:multiLevelType w:val="multilevel"/>
     <w:tmpl w:val="142863B7"/>
-    <w:lvl w:ilvl="0" w:tentative="0">
+    <w:lvl w:ilvl="0">
       <w:start w:val="1"/>
       <w:numFmt w:val="bullet"/>
       <w:lvlText w:val=""/>
@@ -2007,11 +1956,11 @@
         <w:ind w:left="720" w:hanging="360"/>
       </w:pPr>
       <w:rPr>
-        <w:rFonts w:hint="default" w:ascii="Symbol" w:hAnsi="Symbol"/>
+        <w:rFonts w:ascii="Symbol" w:hAnsi="Symbol" w:hint="default"/>
         <w:sz w:val="20"/>
       </w:rPr>
     </w:lvl>
-    <w:lvl w:ilvl="1" w:tentative="0">
+    <w:lvl w:ilvl="1">
       <w:start w:val="1"/>
       <w:numFmt w:val="bullet"/>
       <w:lvlText w:val="o"/>
@@ -2023,11 +1972,11 @@
         <w:ind w:left="1440" w:hanging="360"/>
       </w:pPr>
       <w:rPr>
-        <w:rFonts w:hint="default" w:ascii="Courier New" w:hAnsi="Courier New"/>
+        <w:rFonts w:ascii="Courier New" w:hAnsi="Courier New" w:hint="default"/>
         <w:sz w:val="20"/>
       </w:rPr>
     </w:lvl>
-    <w:lvl w:ilvl="2" w:tentative="0">
+    <w:lvl w:ilvl="2">
       <w:start w:val="1"/>
       <w:numFmt w:val="bullet"/>
       <w:lvlText w:val=""/>
@@ -2039,11 +1988,11 @@
         <w:ind w:left="2160" w:hanging="360"/>
       </w:pPr>
       <w:rPr>
-        <w:rFonts w:hint="default" w:ascii="Wingdings" w:hAnsi="Wingdings"/>
+        <w:rFonts w:ascii="Wingdings" w:hAnsi="Wingdings" w:hint="default"/>
         <w:sz w:val="20"/>
       </w:rPr>
     </w:lvl>
-    <w:lvl w:ilvl="3" w:tentative="0">
+    <w:lvl w:ilvl="3">
       <w:start w:val="1"/>
       <w:numFmt w:val="bullet"/>
       <w:lvlText w:val=""/>
@@ -2055,11 +2004,11 @@
         <w:ind w:left="2880" w:hanging="360"/>
       </w:pPr>
       <w:rPr>
-        <w:rFonts w:hint="default" w:ascii="Wingdings" w:hAnsi="Wingdings"/>
+        <w:rFonts w:ascii="Wingdings" w:hAnsi="Wingdings" w:hint="default"/>
         <w:sz w:val="20"/>
       </w:rPr>
     </w:lvl>
-    <w:lvl w:ilvl="4" w:tentative="0">
+    <w:lvl w:ilvl="4">
       <w:start w:val="1"/>
       <w:numFmt w:val="bullet"/>
       <w:lvlText w:val=""/>
@@ -2071,11 +2020,11 @@
         <w:ind w:left="3600" w:hanging="360"/>
       </w:pPr>
       <w:rPr>
-        <w:rFonts w:hint="default" w:ascii="Wingdings" w:hAnsi="Wingdings"/>
+        <w:rFonts w:ascii="Wingdings" w:hAnsi="Wingdings" w:hint="default"/>
         <w:sz w:val="20"/>
       </w:rPr>
     </w:lvl>
-    <w:lvl w:ilvl="5" w:tentative="0">
+    <w:lvl w:ilvl="5">
       <w:start w:val="1"/>
       <w:numFmt w:val="bullet"/>
       <w:lvlText w:val=""/>
@@ -2087,11 +2036,11 @@
         <w:ind w:left="4320" w:hanging="360"/>
       </w:pPr>
       <w:rPr>
-        <w:rFonts w:hint="default" w:ascii="Wingdings" w:hAnsi="Wingdings"/>
+        <w:rFonts w:ascii="Wingdings" w:hAnsi="Wingdings" w:hint="default"/>
         <w:sz w:val="20"/>
       </w:rPr>
     </w:lvl>
-    <w:lvl w:ilvl="6" w:tentative="0">
+    <w:lvl w:ilvl="6">
       <w:start w:val="1"/>
       <w:numFmt w:val="bullet"/>
       <w:lvlText w:val=""/>
@@ -2103,11 +2052,11 @@
         <w:ind w:left="5040" w:hanging="360"/>
       </w:pPr>
       <w:rPr>
-        <w:rFonts w:hint="default" w:ascii="Wingdings" w:hAnsi="Wingdings"/>
+        <w:rFonts w:ascii="Wingdings" w:hAnsi="Wingdings" w:hint="default"/>
         <w:sz w:val="20"/>
       </w:rPr>
     </w:lvl>
-    <w:lvl w:ilvl="7" w:tentative="0">
+    <w:lvl w:ilvl="7">
       <w:start w:val="1"/>
       <w:numFmt w:val="bullet"/>
       <w:lvlText w:val=""/>
@@ -2119,11 +2068,11 @@
         <w:ind w:left="5760" w:hanging="360"/>
       </w:pPr>
       <w:rPr>
-        <w:rFonts w:hint="default" w:ascii="Wingdings" w:hAnsi="Wingdings"/>
+        <w:rFonts w:ascii="Wingdings" w:hAnsi="Wingdings" w:hint="default"/>
         <w:sz w:val="20"/>
       </w:rPr>
     </w:lvl>
-    <w:lvl w:ilvl="8" w:tentative="0">
+    <w:lvl w:ilvl="8">
       <w:start w:val="1"/>
       <w:numFmt w:val="bullet"/>
       <w:lvlText w:val=""/>
@@ -2135,205 +2084,580 @@
         <w:ind w:left="6480" w:hanging="360"/>
       </w:pPr>
       <w:rPr>
-        <w:rFonts w:hint="default" w:ascii="Wingdings" w:hAnsi="Wingdings"/>
+        <w:rFonts w:ascii="Wingdings" w:hAnsi="Wingdings" w:hint="default"/>
         <w:sz w:val="20"/>
       </w:rPr>
     </w:lvl>
   </w:abstractNum>
-  <w:num w:numId="1">
+  <w:abstractNum w:abstractNumId="1" w15:restartNumberingAfterBreak="0">
+    <w:nsid w:val="31CB70D5"/>
+    <w:multiLevelType w:val="multilevel"/>
+    <w:tmpl w:val="C5A61DB8"/>
+    <w:lvl w:ilvl="0">
+      <w:start w:val="1"/>
+      <w:numFmt w:val="bullet"/>
+      <w:lvlText w:val=""/>
+      <w:lvlJc w:val="left"/>
+      <w:pPr>
+        <w:tabs>
+          <w:tab w:val="num" w:pos="720"/>
+        </w:tabs>
+        <w:ind w:left="720" w:hanging="360"/>
+      </w:pPr>
+      <w:rPr>
+        <w:rFonts w:ascii="Symbol" w:hAnsi="Symbol" w:hint="default"/>
+        <w:sz w:val="20"/>
+      </w:rPr>
+    </w:lvl>
+    <w:lvl w:ilvl="1" w:tentative="1">
+      <w:start w:val="1"/>
+      <w:numFmt w:val="bullet"/>
+      <w:lvlText w:val="o"/>
+      <w:lvlJc w:val="left"/>
+      <w:pPr>
+        <w:tabs>
+          <w:tab w:val="num" w:pos="1440"/>
+        </w:tabs>
+        <w:ind w:left="1440" w:hanging="360"/>
+      </w:pPr>
+      <w:rPr>
+        <w:rFonts w:ascii="Courier New" w:hAnsi="Courier New" w:hint="default"/>
+        <w:sz w:val="20"/>
+      </w:rPr>
+    </w:lvl>
+    <w:lvl w:ilvl="2" w:tentative="1">
+      <w:start w:val="1"/>
+      <w:numFmt w:val="bullet"/>
+      <w:lvlText w:val=""/>
+      <w:lvlJc w:val="left"/>
+      <w:pPr>
+        <w:tabs>
+          <w:tab w:val="num" w:pos="2160"/>
+        </w:tabs>
+        <w:ind w:left="2160" w:hanging="360"/>
+      </w:pPr>
+      <w:rPr>
+        <w:rFonts w:ascii="Wingdings" w:hAnsi="Wingdings" w:hint="default"/>
+        <w:sz w:val="20"/>
+      </w:rPr>
+    </w:lvl>
+    <w:lvl w:ilvl="3" w:tentative="1">
+      <w:start w:val="1"/>
+      <w:numFmt w:val="bullet"/>
+      <w:lvlText w:val=""/>
+      <w:lvlJc w:val="left"/>
+      <w:pPr>
+        <w:tabs>
+          <w:tab w:val="num" w:pos="2880"/>
+        </w:tabs>
+        <w:ind w:left="2880" w:hanging="360"/>
+      </w:pPr>
+      <w:rPr>
+        <w:rFonts w:ascii="Wingdings" w:hAnsi="Wingdings" w:hint="default"/>
+        <w:sz w:val="20"/>
+      </w:rPr>
+    </w:lvl>
+    <w:lvl w:ilvl="4" w:tentative="1">
+      <w:start w:val="1"/>
+      <w:numFmt w:val="bullet"/>
+      <w:lvlText w:val=""/>
+      <w:lvlJc w:val="left"/>
+      <w:pPr>
+        <w:tabs>
+          <w:tab w:val="num" w:pos="3600"/>
+        </w:tabs>
+        <w:ind w:left="3600" w:hanging="360"/>
+      </w:pPr>
+      <w:rPr>
+        <w:rFonts w:ascii="Wingdings" w:hAnsi="Wingdings" w:hint="default"/>
+        <w:sz w:val="20"/>
+      </w:rPr>
+    </w:lvl>
+    <w:lvl w:ilvl="5" w:tentative="1">
+      <w:start w:val="1"/>
+      <w:numFmt w:val="bullet"/>
+      <w:lvlText w:val=""/>
+      <w:lvlJc w:val="left"/>
+      <w:pPr>
+        <w:tabs>
+          <w:tab w:val="num" w:pos="4320"/>
+        </w:tabs>
+        <w:ind w:left="4320" w:hanging="360"/>
+      </w:pPr>
+      <w:rPr>
+        <w:rFonts w:ascii="Wingdings" w:hAnsi="Wingdings" w:hint="default"/>
+        <w:sz w:val="20"/>
+      </w:rPr>
+    </w:lvl>
+    <w:lvl w:ilvl="6" w:tentative="1">
+      <w:start w:val="1"/>
+      <w:numFmt w:val="bullet"/>
+      <w:lvlText w:val=""/>
+      <w:lvlJc w:val="left"/>
+      <w:pPr>
+        <w:tabs>
+          <w:tab w:val="num" w:pos="5040"/>
+        </w:tabs>
+        <w:ind w:left="5040" w:hanging="360"/>
+      </w:pPr>
+      <w:rPr>
+        <w:rFonts w:ascii="Wingdings" w:hAnsi="Wingdings" w:hint="default"/>
+        <w:sz w:val="20"/>
+      </w:rPr>
+    </w:lvl>
+    <w:lvl w:ilvl="7" w:tentative="1">
+      <w:start w:val="1"/>
+      <w:numFmt w:val="bullet"/>
+      <w:lvlText w:val=""/>
+      <w:lvlJc w:val="left"/>
+      <w:pPr>
+        <w:tabs>
+          <w:tab w:val="num" w:pos="5760"/>
+        </w:tabs>
+        <w:ind w:left="5760" w:hanging="360"/>
+      </w:pPr>
+      <w:rPr>
+        <w:rFonts w:ascii="Wingdings" w:hAnsi="Wingdings" w:hint="default"/>
+        <w:sz w:val="20"/>
+      </w:rPr>
+    </w:lvl>
+    <w:lvl w:ilvl="8" w:tentative="1">
+      <w:start w:val="1"/>
+      <w:numFmt w:val="bullet"/>
+      <w:lvlText w:val=""/>
+      <w:lvlJc w:val="left"/>
+      <w:pPr>
+        <w:tabs>
+          <w:tab w:val="num" w:pos="6480"/>
+        </w:tabs>
+        <w:ind w:left="6480" w:hanging="360"/>
+      </w:pPr>
+      <w:rPr>
+        <w:rFonts w:ascii="Wingdings" w:hAnsi="Wingdings" w:hint="default"/>
+        <w:sz w:val="20"/>
+      </w:rPr>
+    </w:lvl>
+  </w:abstractNum>
+  <w:num w:numId="1" w16cid:durableId="227032317">
     <w:abstractNumId w:val="0"/>
+  </w:num>
+  <w:num w:numId="2" w16cid:durableId="1259866614">
+    <w:abstractNumId w:val="1"/>
   </w:num>
 </w:numbering>
 </file>
 
 <file path=word/styles.xml><?xml version="1.0" encoding="utf-8"?>
-<w:styles xmlns:mc="http://schemas.openxmlformats.org/markup-compatibility/2006" xmlns:o="urn:schemas-microsoft-com:office:office" xmlns:r="http://schemas.openxmlformats.org/officeDocument/2006/relationships" xmlns:m="http://schemas.openxmlformats.org/officeDocument/2006/math" xmlns:v="urn:schemas-microsoft-com:vml" xmlns:w="http://schemas.openxmlformats.org/wordprocessingml/2006/main" xmlns:w14="http://schemas.microsoft.com/office/word/2010/wordml" xmlns:w10="urn:schemas-microsoft-com:office:word" xmlns:sl="http://schemas.openxmlformats.org/schemaLibrary/2006/main" xmlns:wpsCustomData="http://www.wps.cn/officeDocument/2013/wpsCustomData" mc:Ignorable="w14">
+<w:styles xmlns:mc="http://schemas.openxmlformats.org/markup-compatibility/2006" xmlns:r="http://schemas.openxmlformats.org/officeDocument/2006/relationships" xmlns:w="http://schemas.openxmlformats.org/wordprocessingml/2006/main" xmlns:w14="http://schemas.microsoft.com/office/word/2010/wordml" xmlns:w15="http://schemas.microsoft.com/office/word/2012/wordml" xmlns:w16cex="http://schemas.microsoft.com/office/word/2018/wordml/cex" xmlns:w16cid="http://schemas.microsoft.com/office/word/2016/wordml/cid" xmlns:w16="http://schemas.microsoft.com/office/word/2018/wordml" xmlns:w16sdtdh="http://schemas.microsoft.com/office/word/2020/wordml/sdtdatahash" xmlns:w16se="http://schemas.microsoft.com/office/word/2015/wordml/symex" mc:Ignorable="w14 w15 w16se w16cid w16 w16cex w16sdtdh">
   <w:docDefaults>
     <w:rPrDefault>
       <w:rPr>
-        <w:rFonts w:ascii="Times New Roman" w:hAnsi="Times New Roman" w:eastAsia="SimSun" w:cs="Times New Roman"/>
+        <w:rFonts w:ascii="Times New Roman" w:eastAsia="SimSun" w:hAnsi="Times New Roman" w:cs="Times New Roman"/>
+        <w:lang w:val="es-MX" w:eastAsia="es-MX" w:bidi="ar-SA"/>
       </w:rPr>
     </w:rPrDefault>
     <w:pPrDefault/>
   </w:docDefaults>
-  <w:latentStyles w:count="260" w:defQFormat="0" w:defUnhideWhenUsed="1" w:defSemiHidden="1" w:defUIPriority="99" w:defLockedState="0">
-    <w:lsdException w:qFormat="1" w:unhideWhenUsed="0" w:uiPriority="0" w:semiHidden="0" w:name="Normal"/>
-    <w:lsdException w:qFormat="1" w:unhideWhenUsed="0" w:uiPriority="9" w:semiHidden="0" w:name="heading 1"/>
-    <w:lsdException w:qFormat="1" w:uiPriority="9" w:name="heading 2"/>
-    <w:lsdException w:qFormat="1" w:uiPriority="9" w:name="heading 3"/>
-    <w:lsdException w:qFormat="1" w:uiPriority="9" w:name="heading 4"/>
-    <w:lsdException w:qFormat="1" w:uiPriority="9" w:name="heading 5"/>
-    <w:lsdException w:qFormat="1" w:uiPriority="9" w:name="heading 6"/>
-    <w:lsdException w:qFormat="1" w:uiPriority="9" w:name="heading 7"/>
-    <w:lsdException w:qFormat="1" w:uiPriority="9" w:name="heading 8"/>
-    <w:lsdException w:qFormat="1" w:uiPriority="9" w:name="heading 9"/>
-    <w:lsdException w:uiPriority="99" w:name="index 1"/>
-    <w:lsdException w:uiPriority="99" w:name="index 2"/>
-    <w:lsdException w:uiPriority="99" w:name="index 3"/>
-    <w:lsdException w:uiPriority="99" w:name="index 4"/>
-    <w:lsdException w:uiPriority="99" w:name="index 5"/>
-    <w:lsdException w:uiPriority="99" w:name="index 6"/>
-    <w:lsdException w:uiPriority="99" w:name="index 7"/>
-    <w:lsdException w:uiPriority="99" w:name="index 8"/>
-    <w:lsdException w:uiPriority="99" w:name="index 9"/>
-    <w:lsdException w:uiPriority="39" w:name="toc 1"/>
-    <w:lsdException w:uiPriority="39" w:name="toc 2"/>
-    <w:lsdException w:uiPriority="39" w:name="toc 3"/>
-    <w:lsdException w:uiPriority="39" w:name="toc 4"/>
-    <w:lsdException w:uiPriority="39" w:name="toc 5"/>
-    <w:lsdException w:uiPriority="39" w:name="toc 6"/>
-    <w:lsdException w:uiPriority="39" w:name="toc 7"/>
-    <w:lsdException w:uiPriority="39" w:name="toc 8"/>
-    <w:lsdException w:uiPriority="39" w:name="toc 9"/>
-    <w:lsdException w:uiPriority="99" w:name="Normal Indent"/>
-    <w:lsdException w:uiPriority="99" w:name="footnote text"/>
-    <w:lsdException w:uiPriority="99" w:name="annotation text"/>
-    <w:lsdException w:uiPriority="99" w:name="header"/>
-    <w:lsdException w:uiPriority="99" w:name="footer"/>
-    <w:lsdException w:uiPriority="99" w:name="index heading"/>
-    <w:lsdException w:qFormat="1" w:uiPriority="35" w:name="caption"/>
-    <w:lsdException w:uiPriority="99" w:name="table of figures"/>
-    <w:lsdException w:uiPriority="99" w:name="envelope address"/>
-    <w:lsdException w:uiPriority="99" w:name="envelope return"/>
-    <w:lsdException w:uiPriority="99" w:name="footnote reference"/>
-    <w:lsdException w:uiPriority="99" w:name="annotation reference"/>
-    <w:lsdException w:uiPriority="99" w:name="line number"/>
-    <w:lsdException w:uiPriority="99" w:name="page number"/>
-    <w:lsdException w:uiPriority="99" w:name="endnote reference"/>
-    <w:lsdException w:uiPriority="99" w:name="endnote text"/>
-    <w:lsdException w:uiPriority="99" w:name="table of authorities"/>
-    <w:lsdException w:uiPriority="99" w:name="macro"/>
-    <w:lsdException w:uiPriority="99" w:name="toa heading"/>
-    <w:lsdException w:uiPriority="99" w:name="List"/>
-    <w:lsdException w:uiPriority="99" w:name="List Bullet"/>
-    <w:lsdException w:uiPriority="99" w:name="List Number"/>
-    <w:lsdException w:uiPriority="99" w:name="List 2"/>
-    <w:lsdException w:uiPriority="99" w:name="List 3"/>
-    <w:lsdException w:uiPriority="99" w:name="List 4"/>
-    <w:lsdException w:uiPriority="99" w:name="List 5"/>
-    <w:lsdException w:uiPriority="99" w:name="List Bullet 2"/>
-    <w:lsdException w:uiPriority="99" w:name="List Bullet 3"/>
-    <w:lsdException w:uiPriority="99" w:name="List Bullet 4"/>
-    <w:lsdException w:uiPriority="99" w:name="List Bullet 5"/>
-    <w:lsdException w:uiPriority="99" w:name="List Number 2"/>
-    <w:lsdException w:uiPriority="99" w:name="List Number 3"/>
-    <w:lsdException w:uiPriority="99" w:name="List Number 4"/>
-    <w:lsdException w:uiPriority="99" w:name="List Number 5"/>
-    <w:lsdException w:qFormat="1" w:unhideWhenUsed="0" w:uiPriority="10" w:semiHidden="0" w:name="Title"/>
-    <w:lsdException w:uiPriority="99" w:name="Closing"/>
-    <w:lsdException w:uiPriority="99" w:name="Signature"/>
-    <w:lsdException w:qFormat="1" w:uiPriority="1" w:semiHidden="0" w:name="Default Paragraph Font"/>
-    <w:lsdException w:uiPriority="99" w:name="Body Text"/>
-    <w:lsdException w:uiPriority="99" w:name="Body Text Indent"/>
-    <w:lsdException w:uiPriority="99" w:name="List Continue"/>
-    <w:lsdException w:uiPriority="99" w:name="List Continue 2"/>
-    <w:lsdException w:uiPriority="99" w:name="List Continue 3"/>
-    <w:lsdException w:uiPriority="99" w:name="List Continue 4"/>
-    <w:lsdException w:uiPriority="99" w:name="List Continue 5"/>
-    <w:lsdException w:uiPriority="99" w:name="Message Header"/>
-    <w:lsdException w:qFormat="1" w:unhideWhenUsed="0" w:uiPriority="11" w:semiHidden="0" w:name="Subtitle"/>
-    <w:lsdException w:uiPriority="99" w:name="Salutation"/>
-    <w:lsdException w:uiPriority="99" w:name="Date"/>
-    <w:lsdException w:uiPriority="99" w:name="Body Text First Indent"/>
-    <w:lsdException w:uiPriority="99" w:name="Body Text First Indent 2"/>
-    <w:lsdException w:uiPriority="99" w:name="Note Heading"/>
-    <w:lsdException w:uiPriority="99" w:name="Body Text 2"/>
-    <w:lsdException w:uiPriority="99" w:name="Body Text 3"/>
-    <w:lsdException w:uiPriority="99" w:name="Body Text Indent 2"/>
-    <w:lsdException w:uiPriority="99" w:name="Body Text Indent 3"/>
-    <w:lsdException w:uiPriority="99" w:name="Block Text"/>
-    <w:lsdException w:uiPriority="99" w:semiHidden="0" w:name="Hyperlink"/>
-    <w:lsdException w:uiPriority="99" w:name="FollowedHyperlink"/>
-    <w:lsdException w:qFormat="1" w:unhideWhenUsed="0" w:uiPriority="22" w:semiHidden="0" w:name="Strong"/>
-    <w:lsdException w:qFormat="1" w:unhideWhenUsed="0" w:uiPriority="20" w:semiHidden="0" w:name="Emphasis"/>
-    <w:lsdException w:uiPriority="99" w:name="Document Map"/>
-    <w:lsdException w:uiPriority="99" w:name="Plain Text"/>
-    <w:lsdException w:uiPriority="99" w:name="E-mail Signature"/>
-    <w:lsdException w:uiPriority="99" w:name="Normal (Web)"/>
-    <w:lsdException w:uiPriority="99" w:name="HTML Acronym"/>
-    <w:lsdException w:uiPriority="99" w:name="HTML Address"/>
-    <w:lsdException w:uiPriority="99" w:name="HTML Cite"/>
-    <w:lsdException w:uiPriority="99" w:name="HTML Code"/>
-    <w:lsdException w:uiPriority="99" w:name="HTML Definition"/>
-    <w:lsdException w:uiPriority="99" w:name="HTML Keyboard"/>
-    <w:lsdException w:uiPriority="99" w:name="HTML Preformatted"/>
-    <w:lsdException w:uiPriority="99" w:name="HTML Sample"/>
-    <w:lsdException w:uiPriority="99" w:name="HTML Typewriter"/>
-    <w:lsdException w:uiPriority="99" w:name="HTML Variable"/>
-    <w:lsdException w:qFormat="1" w:uiPriority="99" w:name="Normal Table"/>
-    <w:lsdException w:uiPriority="99" w:name="annotation subject"/>
-    <w:lsdException w:uiPriority="99" w:name="Table Simple 1"/>
-    <w:lsdException w:uiPriority="99" w:name="Table Simple 2"/>
-    <w:lsdException w:uiPriority="99" w:name="Table Simple 3"/>
-    <w:lsdException w:uiPriority="99" w:name="Table Classic 1"/>
-    <w:lsdException w:uiPriority="99" w:name="Table Classic 2"/>
-    <w:lsdException w:uiPriority="99" w:name="Table Classic 3"/>
-    <w:lsdException w:uiPriority="99" w:name="Table Classic 4"/>
-    <w:lsdException w:uiPriority="99" w:name="Table Colorful 1"/>
-    <w:lsdException w:uiPriority="99" w:name="Table Colorful 2"/>
-    <w:lsdException w:uiPriority="99" w:name="Table Colorful 3"/>
-    <w:lsdException w:uiPriority="99" w:name="Table Columns 1"/>
-    <w:lsdException w:uiPriority="99" w:name="Table Columns 2"/>
-    <w:lsdException w:uiPriority="99" w:name="Table Columns 3"/>
-    <w:lsdException w:uiPriority="99" w:name="Table Columns 4"/>
-    <w:lsdException w:uiPriority="99" w:name="Table Columns 5"/>
-    <w:lsdException w:uiPriority="99" w:name="Table Grid 1"/>
-    <w:lsdException w:uiPriority="99" w:name="Table Grid 2"/>
-    <w:lsdException w:uiPriority="99" w:name="Table Grid 3"/>
-    <w:lsdException w:uiPriority="99" w:name="Table Grid 4"/>
-    <w:lsdException w:uiPriority="99" w:name="Table Grid 5"/>
-    <w:lsdException w:uiPriority="99" w:name="Table Grid 6"/>
-    <w:lsdException w:uiPriority="99" w:name="Table Grid 7"/>
-    <w:lsdException w:uiPriority="99" w:name="Table Grid 8"/>
-    <w:lsdException w:uiPriority="99" w:name="Table List 1"/>
-    <w:lsdException w:uiPriority="99" w:name="Table List 2"/>
-    <w:lsdException w:uiPriority="99" w:name="Table List 3"/>
-    <w:lsdException w:uiPriority="99" w:name="Table List 4"/>
-    <w:lsdException w:uiPriority="99" w:name="Table List 5"/>
-    <w:lsdException w:uiPriority="99" w:name="Table List 6"/>
-    <w:lsdException w:uiPriority="99" w:name="Table List 7"/>
-    <w:lsdException w:uiPriority="99" w:name="Table List 8"/>
-    <w:lsdException w:uiPriority="99" w:name="Table 3D effects 1"/>
-    <w:lsdException w:uiPriority="99" w:name="Table 3D effects 2"/>
-    <w:lsdException w:uiPriority="99" w:name="Table 3D effects 3"/>
-    <w:lsdException w:uiPriority="99" w:name="Table Contemporary"/>
-    <w:lsdException w:uiPriority="99" w:name="Table Elegant"/>
-    <w:lsdException w:uiPriority="99" w:name="Table Professional"/>
-    <w:lsdException w:uiPriority="99" w:name="Table Subtle 1"/>
-    <w:lsdException w:uiPriority="99" w:name="Table Subtle 2"/>
-    <w:lsdException w:uiPriority="99" w:name="Table Web 1"/>
-    <w:lsdException w:uiPriority="99" w:name="Table Web 2"/>
-    <w:lsdException w:uiPriority="99" w:name="Table Web 3"/>
-    <w:lsdException w:uiPriority="99" w:name="Balloon Text"/>
-    <w:lsdException w:unhideWhenUsed="0" w:uiPriority="39" w:semiHidden="0" w:name="Table Grid"/>
-    <w:lsdException w:uiPriority="99" w:name="Table Theme"/>
-    <w:lsdException w:qFormat="1" w:unhideWhenUsed="0" w:uiPriority="34" w:semiHidden="0" w:name="List Paragraph"/>
-    <w:lsdException w:qFormat="1" w:unhideWhenUsed="0" w:uiPriority="29" w:semiHidden="0" w:name="Quote"/>
-    <w:lsdException w:qFormat="1" w:unhideWhenUsed="0" w:uiPriority="30" w:semiHidden="0" w:name="Intense Quote"/>
+  <w:latentStyles w:defLockedState="0" w:defUIPriority="99" w:defSemiHidden="0" w:defUnhideWhenUsed="0" w:defQFormat="0" w:count="376">
+    <w:lsdException w:name="Normal" w:uiPriority="0" w:qFormat="1"/>
+    <w:lsdException w:name="heading 1" w:uiPriority="9" w:qFormat="1"/>
+    <w:lsdException w:name="heading 2" w:semiHidden="1" w:uiPriority="9" w:unhideWhenUsed="1" w:qFormat="1"/>
+    <w:lsdException w:name="heading 3" w:semiHidden="1" w:uiPriority="9" w:unhideWhenUsed="1" w:qFormat="1"/>
+    <w:lsdException w:name="heading 4" w:semiHidden="1" w:uiPriority="9" w:unhideWhenUsed="1" w:qFormat="1"/>
+    <w:lsdException w:name="heading 5" w:semiHidden="1" w:uiPriority="9" w:unhideWhenUsed="1" w:qFormat="1"/>
+    <w:lsdException w:name="heading 6" w:semiHidden="1" w:uiPriority="9" w:unhideWhenUsed="1" w:qFormat="1"/>
+    <w:lsdException w:name="heading 7" w:semiHidden="1" w:uiPriority="9" w:unhideWhenUsed="1" w:qFormat="1"/>
+    <w:lsdException w:name="heading 8" w:semiHidden="1" w:uiPriority="9" w:unhideWhenUsed="1" w:qFormat="1"/>
+    <w:lsdException w:name="heading 9" w:semiHidden="1" w:uiPriority="9" w:unhideWhenUsed="1" w:qFormat="1"/>
+    <w:lsdException w:name="index 1" w:semiHidden="1" w:unhideWhenUsed="1"/>
+    <w:lsdException w:name="index 2" w:semiHidden="1" w:unhideWhenUsed="1"/>
+    <w:lsdException w:name="index 3" w:semiHidden="1" w:unhideWhenUsed="1"/>
+    <w:lsdException w:name="index 4" w:semiHidden="1" w:unhideWhenUsed="1"/>
+    <w:lsdException w:name="index 5" w:semiHidden="1" w:unhideWhenUsed="1"/>
+    <w:lsdException w:name="index 6" w:semiHidden="1" w:unhideWhenUsed="1"/>
+    <w:lsdException w:name="index 7" w:semiHidden="1" w:unhideWhenUsed="1"/>
+    <w:lsdException w:name="index 8" w:semiHidden="1" w:unhideWhenUsed="1"/>
+    <w:lsdException w:name="index 9" w:semiHidden="1" w:unhideWhenUsed="1"/>
+    <w:lsdException w:name="toc 1" w:semiHidden="1" w:uiPriority="39" w:unhideWhenUsed="1"/>
+    <w:lsdException w:name="toc 2" w:semiHidden="1" w:uiPriority="39" w:unhideWhenUsed="1"/>
+    <w:lsdException w:name="toc 3" w:semiHidden="1" w:uiPriority="39" w:unhideWhenUsed="1"/>
+    <w:lsdException w:name="toc 4" w:semiHidden="1" w:uiPriority="39" w:unhideWhenUsed="1"/>
+    <w:lsdException w:name="toc 5" w:semiHidden="1" w:uiPriority="39" w:unhideWhenUsed="1"/>
+    <w:lsdException w:name="toc 6" w:semiHidden="1" w:uiPriority="39" w:unhideWhenUsed="1"/>
+    <w:lsdException w:name="toc 7" w:semiHidden="1" w:uiPriority="39" w:unhideWhenUsed="1"/>
+    <w:lsdException w:name="toc 8" w:semiHidden="1" w:uiPriority="39" w:unhideWhenUsed="1"/>
+    <w:lsdException w:name="toc 9" w:semiHidden="1" w:uiPriority="39" w:unhideWhenUsed="1"/>
+    <w:lsdException w:name="Normal Indent" w:semiHidden="1" w:unhideWhenUsed="1"/>
+    <w:lsdException w:name="footnote text" w:semiHidden="1" w:unhideWhenUsed="1"/>
+    <w:lsdException w:name="annotation text" w:semiHidden="1" w:unhideWhenUsed="1"/>
+    <w:lsdException w:name="header" w:semiHidden="1" w:unhideWhenUsed="1"/>
+    <w:lsdException w:name="footer" w:semiHidden="1" w:unhideWhenUsed="1"/>
+    <w:lsdException w:name="index heading" w:semiHidden="1" w:unhideWhenUsed="1"/>
+    <w:lsdException w:name="caption" w:semiHidden="1" w:uiPriority="35" w:unhideWhenUsed="1" w:qFormat="1"/>
+    <w:lsdException w:name="table of figures" w:semiHidden="1" w:unhideWhenUsed="1"/>
+    <w:lsdException w:name="envelope address" w:semiHidden="1" w:unhideWhenUsed="1"/>
+    <w:lsdException w:name="envelope return" w:semiHidden="1" w:unhideWhenUsed="1"/>
+    <w:lsdException w:name="footnote reference" w:semiHidden="1" w:unhideWhenUsed="1"/>
+    <w:lsdException w:name="annotation reference" w:semiHidden="1" w:unhideWhenUsed="1"/>
+    <w:lsdException w:name="line number" w:semiHidden="1" w:unhideWhenUsed="1"/>
+    <w:lsdException w:name="page number" w:semiHidden="1" w:unhideWhenUsed="1"/>
+    <w:lsdException w:name="endnote reference" w:semiHidden="1" w:unhideWhenUsed="1"/>
+    <w:lsdException w:name="endnote text" w:semiHidden="1" w:unhideWhenUsed="1"/>
+    <w:lsdException w:name="table of authorities" w:semiHidden="1" w:unhideWhenUsed="1"/>
+    <w:lsdException w:name="macro" w:semiHidden="1" w:unhideWhenUsed="1"/>
+    <w:lsdException w:name="toa heading" w:semiHidden="1" w:unhideWhenUsed="1"/>
+    <w:lsdException w:name="List" w:semiHidden="1" w:unhideWhenUsed="1"/>
+    <w:lsdException w:name="List Bullet" w:semiHidden="1" w:unhideWhenUsed="1"/>
+    <w:lsdException w:name="List Number" w:semiHidden="1" w:unhideWhenUsed="1"/>
+    <w:lsdException w:name="List 2" w:semiHidden="1" w:unhideWhenUsed="1"/>
+    <w:lsdException w:name="List 3" w:semiHidden="1" w:unhideWhenUsed="1"/>
+    <w:lsdException w:name="List 4" w:semiHidden="1" w:unhideWhenUsed="1"/>
+    <w:lsdException w:name="List 5" w:semiHidden="1" w:unhideWhenUsed="1"/>
+    <w:lsdException w:name="List Bullet 2" w:semiHidden="1" w:unhideWhenUsed="1"/>
+    <w:lsdException w:name="List Bullet 3" w:semiHidden="1" w:unhideWhenUsed="1"/>
+    <w:lsdException w:name="List Bullet 4" w:semiHidden="1" w:unhideWhenUsed="1"/>
+    <w:lsdException w:name="List Bullet 5" w:semiHidden="1" w:unhideWhenUsed="1"/>
+    <w:lsdException w:name="List Number 2" w:semiHidden="1" w:unhideWhenUsed="1"/>
+    <w:lsdException w:name="List Number 3" w:semiHidden="1" w:unhideWhenUsed="1"/>
+    <w:lsdException w:name="List Number 4" w:semiHidden="1" w:unhideWhenUsed="1"/>
+    <w:lsdException w:name="List Number 5" w:semiHidden="1" w:unhideWhenUsed="1"/>
+    <w:lsdException w:name="Title" w:uiPriority="10" w:qFormat="1"/>
+    <w:lsdException w:name="Closing" w:semiHidden="1" w:unhideWhenUsed="1"/>
+    <w:lsdException w:name="Signature" w:semiHidden="1" w:unhideWhenUsed="1"/>
+    <w:lsdException w:name="Default Paragraph Font" w:uiPriority="1" w:unhideWhenUsed="1" w:qFormat="1"/>
+    <w:lsdException w:name="Body Text" w:semiHidden="1" w:unhideWhenUsed="1"/>
+    <w:lsdException w:name="Body Text Indent" w:semiHidden="1" w:unhideWhenUsed="1"/>
+    <w:lsdException w:name="List Continue" w:semiHidden="1" w:unhideWhenUsed="1"/>
+    <w:lsdException w:name="List Continue 2" w:semiHidden="1" w:unhideWhenUsed="1"/>
+    <w:lsdException w:name="List Continue 3" w:semiHidden="1" w:unhideWhenUsed="1"/>
+    <w:lsdException w:name="List Continue 4" w:semiHidden="1" w:unhideWhenUsed="1"/>
+    <w:lsdException w:name="List Continue 5" w:semiHidden="1" w:unhideWhenUsed="1"/>
+    <w:lsdException w:name="Message Header" w:semiHidden="1" w:unhideWhenUsed="1"/>
+    <w:lsdException w:name="Subtitle" w:uiPriority="11" w:qFormat="1"/>
+    <w:lsdException w:name="Salutation" w:semiHidden="1" w:unhideWhenUsed="1"/>
+    <w:lsdException w:name="Date" w:semiHidden="1" w:unhideWhenUsed="1"/>
+    <w:lsdException w:name="Body Text First Indent" w:semiHidden="1" w:unhideWhenUsed="1"/>
+    <w:lsdException w:name="Body Text First Indent 2" w:semiHidden="1" w:unhideWhenUsed="1"/>
+    <w:lsdException w:name="Note Heading" w:semiHidden="1" w:unhideWhenUsed="1"/>
+    <w:lsdException w:name="Body Text 2" w:semiHidden="1" w:unhideWhenUsed="1"/>
+    <w:lsdException w:name="Body Text 3" w:semiHidden="1" w:unhideWhenUsed="1"/>
+    <w:lsdException w:name="Body Text Indent 2" w:semiHidden="1" w:unhideWhenUsed="1"/>
+    <w:lsdException w:name="Body Text Indent 3" w:semiHidden="1" w:unhideWhenUsed="1"/>
+    <w:lsdException w:name="Block Text" w:semiHidden="1" w:unhideWhenUsed="1"/>
+    <w:lsdException w:name="Hyperlink" w:unhideWhenUsed="1"/>
+    <w:lsdException w:name="FollowedHyperlink" w:semiHidden="1" w:unhideWhenUsed="1"/>
+    <w:lsdException w:name="Strong" w:uiPriority="22" w:qFormat="1"/>
+    <w:lsdException w:name="Emphasis" w:uiPriority="20" w:qFormat="1"/>
+    <w:lsdException w:name="Document Map" w:semiHidden="1" w:unhideWhenUsed="1"/>
+    <w:lsdException w:name="Plain Text" w:semiHidden="1" w:unhideWhenUsed="1"/>
+    <w:lsdException w:name="E-mail Signature" w:semiHidden="1" w:unhideWhenUsed="1"/>
+    <w:lsdException w:name="HTML Top of Form" w:semiHidden="1" w:unhideWhenUsed="1"/>
+    <w:lsdException w:name="HTML Bottom of Form" w:semiHidden="1" w:unhideWhenUsed="1"/>
+    <w:lsdException w:name="Normal (Web)" w:semiHidden="1" w:unhideWhenUsed="1"/>
+    <w:lsdException w:name="HTML Acronym" w:semiHidden="1" w:unhideWhenUsed="1"/>
+    <w:lsdException w:name="HTML Address" w:semiHidden="1" w:unhideWhenUsed="1"/>
+    <w:lsdException w:name="HTML Cite" w:semiHidden="1" w:unhideWhenUsed="1"/>
+    <w:lsdException w:name="HTML Code" w:semiHidden="1" w:unhideWhenUsed="1"/>
+    <w:lsdException w:name="HTML Definition" w:semiHidden="1" w:unhideWhenUsed="1"/>
+    <w:lsdException w:name="HTML Keyboard" w:semiHidden="1" w:unhideWhenUsed="1"/>
+    <w:lsdException w:name="HTML Preformatted" w:semiHidden="1" w:unhideWhenUsed="1"/>
+    <w:lsdException w:name="HTML Sample" w:semiHidden="1" w:unhideWhenUsed="1"/>
+    <w:lsdException w:name="HTML Typewriter" w:semiHidden="1" w:unhideWhenUsed="1"/>
+    <w:lsdException w:name="HTML Variable" w:semiHidden="1" w:unhideWhenUsed="1"/>
+    <w:lsdException w:name="Normal Table" w:semiHidden="1" w:unhideWhenUsed="1" w:qFormat="1"/>
+    <w:lsdException w:name="annotation subject" w:semiHidden="1" w:unhideWhenUsed="1"/>
+    <w:lsdException w:name="No List" w:semiHidden="1" w:unhideWhenUsed="1"/>
+    <w:lsdException w:name="Outline List 1" w:semiHidden="1" w:unhideWhenUsed="1"/>
+    <w:lsdException w:name="Outline List 2" w:semiHidden="1" w:unhideWhenUsed="1"/>
+    <w:lsdException w:name="Outline List 3" w:semiHidden="1" w:unhideWhenUsed="1"/>
+    <w:lsdException w:name="Table Simple 1" w:semiHidden="1" w:unhideWhenUsed="1"/>
+    <w:lsdException w:name="Table Simple 2" w:semiHidden="1" w:unhideWhenUsed="1"/>
+    <w:lsdException w:name="Table Simple 3" w:semiHidden="1" w:unhideWhenUsed="1"/>
+    <w:lsdException w:name="Table Classic 1" w:semiHidden="1" w:unhideWhenUsed="1"/>
+    <w:lsdException w:name="Table Classic 2" w:semiHidden="1" w:unhideWhenUsed="1"/>
+    <w:lsdException w:name="Table Classic 3" w:semiHidden="1" w:unhideWhenUsed="1"/>
+    <w:lsdException w:name="Table Classic 4" w:semiHidden="1" w:unhideWhenUsed="1"/>
+    <w:lsdException w:name="Table Colorful 1" w:semiHidden="1" w:unhideWhenUsed="1"/>
+    <w:lsdException w:name="Table Colorful 2" w:semiHidden="1" w:unhideWhenUsed="1"/>
+    <w:lsdException w:name="Table Colorful 3" w:semiHidden="1" w:unhideWhenUsed="1"/>
+    <w:lsdException w:name="Table Columns 1" w:semiHidden="1" w:unhideWhenUsed="1"/>
+    <w:lsdException w:name="Table Columns 2" w:semiHidden="1" w:unhideWhenUsed="1"/>
+    <w:lsdException w:name="Table Columns 3" w:semiHidden="1" w:unhideWhenUsed="1"/>
+    <w:lsdException w:name="Table Columns 4" w:semiHidden="1" w:unhideWhenUsed="1"/>
+    <w:lsdException w:name="Table Columns 5" w:semiHidden="1" w:unhideWhenUsed="1"/>
+    <w:lsdException w:name="Table Grid 1" w:semiHidden="1" w:unhideWhenUsed="1"/>
+    <w:lsdException w:name="Table Grid 2" w:semiHidden="1" w:unhideWhenUsed="1"/>
+    <w:lsdException w:name="Table Grid 3" w:semiHidden="1" w:unhideWhenUsed="1"/>
+    <w:lsdException w:name="Table Grid 4" w:semiHidden="1" w:unhideWhenUsed="1"/>
+    <w:lsdException w:name="Table Grid 5" w:semiHidden="1" w:unhideWhenUsed="1"/>
+    <w:lsdException w:name="Table Grid 6" w:semiHidden="1" w:unhideWhenUsed="1"/>
+    <w:lsdException w:name="Table Grid 7" w:semiHidden="1" w:unhideWhenUsed="1"/>
+    <w:lsdException w:name="Table Grid 8" w:semiHidden="1" w:unhideWhenUsed="1"/>
+    <w:lsdException w:name="Table List 1" w:semiHidden="1" w:unhideWhenUsed="1"/>
+    <w:lsdException w:name="Table List 2" w:semiHidden="1" w:unhideWhenUsed="1"/>
+    <w:lsdException w:name="Table List 3" w:semiHidden="1" w:unhideWhenUsed="1"/>
+    <w:lsdException w:name="Table List 4" w:semiHidden="1" w:unhideWhenUsed="1"/>
+    <w:lsdException w:name="Table List 5" w:semiHidden="1" w:unhideWhenUsed="1"/>
+    <w:lsdException w:name="Table List 6" w:semiHidden="1" w:unhideWhenUsed="1"/>
+    <w:lsdException w:name="Table List 7" w:semiHidden="1" w:unhideWhenUsed="1"/>
+    <w:lsdException w:name="Table List 8" w:semiHidden="1" w:unhideWhenUsed="1"/>
+    <w:lsdException w:name="Table 3D effects 1" w:semiHidden="1" w:unhideWhenUsed="1"/>
+    <w:lsdException w:name="Table 3D effects 2" w:semiHidden="1" w:unhideWhenUsed="1"/>
+    <w:lsdException w:name="Table 3D effects 3" w:semiHidden="1" w:unhideWhenUsed="1"/>
+    <w:lsdException w:name="Table Contemporary" w:semiHidden="1" w:unhideWhenUsed="1"/>
+    <w:lsdException w:name="Table Elegant" w:semiHidden="1" w:unhideWhenUsed="1"/>
+    <w:lsdException w:name="Table Professional" w:semiHidden="1" w:unhideWhenUsed="1"/>
+    <w:lsdException w:name="Table Subtle 1" w:semiHidden="1" w:unhideWhenUsed="1"/>
+    <w:lsdException w:name="Table Subtle 2" w:semiHidden="1" w:unhideWhenUsed="1"/>
+    <w:lsdException w:name="Table Web 1" w:semiHidden="1" w:unhideWhenUsed="1"/>
+    <w:lsdException w:name="Table Web 2" w:semiHidden="1" w:unhideWhenUsed="1"/>
+    <w:lsdException w:name="Table Web 3" w:semiHidden="1" w:unhideWhenUsed="1"/>
+    <w:lsdException w:name="Balloon Text" w:semiHidden="1" w:unhideWhenUsed="1"/>
+    <w:lsdException w:name="Table Grid" w:uiPriority="39"/>
+    <w:lsdException w:name="Table Theme" w:semiHidden="1" w:unhideWhenUsed="1"/>
+    <w:lsdException w:name="Placeholder Text" w:semiHidden="1" w:unhideWhenUsed="1"/>
+    <w:lsdException w:name="No Spacing" w:semiHidden="1" w:unhideWhenUsed="1"/>
+    <w:lsdException w:name="Light Shading"/>
+    <w:lsdException w:name="Light List"/>
+    <w:lsdException w:name="Light Grid"/>
+    <w:lsdException w:name="Medium Shading 1"/>
+    <w:lsdException w:name="Medium Shading 2"/>
+    <w:lsdException w:name="Medium List 1"/>
+    <w:lsdException w:name="Medium List 2"/>
+    <w:lsdException w:name="Medium Grid 1"/>
+    <w:lsdException w:name="Medium Grid 2"/>
+    <w:lsdException w:name="Medium Grid 3"/>
+    <w:lsdException w:name="Dark List"/>
+    <w:lsdException w:name="Colorful Shading"/>
+    <w:lsdException w:name="Colorful List"/>
+    <w:lsdException w:name="Colorful Grid"/>
+    <w:lsdException w:name="Light Shading Accent 1"/>
+    <w:lsdException w:name="Light List Accent 1"/>
+    <w:lsdException w:name="Light Grid Accent 1"/>
+    <w:lsdException w:name="Medium Shading 1 Accent 1"/>
+    <w:lsdException w:name="Medium Shading 2 Accent 1"/>
+    <w:lsdException w:name="Medium List 1 Accent 1"/>
+    <w:lsdException w:name="Revision" w:semiHidden="1" w:unhideWhenUsed="1"/>
+    <w:lsdException w:name="List Paragraph" w:uiPriority="34" w:qFormat="1"/>
+    <w:lsdException w:name="Quote" w:uiPriority="29" w:qFormat="1"/>
+    <w:lsdException w:name="Intense Quote" w:uiPriority="30" w:qFormat="1"/>
+    <w:lsdException w:name="Medium List 2 Accent 1"/>
+    <w:lsdException w:name="Medium Grid 1 Accent 1"/>
+    <w:lsdException w:name="Medium Grid 2 Accent 1"/>
+    <w:lsdException w:name="Medium Grid 3 Accent 1"/>
+    <w:lsdException w:name="Dark List Accent 1"/>
+    <w:lsdException w:name="Colorful Shading Accent 1"/>
+    <w:lsdException w:name="Colorful List Accent 1"/>
+    <w:lsdException w:name="Colorful Grid Accent 1"/>
+    <w:lsdException w:name="Light Shading Accent 2"/>
+    <w:lsdException w:name="Light List Accent 2"/>
+    <w:lsdException w:name="Light Grid Accent 2"/>
+    <w:lsdException w:name="Medium Shading 1 Accent 2"/>
+    <w:lsdException w:name="Medium Shading 2 Accent 2"/>
+    <w:lsdException w:name="Medium List 1 Accent 2"/>
+    <w:lsdException w:name="Medium List 2 Accent 2"/>
+    <w:lsdException w:name="Medium Grid 1 Accent 2"/>
+    <w:lsdException w:name="Medium Grid 2 Accent 2"/>
+    <w:lsdException w:name="Medium Grid 3 Accent 2"/>
+    <w:lsdException w:name="Dark List Accent 2"/>
+    <w:lsdException w:name="Colorful Shading Accent 2"/>
+    <w:lsdException w:name="Colorful List Accent 2"/>
+    <w:lsdException w:name="Colorful Grid Accent 2"/>
+    <w:lsdException w:name="Light Shading Accent 3"/>
+    <w:lsdException w:name="Light List Accent 3"/>
+    <w:lsdException w:name="Light Grid Accent 3"/>
+    <w:lsdException w:name="Medium Shading 1 Accent 3"/>
+    <w:lsdException w:name="Medium Shading 2 Accent 3"/>
+    <w:lsdException w:name="Medium List 1 Accent 3"/>
+    <w:lsdException w:name="Medium List 2 Accent 3"/>
+    <w:lsdException w:name="Medium Grid 1 Accent 3"/>
+    <w:lsdException w:name="Medium Grid 2 Accent 3"/>
+    <w:lsdException w:name="Medium Grid 3 Accent 3"/>
+    <w:lsdException w:name="Dark List Accent 3"/>
+    <w:lsdException w:name="Colorful Shading Accent 3"/>
+    <w:lsdException w:name="Colorful List Accent 3"/>
+    <w:lsdException w:name="Colorful Grid Accent 3"/>
+    <w:lsdException w:name="Light Shading Accent 4"/>
+    <w:lsdException w:name="Light List Accent 4"/>
+    <w:lsdException w:name="Light Grid Accent 4"/>
+    <w:lsdException w:name="Medium Shading 1 Accent 4"/>
+    <w:lsdException w:name="Medium Shading 2 Accent 4"/>
+    <w:lsdException w:name="Medium List 1 Accent 4"/>
+    <w:lsdException w:name="Medium List 2 Accent 4"/>
+    <w:lsdException w:name="Medium Grid 1 Accent 4"/>
+    <w:lsdException w:name="Medium Grid 2 Accent 4"/>
+    <w:lsdException w:name="Medium Grid 3 Accent 4"/>
+    <w:lsdException w:name="Dark List Accent 4"/>
+    <w:lsdException w:name="Colorful Shading Accent 4"/>
+    <w:lsdException w:name="Colorful List Accent 4"/>
+    <w:lsdException w:name="Colorful Grid Accent 4"/>
+    <w:lsdException w:name="Light Shading Accent 5"/>
+    <w:lsdException w:name="Light List Accent 5"/>
+    <w:lsdException w:name="Light Grid Accent 5"/>
+    <w:lsdException w:name="Medium Shading 1 Accent 5"/>
+    <w:lsdException w:name="Medium Shading 2 Accent 5"/>
+    <w:lsdException w:name="Medium List 1 Accent 5"/>
+    <w:lsdException w:name="Medium List 2 Accent 5"/>
+    <w:lsdException w:name="Medium Grid 1 Accent 5"/>
+    <w:lsdException w:name="Medium Grid 2 Accent 5"/>
+    <w:lsdException w:name="Medium Grid 3 Accent 5"/>
+    <w:lsdException w:name="Dark List Accent 5"/>
+    <w:lsdException w:name="Colorful Shading Accent 5"/>
+    <w:lsdException w:name="Colorful List Accent 5"/>
+    <w:lsdException w:name="Colorful Grid Accent 5"/>
+    <w:lsdException w:name="Light Shading Accent 6"/>
+    <w:lsdException w:name="Light List Accent 6"/>
+    <w:lsdException w:name="Light Grid Accent 6"/>
+    <w:lsdException w:name="Medium Shading 1 Accent 6"/>
+    <w:lsdException w:name="Medium Shading 2 Accent 6"/>
+    <w:lsdException w:name="Medium List 1 Accent 6"/>
+    <w:lsdException w:name="Medium List 2 Accent 6"/>
+    <w:lsdException w:name="Medium Grid 1 Accent 6"/>
+    <w:lsdException w:name="Medium Grid 2 Accent 6"/>
+    <w:lsdException w:name="Medium Grid 3 Accent 6"/>
+    <w:lsdException w:name="Dark List Accent 6"/>
+    <w:lsdException w:name="Colorful Shading Accent 6"/>
+    <w:lsdException w:name="Colorful List Accent 6"/>
+    <w:lsdException w:name="Colorful Grid Accent 6"/>
+    <w:lsdException w:name="Subtle Emphasis" w:uiPriority="19" w:qFormat="1"/>
+    <w:lsdException w:name="Intense Emphasis" w:uiPriority="21" w:qFormat="1"/>
+    <w:lsdException w:name="Subtle Reference" w:uiPriority="31" w:qFormat="1"/>
+    <w:lsdException w:name="Intense Reference" w:uiPriority="32" w:qFormat="1"/>
+    <w:lsdException w:name="Book Title" w:uiPriority="33" w:qFormat="1"/>
+    <w:lsdException w:name="Bibliography" w:semiHidden="1" w:uiPriority="37" w:unhideWhenUsed="1"/>
+    <w:lsdException w:name="TOC Heading" w:semiHidden="1" w:uiPriority="39" w:unhideWhenUsed="1" w:qFormat="1"/>
+    <w:lsdException w:name="Plain Table 1" w:uiPriority="41"/>
+    <w:lsdException w:name="Plain Table 2" w:uiPriority="42"/>
+    <w:lsdException w:name="Plain Table 3" w:uiPriority="43"/>
+    <w:lsdException w:name="Plain Table 4" w:uiPriority="44"/>
+    <w:lsdException w:name="Plain Table 5" w:uiPriority="45"/>
+    <w:lsdException w:name="Grid Table Light" w:uiPriority="40"/>
+    <w:lsdException w:name="Grid Table 1 Light" w:uiPriority="46"/>
+    <w:lsdException w:name="Grid Table 2" w:uiPriority="47"/>
+    <w:lsdException w:name="Grid Table 3" w:uiPriority="48"/>
+    <w:lsdException w:name="Grid Table 4" w:uiPriority="49"/>
+    <w:lsdException w:name="Grid Table 5 Dark" w:uiPriority="50"/>
+    <w:lsdException w:name="Grid Table 6 Colorful" w:uiPriority="51"/>
+    <w:lsdException w:name="Grid Table 7 Colorful" w:uiPriority="52"/>
+    <w:lsdException w:name="Grid Table 1 Light Accent 1" w:uiPriority="46"/>
+    <w:lsdException w:name="Grid Table 2 Accent 1" w:uiPriority="47"/>
+    <w:lsdException w:name="Grid Table 3 Accent 1" w:uiPriority="48"/>
+    <w:lsdException w:name="Grid Table 4 Accent 1" w:uiPriority="49"/>
+    <w:lsdException w:name="Grid Table 5 Dark Accent 1" w:uiPriority="50"/>
+    <w:lsdException w:name="Grid Table 6 Colorful Accent 1" w:uiPriority="51"/>
+    <w:lsdException w:name="Grid Table 7 Colorful Accent 1" w:uiPriority="52"/>
+    <w:lsdException w:name="Grid Table 1 Light Accent 2" w:uiPriority="46"/>
+    <w:lsdException w:name="Grid Table 2 Accent 2" w:uiPriority="47"/>
+    <w:lsdException w:name="Grid Table 3 Accent 2" w:uiPriority="48"/>
+    <w:lsdException w:name="Grid Table 4 Accent 2" w:uiPriority="49"/>
+    <w:lsdException w:name="Grid Table 5 Dark Accent 2" w:uiPriority="50"/>
+    <w:lsdException w:name="Grid Table 6 Colorful Accent 2" w:uiPriority="51"/>
+    <w:lsdException w:name="Grid Table 7 Colorful Accent 2" w:uiPriority="52"/>
+    <w:lsdException w:name="Grid Table 1 Light Accent 3" w:uiPriority="46"/>
+    <w:lsdException w:name="Grid Table 2 Accent 3" w:uiPriority="47"/>
+    <w:lsdException w:name="Grid Table 3 Accent 3" w:uiPriority="48"/>
+    <w:lsdException w:name="Grid Table 4 Accent 3" w:uiPriority="49"/>
+    <w:lsdException w:name="Grid Table 5 Dark Accent 3" w:uiPriority="50"/>
+    <w:lsdException w:name="Grid Table 6 Colorful Accent 3" w:uiPriority="51"/>
+    <w:lsdException w:name="Grid Table 7 Colorful Accent 3" w:uiPriority="52"/>
+    <w:lsdException w:name="Grid Table 1 Light Accent 4" w:uiPriority="46"/>
+    <w:lsdException w:name="Grid Table 2 Accent 4" w:uiPriority="47"/>
+    <w:lsdException w:name="Grid Table 3 Accent 4" w:uiPriority="48"/>
+    <w:lsdException w:name="Grid Table 4 Accent 4" w:uiPriority="49"/>
+    <w:lsdException w:name="Grid Table 5 Dark Accent 4" w:uiPriority="50"/>
+    <w:lsdException w:name="Grid Table 6 Colorful Accent 4" w:uiPriority="51"/>
+    <w:lsdException w:name="Grid Table 7 Colorful Accent 4" w:uiPriority="52"/>
+    <w:lsdException w:name="Grid Table 1 Light Accent 5" w:uiPriority="46"/>
+    <w:lsdException w:name="Grid Table 2 Accent 5" w:uiPriority="47"/>
+    <w:lsdException w:name="Grid Table 3 Accent 5" w:uiPriority="48"/>
+    <w:lsdException w:name="Grid Table 4 Accent 5" w:uiPriority="49"/>
+    <w:lsdException w:name="Grid Table 5 Dark Accent 5" w:uiPriority="50"/>
+    <w:lsdException w:name="Grid Table 6 Colorful Accent 5" w:uiPriority="51"/>
+    <w:lsdException w:name="Grid Table 7 Colorful Accent 5" w:uiPriority="52"/>
+    <w:lsdException w:name="Grid Table 1 Light Accent 6" w:uiPriority="46"/>
+    <w:lsdException w:name="Grid Table 2 Accent 6" w:uiPriority="47"/>
+    <w:lsdException w:name="Grid Table 3 Accent 6" w:uiPriority="48"/>
+    <w:lsdException w:name="Grid Table 4 Accent 6" w:uiPriority="49"/>
+    <w:lsdException w:name="Grid Table 5 Dark Accent 6" w:uiPriority="50"/>
+    <w:lsdException w:name="Grid Table 6 Colorful Accent 6" w:uiPriority="51"/>
+    <w:lsdException w:name="Grid Table 7 Colorful Accent 6" w:uiPriority="52"/>
+    <w:lsdException w:name="List Table 1 Light" w:uiPriority="46"/>
+    <w:lsdException w:name="List Table 2" w:uiPriority="47"/>
+    <w:lsdException w:name="List Table 3" w:uiPriority="48"/>
+    <w:lsdException w:name="List Table 4" w:uiPriority="49"/>
+    <w:lsdException w:name="List Table 5 Dark" w:uiPriority="50"/>
+    <w:lsdException w:name="List Table 6 Colorful" w:uiPriority="51"/>
+    <w:lsdException w:name="List Table 7 Colorful" w:uiPriority="52"/>
+    <w:lsdException w:name="List Table 1 Light Accent 1" w:uiPriority="46"/>
+    <w:lsdException w:name="List Table 2 Accent 1" w:uiPriority="47"/>
+    <w:lsdException w:name="List Table 3 Accent 1" w:uiPriority="48"/>
+    <w:lsdException w:name="List Table 4 Accent 1" w:uiPriority="49"/>
+    <w:lsdException w:name="List Table 5 Dark Accent 1" w:uiPriority="50"/>
+    <w:lsdException w:name="List Table 6 Colorful Accent 1" w:uiPriority="51"/>
+    <w:lsdException w:name="List Table 7 Colorful Accent 1" w:uiPriority="52"/>
+    <w:lsdException w:name="List Table 1 Light Accent 2" w:uiPriority="46"/>
+    <w:lsdException w:name="List Table 2 Accent 2" w:uiPriority="47"/>
+    <w:lsdException w:name="List Table 3 Accent 2" w:uiPriority="48"/>
+    <w:lsdException w:name="List Table 4 Accent 2" w:uiPriority="49"/>
+    <w:lsdException w:name="List Table 5 Dark Accent 2" w:uiPriority="50"/>
+    <w:lsdException w:name="List Table 6 Colorful Accent 2" w:uiPriority="51"/>
+    <w:lsdException w:name="List Table 7 Colorful Accent 2" w:uiPriority="52"/>
+    <w:lsdException w:name="List Table 1 Light Accent 3" w:uiPriority="46"/>
+    <w:lsdException w:name="List Table 2 Accent 3" w:uiPriority="47"/>
+    <w:lsdException w:name="List Table 3 Accent 3" w:uiPriority="48"/>
+    <w:lsdException w:name="List Table 4 Accent 3" w:uiPriority="49"/>
+    <w:lsdException w:name="List Table 5 Dark Accent 3" w:uiPriority="50"/>
+    <w:lsdException w:name="List Table 6 Colorful Accent 3" w:uiPriority="51"/>
+    <w:lsdException w:name="List Table 7 Colorful Accent 3" w:uiPriority="52"/>
+    <w:lsdException w:name="List Table 1 Light Accent 4" w:uiPriority="46"/>
+    <w:lsdException w:name="List Table 2 Accent 4" w:uiPriority="47"/>
+    <w:lsdException w:name="List Table 3 Accent 4" w:uiPriority="48"/>
+    <w:lsdException w:name="List Table 4 Accent 4" w:uiPriority="49"/>
+    <w:lsdException w:name="List Table 5 Dark Accent 4" w:uiPriority="50"/>
+    <w:lsdException w:name="List Table 6 Colorful Accent 4" w:uiPriority="51"/>
+    <w:lsdException w:name="List Table 7 Colorful Accent 4" w:uiPriority="52"/>
+    <w:lsdException w:name="List Table 1 Light Accent 5" w:uiPriority="46"/>
+    <w:lsdException w:name="List Table 2 Accent 5" w:uiPriority="47"/>
+    <w:lsdException w:name="List Table 3 Accent 5" w:uiPriority="48"/>
+    <w:lsdException w:name="List Table 4 Accent 5" w:uiPriority="49"/>
+    <w:lsdException w:name="List Table 5 Dark Accent 5" w:uiPriority="50"/>
+    <w:lsdException w:name="List Table 6 Colorful Accent 5" w:uiPriority="51"/>
+    <w:lsdException w:name="List Table 7 Colorful Accent 5" w:uiPriority="52"/>
+    <w:lsdException w:name="List Table 1 Light Accent 6" w:uiPriority="46"/>
+    <w:lsdException w:name="List Table 2 Accent 6" w:uiPriority="47"/>
+    <w:lsdException w:name="List Table 3 Accent 6" w:uiPriority="48"/>
+    <w:lsdException w:name="List Table 4 Accent 6" w:uiPriority="49"/>
+    <w:lsdException w:name="List Table 5 Dark Accent 6" w:uiPriority="50"/>
+    <w:lsdException w:name="List Table 6 Colorful Accent 6" w:uiPriority="51"/>
+    <w:lsdException w:name="List Table 7 Colorful Accent 6" w:uiPriority="52"/>
+    <w:lsdException w:name="Mention" w:semiHidden="1" w:unhideWhenUsed="1"/>
+    <w:lsdException w:name="Smart Hyperlink" w:semiHidden="1" w:unhideWhenUsed="1"/>
+    <w:lsdException w:name="Hashtag" w:semiHidden="1" w:unhideWhenUsed="1"/>
+    <w:lsdException w:name="Unresolved Mention" w:semiHidden="1" w:unhideWhenUsed="1"/>
+    <w:lsdException w:name="Smart Link" w:semiHidden="1" w:unhideWhenUsed="1"/>
   </w:latentStyles>
-  <w:style w:type="paragraph" w:default="1" w:styleId="1">
+  <w:style w:type="paragraph" w:default="1" w:styleId="Normal">
     <w:name w:val="Normal"/>
     <w:qFormat/>
-    <w:uiPriority w:val="0"/>
     <w:pPr>
       <w:spacing w:after="160" w:line="278" w:lineRule="auto"/>
     </w:pPr>
     <w:rPr>
-      <w:rFonts w:asciiTheme="minorHAnsi" w:hAnsiTheme="minorHAnsi" w:eastAsiaTheme="minorHAnsi" w:cstheme="minorBidi"/>
+      <w:rFonts w:asciiTheme="minorHAnsi" w:eastAsiaTheme="minorHAnsi" w:hAnsiTheme="minorHAnsi" w:cstheme="minorBidi"/>
       <w:kern w:val="2"/>
       <w:sz w:val="24"/>
       <w:szCs w:val="24"/>
-      <w:lang w:val="es-MX" w:eastAsia="en-US" w:bidi="ar-SA"/>
+      <w:lang w:eastAsia="en-US"/>
       <w14:ligatures w14:val="standardContextual"/>
     </w:rPr>
   </w:style>
-  <w:style w:type="paragraph" w:styleId="2">
+  <w:style w:type="paragraph" w:styleId="Ttulo1">
     <w:name w:val="heading 1"/>
-    <w:basedOn w:val="1"/>
-    <w:next w:val="1"/>
-    <w:link w:val="16"/>
+    <w:basedOn w:val="Normal"/>
+    <w:next w:val="Normal"/>
+    <w:link w:val="Ttulo1Car"/>
+    <w:uiPriority w:val="9"/>
     <w:qFormat/>
-    <w:uiPriority w:val="9"/>
     <w:pPr>
       <w:keepNext/>
       <w:keepLines/>
@@ -2341,21 +2665,21 @@
       <w:outlineLvl w:val="0"/>
     </w:pPr>
     <w:rPr>
-      <w:rFonts w:asciiTheme="majorHAnsi" w:hAnsiTheme="majorHAnsi" w:eastAsiaTheme="majorEastAsia" w:cstheme="majorBidi"/>
-      <w:color w:val="104862" w:themeColor="accent1" w:themeShade="BF"/>
+      <w:rFonts w:asciiTheme="majorHAnsi" w:eastAsiaTheme="majorEastAsia" w:hAnsiTheme="majorHAnsi" w:cstheme="majorBidi"/>
+      <w:color w:val="0F4761" w:themeColor="accent1" w:themeShade="BF"/>
       <w:sz w:val="40"/>
       <w:szCs w:val="40"/>
     </w:rPr>
   </w:style>
-  <w:style w:type="paragraph" w:styleId="3">
+  <w:style w:type="paragraph" w:styleId="Ttulo2">
     <w:name w:val="heading 2"/>
-    <w:basedOn w:val="1"/>
-    <w:next w:val="1"/>
-    <w:link w:val="17"/>
+    <w:basedOn w:val="Normal"/>
+    <w:next w:val="Normal"/>
+    <w:link w:val="Ttulo2Car"/>
+    <w:uiPriority w:val="9"/>
     <w:semiHidden/>
     <w:unhideWhenUsed/>
     <w:qFormat/>
-    <w:uiPriority w:val="9"/>
     <w:pPr>
       <w:keepNext/>
       <w:keepLines/>
@@ -2363,21 +2687,21 @@
       <w:outlineLvl w:val="1"/>
     </w:pPr>
     <w:rPr>
-      <w:rFonts w:asciiTheme="majorHAnsi" w:hAnsiTheme="majorHAnsi" w:eastAsiaTheme="majorEastAsia" w:cstheme="majorBidi"/>
-      <w:color w:val="104862" w:themeColor="accent1" w:themeShade="BF"/>
+      <w:rFonts w:asciiTheme="majorHAnsi" w:eastAsiaTheme="majorEastAsia" w:hAnsiTheme="majorHAnsi" w:cstheme="majorBidi"/>
+      <w:color w:val="0F4761" w:themeColor="accent1" w:themeShade="BF"/>
       <w:sz w:val="32"/>
       <w:szCs w:val="32"/>
     </w:rPr>
   </w:style>
-  <w:style w:type="paragraph" w:styleId="4">
+  <w:style w:type="paragraph" w:styleId="Ttulo3">
     <w:name w:val="heading 3"/>
-    <w:basedOn w:val="1"/>
-    <w:next w:val="1"/>
-    <w:link w:val="18"/>
+    <w:basedOn w:val="Normal"/>
+    <w:next w:val="Normal"/>
+    <w:link w:val="Ttulo3Car"/>
+    <w:uiPriority w:val="9"/>
     <w:semiHidden/>
     <w:unhideWhenUsed/>
     <w:qFormat/>
-    <w:uiPriority w:val="9"/>
     <w:pPr>
       <w:keepNext/>
       <w:keepLines/>
@@ -2386,20 +2710,20 @@
     </w:pPr>
     <w:rPr>
       <w:rFonts w:eastAsiaTheme="majorEastAsia" w:cstheme="majorBidi"/>
-      <w:color w:val="104862" w:themeColor="accent1" w:themeShade="BF"/>
+      <w:color w:val="0F4761" w:themeColor="accent1" w:themeShade="BF"/>
       <w:sz w:val="28"/>
       <w:szCs w:val="28"/>
     </w:rPr>
   </w:style>
-  <w:style w:type="paragraph" w:styleId="5">
+  <w:style w:type="paragraph" w:styleId="Ttulo4">
     <w:name w:val="heading 4"/>
-    <w:basedOn w:val="1"/>
-    <w:next w:val="1"/>
-    <w:link w:val="19"/>
+    <w:basedOn w:val="Normal"/>
+    <w:next w:val="Normal"/>
+    <w:link w:val="Ttulo4Car"/>
+    <w:uiPriority w:val="9"/>
     <w:semiHidden/>
     <w:unhideWhenUsed/>
     <w:qFormat/>
-    <w:uiPriority w:val="9"/>
     <w:pPr>
       <w:keepNext/>
       <w:keepLines/>
@@ -2410,18 +2734,18 @@
       <w:rFonts w:eastAsiaTheme="majorEastAsia" w:cstheme="majorBidi"/>
       <w:i/>
       <w:iCs/>
-      <w:color w:val="104862" w:themeColor="accent1" w:themeShade="BF"/>
+      <w:color w:val="0F4761" w:themeColor="accent1" w:themeShade="BF"/>
     </w:rPr>
   </w:style>
-  <w:style w:type="paragraph" w:styleId="6">
+  <w:style w:type="paragraph" w:styleId="Ttulo5">
     <w:name w:val="heading 5"/>
-    <w:basedOn w:val="1"/>
-    <w:next w:val="1"/>
-    <w:link w:val="20"/>
+    <w:basedOn w:val="Normal"/>
+    <w:next w:val="Normal"/>
+    <w:link w:val="Ttulo5Car"/>
+    <w:uiPriority w:val="9"/>
     <w:semiHidden/>
     <w:unhideWhenUsed/>
     <w:qFormat/>
-    <w:uiPriority w:val="9"/>
     <w:pPr>
       <w:keepNext/>
       <w:keepLines/>
@@ -2430,18 +2754,18 @@
     </w:pPr>
     <w:rPr>
       <w:rFonts w:eastAsiaTheme="majorEastAsia" w:cstheme="majorBidi"/>
-      <w:color w:val="104862" w:themeColor="accent1" w:themeShade="BF"/>
+      <w:color w:val="0F4761" w:themeColor="accent1" w:themeShade="BF"/>
     </w:rPr>
   </w:style>
-  <w:style w:type="paragraph" w:styleId="7">
+  <w:style w:type="paragraph" w:styleId="Ttulo6">
     <w:name w:val="heading 6"/>
-    <w:basedOn w:val="1"/>
-    <w:next w:val="1"/>
-    <w:link w:val="21"/>
+    <w:basedOn w:val="Normal"/>
+    <w:next w:val="Normal"/>
+    <w:link w:val="Ttulo6Car"/>
+    <w:uiPriority w:val="9"/>
     <w:semiHidden/>
     <w:unhideWhenUsed/>
     <w:qFormat/>
-    <w:uiPriority w:val="9"/>
     <w:pPr>
       <w:keepNext/>
       <w:keepLines/>
@@ -2453,25 +2777,17 @@
       <w:i/>
       <w:iCs/>
       <w:color w:val="595959" w:themeColor="text1" w:themeTint="A6"/>
-      <w14:textFill>
-        <w14:solidFill>
-          <w14:schemeClr w14:val="tx1">
-            <w14:lumMod w14:val="65000"/>
-            <w14:lumOff w14:val="35000"/>
-          </w14:schemeClr>
-        </w14:solidFill>
-      </w14:textFill>
     </w:rPr>
   </w:style>
-  <w:style w:type="paragraph" w:styleId="8">
+  <w:style w:type="paragraph" w:styleId="Ttulo7">
     <w:name w:val="heading 7"/>
-    <w:basedOn w:val="1"/>
-    <w:next w:val="1"/>
-    <w:link w:val="22"/>
+    <w:basedOn w:val="Normal"/>
+    <w:next w:val="Normal"/>
+    <w:link w:val="Ttulo7Car"/>
+    <w:uiPriority w:val="9"/>
     <w:semiHidden/>
     <w:unhideWhenUsed/>
     <w:qFormat/>
-    <w:uiPriority w:val="9"/>
     <w:pPr>
       <w:keepNext/>
       <w:keepLines/>
@@ -2481,25 +2797,17 @@
     <w:rPr>
       <w:rFonts w:eastAsiaTheme="majorEastAsia" w:cstheme="majorBidi"/>
       <w:color w:val="595959" w:themeColor="text1" w:themeTint="A6"/>
-      <w14:textFill>
-        <w14:solidFill>
-          <w14:schemeClr w14:val="tx1">
-            <w14:lumMod w14:val="65000"/>
-            <w14:lumOff w14:val="35000"/>
-          </w14:schemeClr>
-        </w14:solidFill>
-      </w14:textFill>
     </w:rPr>
   </w:style>
-  <w:style w:type="paragraph" w:styleId="9">
+  <w:style w:type="paragraph" w:styleId="Ttulo8">
     <w:name w:val="heading 8"/>
-    <w:basedOn w:val="1"/>
-    <w:next w:val="1"/>
-    <w:link w:val="23"/>
+    <w:basedOn w:val="Normal"/>
+    <w:next w:val="Normal"/>
+    <w:link w:val="Ttulo8Car"/>
+    <w:uiPriority w:val="9"/>
     <w:semiHidden/>
     <w:unhideWhenUsed/>
     <w:qFormat/>
-    <w:uiPriority w:val="9"/>
     <w:pPr>
       <w:keepNext/>
       <w:keepLines/>
@@ -2511,25 +2819,17 @@
       <w:i/>
       <w:iCs/>
       <w:color w:val="262626" w:themeColor="text1" w:themeTint="D9"/>
-      <w14:textFill>
-        <w14:solidFill>
-          <w14:schemeClr w14:val="tx1">
-            <w14:lumMod w14:val="85000"/>
-            <w14:lumOff w14:val="15000"/>
-          </w14:schemeClr>
-        </w14:solidFill>
-      </w14:textFill>
     </w:rPr>
   </w:style>
-  <w:style w:type="paragraph" w:styleId="10">
+  <w:style w:type="paragraph" w:styleId="Ttulo9">
     <w:name w:val="heading 9"/>
-    <w:basedOn w:val="1"/>
-    <w:next w:val="1"/>
-    <w:link w:val="24"/>
+    <w:basedOn w:val="Normal"/>
+    <w:next w:val="Normal"/>
+    <w:link w:val="Ttulo9Car"/>
+    <w:uiPriority w:val="9"/>
     <w:semiHidden/>
     <w:unhideWhenUsed/>
     <w:qFormat/>
-    <w:uiPriority w:val="9"/>
     <w:pPr>
       <w:keepNext/>
       <w:keepLines/>
@@ -2539,29 +2839,20 @@
     <w:rPr>
       <w:rFonts w:eastAsiaTheme="majorEastAsia" w:cstheme="majorBidi"/>
       <w:color w:val="262626" w:themeColor="text1" w:themeTint="D9"/>
-      <w14:textFill>
-        <w14:solidFill>
-          <w14:schemeClr w14:val="tx1">
-            <w14:lumMod w14:val="85000"/>
-            <w14:lumOff w14:val="15000"/>
-          </w14:schemeClr>
-        </w14:solidFill>
-      </w14:textFill>
     </w:rPr>
   </w:style>
-  <w:style w:type="character" w:default="1" w:styleId="11">
+  <w:style w:type="character" w:default="1" w:styleId="Fuentedeprrafopredeter">
     <w:name w:val="Default Paragraph Font"/>
+    <w:uiPriority w:val="1"/>
     <w:unhideWhenUsed/>
-    <w:qFormat/>
-    <w:uiPriority w:val="1"/>
-  </w:style>
-  <w:style w:type="table" w:default="1" w:styleId="12">
+  </w:style>
+  <w:style w:type="table" w:default="1" w:styleId="Tablanormal">
     <w:name w:val="Normal Table"/>
+    <w:uiPriority w:val="99"/>
     <w:semiHidden/>
     <w:unhideWhenUsed/>
-    <w:qFormat/>
-    <w:uiPriority w:val="99"/>
     <w:tblPr>
+      <w:tblInd w:w="0" w:type="dxa"/>
       <w:tblCellMar>
         <w:top w:w="0" w:type="dxa"/>
         <w:left w:w="108" w:type="dxa"/>
@@ -2570,27 +2861,183 @@
       </w:tblCellMar>
     </w:tblPr>
   </w:style>
-  <w:style w:type="character" w:styleId="13">
+  <w:style w:type="numbering" w:default="1" w:styleId="Sinlista">
+    <w:name w:val="No List"/>
+    <w:uiPriority w:val="99"/>
+    <w:semiHidden/>
+    <w:unhideWhenUsed/>
+  </w:style>
+  <w:style w:type="character" w:styleId="Hipervnculo">
     <w:name w:val="Hyperlink"/>
-    <w:basedOn w:val="11"/>
+    <w:basedOn w:val="Fuentedeprrafopredeter"/>
+    <w:uiPriority w:val="99"/>
     <w:unhideWhenUsed/>
-    <w:uiPriority w:val="99"/>
     <w:rPr>
       <w:color w:val="467886" w:themeColor="hyperlink"/>
       <w:u w:val="single"/>
-      <w14:textFill>
-        <w14:solidFill>
-          <w14:schemeClr w14:val="hlink"/>
-        </w14:solidFill>
-      </w14:textFill>
     </w:rPr>
   </w:style>
-  <w:style w:type="paragraph" w:styleId="14">
+  <w:style w:type="paragraph" w:styleId="Subttulo">
     <w:name w:val="Subtitle"/>
-    <w:basedOn w:val="1"/>
-    <w:next w:val="1"/>
-    <w:link w:val="26"/>
+    <w:basedOn w:val="Normal"/>
+    <w:next w:val="Normal"/>
+    <w:link w:val="SubttuloCar"/>
+    <w:uiPriority w:val="11"/>
     <w:qFormat/>
+    <w:rPr>
+      <w:rFonts w:eastAsiaTheme="majorEastAsia" w:cstheme="majorBidi"/>
+      <w:color w:val="595959" w:themeColor="text1" w:themeTint="A6"/>
+      <w:spacing w:val="15"/>
+      <w:sz w:val="28"/>
+      <w:szCs w:val="28"/>
+    </w:rPr>
+  </w:style>
+  <w:style w:type="paragraph" w:styleId="Ttulo">
+    <w:name w:val="Title"/>
+    <w:basedOn w:val="Normal"/>
+    <w:next w:val="Normal"/>
+    <w:link w:val="TtuloCar"/>
+    <w:uiPriority w:val="10"/>
+    <w:qFormat/>
+    <w:pPr>
+      <w:spacing w:after="80" w:line="240" w:lineRule="auto"/>
+      <w:contextualSpacing/>
+    </w:pPr>
+    <w:rPr>
+      <w:rFonts w:asciiTheme="majorHAnsi" w:eastAsiaTheme="majorEastAsia" w:hAnsiTheme="majorHAnsi" w:cstheme="majorBidi"/>
+      <w:spacing w:val="-10"/>
+      <w:kern w:val="28"/>
+      <w:sz w:val="56"/>
+      <w:szCs w:val="56"/>
+    </w:rPr>
+  </w:style>
+  <w:style w:type="character" w:customStyle="1" w:styleId="Ttulo1Car">
+    <w:name w:val="Título 1 Car"/>
+    <w:basedOn w:val="Fuentedeprrafopredeter"/>
+    <w:link w:val="Ttulo1"/>
+    <w:uiPriority w:val="9"/>
+    <w:rPr>
+      <w:rFonts w:asciiTheme="majorHAnsi" w:eastAsiaTheme="majorEastAsia" w:hAnsiTheme="majorHAnsi" w:cstheme="majorBidi"/>
+      <w:color w:val="0F4761" w:themeColor="accent1" w:themeShade="BF"/>
+      <w:sz w:val="40"/>
+      <w:szCs w:val="40"/>
+    </w:rPr>
+  </w:style>
+  <w:style w:type="character" w:customStyle="1" w:styleId="Ttulo2Car">
+    <w:name w:val="Título 2 Car"/>
+    <w:basedOn w:val="Fuentedeprrafopredeter"/>
+    <w:link w:val="Ttulo2"/>
+    <w:uiPriority w:val="9"/>
+    <w:semiHidden/>
+    <w:rPr>
+      <w:rFonts w:asciiTheme="majorHAnsi" w:eastAsiaTheme="majorEastAsia" w:hAnsiTheme="majorHAnsi" w:cstheme="majorBidi"/>
+      <w:color w:val="0F4761" w:themeColor="accent1" w:themeShade="BF"/>
+      <w:sz w:val="32"/>
+      <w:szCs w:val="32"/>
+    </w:rPr>
+  </w:style>
+  <w:style w:type="character" w:customStyle="1" w:styleId="Ttulo3Car">
+    <w:name w:val="Título 3 Car"/>
+    <w:basedOn w:val="Fuentedeprrafopredeter"/>
+    <w:link w:val="Ttulo3"/>
+    <w:uiPriority w:val="9"/>
+    <w:semiHidden/>
+    <w:rPr>
+      <w:rFonts w:eastAsiaTheme="majorEastAsia" w:cstheme="majorBidi"/>
+      <w:color w:val="0F4761" w:themeColor="accent1" w:themeShade="BF"/>
+      <w:sz w:val="28"/>
+      <w:szCs w:val="28"/>
+    </w:rPr>
+  </w:style>
+  <w:style w:type="character" w:customStyle="1" w:styleId="Ttulo4Car">
+    <w:name w:val="Título 4 Car"/>
+    <w:basedOn w:val="Fuentedeprrafopredeter"/>
+    <w:link w:val="Ttulo4"/>
+    <w:uiPriority w:val="9"/>
+    <w:semiHidden/>
+    <w:rPr>
+      <w:rFonts w:eastAsiaTheme="majorEastAsia" w:cstheme="majorBidi"/>
+      <w:i/>
+      <w:iCs/>
+      <w:color w:val="0F4761" w:themeColor="accent1" w:themeShade="BF"/>
+    </w:rPr>
+  </w:style>
+  <w:style w:type="character" w:customStyle="1" w:styleId="Ttulo5Car">
+    <w:name w:val="Título 5 Car"/>
+    <w:basedOn w:val="Fuentedeprrafopredeter"/>
+    <w:link w:val="Ttulo5"/>
+    <w:uiPriority w:val="9"/>
+    <w:semiHidden/>
+    <w:rPr>
+      <w:rFonts w:eastAsiaTheme="majorEastAsia" w:cstheme="majorBidi"/>
+      <w:color w:val="0F4761" w:themeColor="accent1" w:themeShade="BF"/>
+    </w:rPr>
+  </w:style>
+  <w:style w:type="character" w:customStyle="1" w:styleId="Ttulo6Car">
+    <w:name w:val="Título 6 Car"/>
+    <w:basedOn w:val="Fuentedeprrafopredeter"/>
+    <w:link w:val="Ttulo6"/>
+    <w:uiPriority w:val="9"/>
+    <w:semiHidden/>
+    <w:rPr>
+      <w:rFonts w:eastAsiaTheme="majorEastAsia" w:cstheme="majorBidi"/>
+      <w:i/>
+      <w:iCs/>
+      <w:color w:val="595959" w:themeColor="text1" w:themeTint="A6"/>
+    </w:rPr>
+  </w:style>
+  <w:style w:type="character" w:customStyle="1" w:styleId="Ttulo7Car">
+    <w:name w:val="Título 7 Car"/>
+    <w:basedOn w:val="Fuentedeprrafopredeter"/>
+    <w:link w:val="Ttulo7"/>
+    <w:uiPriority w:val="9"/>
+    <w:semiHidden/>
+    <w:rPr>
+      <w:rFonts w:eastAsiaTheme="majorEastAsia" w:cstheme="majorBidi"/>
+      <w:color w:val="595959" w:themeColor="text1" w:themeTint="A6"/>
+    </w:rPr>
+  </w:style>
+  <w:style w:type="character" w:customStyle="1" w:styleId="Ttulo8Car">
+    <w:name w:val="Título 8 Car"/>
+    <w:basedOn w:val="Fuentedeprrafopredeter"/>
+    <w:link w:val="Ttulo8"/>
+    <w:uiPriority w:val="9"/>
+    <w:semiHidden/>
+    <w:rPr>
+      <w:rFonts w:eastAsiaTheme="majorEastAsia" w:cstheme="majorBidi"/>
+      <w:i/>
+      <w:iCs/>
+      <w:color w:val="262626" w:themeColor="text1" w:themeTint="D9"/>
+    </w:rPr>
+  </w:style>
+  <w:style w:type="character" w:customStyle="1" w:styleId="Ttulo9Car">
+    <w:name w:val="Título 9 Car"/>
+    <w:basedOn w:val="Fuentedeprrafopredeter"/>
+    <w:link w:val="Ttulo9"/>
+    <w:uiPriority w:val="9"/>
+    <w:semiHidden/>
+    <w:rPr>
+      <w:rFonts w:eastAsiaTheme="majorEastAsia" w:cstheme="majorBidi"/>
+      <w:color w:val="262626" w:themeColor="text1" w:themeTint="D9"/>
+    </w:rPr>
+  </w:style>
+  <w:style w:type="character" w:customStyle="1" w:styleId="TtuloCar">
+    <w:name w:val="Título Car"/>
+    <w:basedOn w:val="Fuentedeprrafopredeter"/>
+    <w:link w:val="Ttulo"/>
+    <w:uiPriority w:val="10"/>
+    <w:rPr>
+      <w:rFonts w:asciiTheme="majorHAnsi" w:eastAsiaTheme="majorEastAsia" w:hAnsiTheme="majorHAnsi" w:cstheme="majorBidi"/>
+      <w:spacing w:val="-10"/>
+      <w:kern w:val="28"/>
+      <w:sz w:val="56"/>
+      <w:szCs w:val="56"/>
+    </w:rPr>
+  </w:style>
+  <w:style w:type="character" w:customStyle="1" w:styleId="SubttuloCar">
+    <w:name w:val="Subtítulo Car"/>
+    <w:basedOn w:val="Fuentedeprrafopredeter"/>
+    <w:link w:val="Subttulo"/>
     <w:uiPriority w:val="11"/>
     <w:rPr>
       <w:rFonts w:eastAsiaTheme="majorEastAsia" w:cstheme="majorBidi"/>
@@ -2598,218 +3045,15 @@
       <w:spacing w:val="15"/>
       <w:sz w:val="28"/>
       <w:szCs w:val="28"/>
-      <w14:textFill>
-        <w14:solidFill>
-          <w14:schemeClr w14:val="tx1">
-            <w14:lumMod w14:val="65000"/>
-            <w14:lumOff w14:val="35000"/>
-          </w14:schemeClr>
-        </w14:solidFill>
-      </w14:textFill>
     </w:rPr>
   </w:style>
-  <w:style w:type="paragraph" w:styleId="15">
-    <w:name w:val="Title"/>
-    <w:basedOn w:val="1"/>
-    <w:next w:val="1"/>
-    <w:link w:val="25"/>
+  <w:style w:type="paragraph" w:styleId="Cita">
+    <w:name w:val="Quote"/>
+    <w:basedOn w:val="Normal"/>
+    <w:next w:val="Normal"/>
+    <w:link w:val="CitaCar"/>
+    <w:uiPriority w:val="29"/>
     <w:qFormat/>
-    <w:uiPriority w:val="10"/>
-    <w:pPr>
-      <w:spacing w:after="80" w:line="240" w:lineRule="auto"/>
-      <w:contextualSpacing/>
-    </w:pPr>
-    <w:rPr>
-      <w:rFonts w:asciiTheme="majorHAnsi" w:hAnsiTheme="majorHAnsi" w:eastAsiaTheme="majorEastAsia" w:cstheme="majorBidi"/>
-      <w:spacing w:val="-10"/>
-      <w:kern w:val="28"/>
-      <w:sz w:val="56"/>
-      <w:szCs w:val="56"/>
-    </w:rPr>
-  </w:style>
-  <w:style w:type="character" w:customStyle="1" w:styleId="16">
-    <w:name w:val="Título 1 Car"/>
-    <w:basedOn w:val="11"/>
-    <w:link w:val="2"/>
-    <w:uiPriority w:val="9"/>
-    <w:rPr>
-      <w:rFonts w:asciiTheme="majorHAnsi" w:hAnsiTheme="majorHAnsi" w:eastAsiaTheme="majorEastAsia" w:cstheme="majorBidi"/>
-      <w:color w:val="104862" w:themeColor="accent1" w:themeShade="BF"/>
-      <w:sz w:val="40"/>
-      <w:szCs w:val="40"/>
-    </w:rPr>
-  </w:style>
-  <w:style w:type="character" w:customStyle="1" w:styleId="17">
-    <w:name w:val="Título 2 Car"/>
-    <w:basedOn w:val="11"/>
-    <w:link w:val="3"/>
-    <w:semiHidden/>
-    <w:uiPriority w:val="9"/>
-    <w:rPr>
-      <w:rFonts w:asciiTheme="majorHAnsi" w:hAnsiTheme="majorHAnsi" w:eastAsiaTheme="majorEastAsia" w:cstheme="majorBidi"/>
-      <w:color w:val="104862" w:themeColor="accent1" w:themeShade="BF"/>
-      <w:sz w:val="32"/>
-      <w:szCs w:val="32"/>
-    </w:rPr>
-  </w:style>
-  <w:style w:type="character" w:customStyle="1" w:styleId="18">
-    <w:name w:val="Título 3 Car"/>
-    <w:basedOn w:val="11"/>
-    <w:link w:val="4"/>
-    <w:semiHidden/>
-    <w:uiPriority w:val="9"/>
-    <w:rPr>
-      <w:rFonts w:eastAsiaTheme="majorEastAsia" w:cstheme="majorBidi"/>
-      <w:color w:val="104862" w:themeColor="accent1" w:themeShade="BF"/>
-      <w:sz w:val="28"/>
-      <w:szCs w:val="28"/>
-    </w:rPr>
-  </w:style>
-  <w:style w:type="character" w:customStyle="1" w:styleId="19">
-    <w:name w:val="Título 4 Car"/>
-    <w:basedOn w:val="11"/>
-    <w:link w:val="5"/>
-    <w:semiHidden/>
-    <w:uiPriority w:val="9"/>
-    <w:rPr>
-      <w:rFonts w:eastAsiaTheme="majorEastAsia" w:cstheme="majorBidi"/>
-      <w:i/>
-      <w:iCs/>
-      <w:color w:val="104862" w:themeColor="accent1" w:themeShade="BF"/>
-    </w:rPr>
-  </w:style>
-  <w:style w:type="character" w:customStyle="1" w:styleId="20">
-    <w:name w:val="Título 5 Car"/>
-    <w:basedOn w:val="11"/>
-    <w:link w:val="6"/>
-    <w:semiHidden/>
-    <w:uiPriority w:val="9"/>
-    <w:rPr>
-      <w:rFonts w:eastAsiaTheme="majorEastAsia" w:cstheme="majorBidi"/>
-      <w:color w:val="104862" w:themeColor="accent1" w:themeShade="BF"/>
-    </w:rPr>
-  </w:style>
-  <w:style w:type="character" w:customStyle="1" w:styleId="21">
-    <w:name w:val="Título 6 Car"/>
-    <w:basedOn w:val="11"/>
-    <w:link w:val="7"/>
-    <w:semiHidden/>
-    <w:uiPriority w:val="9"/>
-    <w:rPr>
-      <w:rFonts w:eastAsiaTheme="majorEastAsia" w:cstheme="majorBidi"/>
-      <w:i/>
-      <w:iCs/>
-      <w:color w:val="595959" w:themeColor="text1" w:themeTint="A6"/>
-      <w14:textFill>
-        <w14:solidFill>
-          <w14:schemeClr w14:val="tx1">
-            <w14:lumMod w14:val="65000"/>
-            <w14:lumOff w14:val="35000"/>
-          </w14:schemeClr>
-        </w14:solidFill>
-      </w14:textFill>
-    </w:rPr>
-  </w:style>
-  <w:style w:type="character" w:customStyle="1" w:styleId="22">
-    <w:name w:val="Título 7 Car"/>
-    <w:basedOn w:val="11"/>
-    <w:link w:val="8"/>
-    <w:semiHidden/>
-    <w:uiPriority w:val="9"/>
-    <w:rPr>
-      <w:rFonts w:eastAsiaTheme="majorEastAsia" w:cstheme="majorBidi"/>
-      <w:color w:val="595959" w:themeColor="text1" w:themeTint="A6"/>
-      <w14:textFill>
-        <w14:solidFill>
-          <w14:schemeClr w14:val="tx1">
-            <w14:lumMod w14:val="65000"/>
-            <w14:lumOff w14:val="35000"/>
-          </w14:schemeClr>
-        </w14:solidFill>
-      </w14:textFill>
-    </w:rPr>
-  </w:style>
-  <w:style w:type="character" w:customStyle="1" w:styleId="23">
-    <w:name w:val="Título 8 Car"/>
-    <w:basedOn w:val="11"/>
-    <w:link w:val="9"/>
-    <w:semiHidden/>
-    <w:uiPriority w:val="9"/>
-    <w:rPr>
-      <w:rFonts w:eastAsiaTheme="majorEastAsia" w:cstheme="majorBidi"/>
-      <w:i/>
-      <w:iCs/>
-      <w:color w:val="262626" w:themeColor="text1" w:themeTint="D9"/>
-      <w14:textFill>
-        <w14:solidFill>
-          <w14:schemeClr w14:val="tx1">
-            <w14:lumMod w14:val="85000"/>
-            <w14:lumOff w14:val="15000"/>
-          </w14:schemeClr>
-        </w14:solidFill>
-      </w14:textFill>
-    </w:rPr>
-  </w:style>
-  <w:style w:type="character" w:customStyle="1" w:styleId="24">
-    <w:name w:val="Título 9 Car"/>
-    <w:basedOn w:val="11"/>
-    <w:link w:val="10"/>
-    <w:semiHidden/>
-    <w:uiPriority w:val="9"/>
-    <w:rPr>
-      <w:rFonts w:eastAsiaTheme="majorEastAsia" w:cstheme="majorBidi"/>
-      <w:color w:val="262626" w:themeColor="text1" w:themeTint="D9"/>
-      <w14:textFill>
-        <w14:solidFill>
-          <w14:schemeClr w14:val="tx1">
-            <w14:lumMod w14:val="85000"/>
-            <w14:lumOff w14:val="15000"/>
-          </w14:schemeClr>
-        </w14:solidFill>
-      </w14:textFill>
-    </w:rPr>
-  </w:style>
-  <w:style w:type="character" w:customStyle="1" w:styleId="25">
-    <w:name w:val="Título Car"/>
-    <w:basedOn w:val="11"/>
-    <w:link w:val="15"/>
-    <w:uiPriority w:val="10"/>
-    <w:rPr>
-      <w:rFonts w:asciiTheme="majorHAnsi" w:hAnsiTheme="majorHAnsi" w:eastAsiaTheme="majorEastAsia" w:cstheme="majorBidi"/>
-      <w:spacing w:val="-10"/>
-      <w:kern w:val="28"/>
-      <w:sz w:val="56"/>
-      <w:szCs w:val="56"/>
-    </w:rPr>
-  </w:style>
-  <w:style w:type="character" w:customStyle="1" w:styleId="26">
-    <w:name w:val="Subtítulo Car"/>
-    <w:basedOn w:val="11"/>
-    <w:link w:val="14"/>
-    <w:uiPriority w:val="11"/>
-    <w:rPr>
-      <w:rFonts w:eastAsiaTheme="majorEastAsia" w:cstheme="majorBidi"/>
-      <w:color w:val="595959" w:themeColor="text1" w:themeTint="A6"/>
-      <w:spacing w:val="15"/>
-      <w:sz w:val="28"/>
-      <w:szCs w:val="28"/>
-      <w14:textFill>
-        <w14:solidFill>
-          <w14:schemeClr w14:val="tx1">
-            <w14:lumMod w14:val="65000"/>
-            <w14:lumOff w14:val="35000"/>
-          </w14:schemeClr>
-        </w14:solidFill>
-      </w14:textFill>
-    </w:rPr>
-  </w:style>
-  <w:style w:type="paragraph" w:styleId="27">
-    <w:name w:val="Quote"/>
-    <w:basedOn w:val="1"/>
-    <w:next w:val="1"/>
-    <w:link w:val="28"/>
-    <w:qFormat/>
-    <w:uiPriority w:val="29"/>
     <w:pPr>
       <w:spacing w:before="160"/>
       <w:jc w:val="center"/>
@@ -2818,67 +3062,51 @@
       <w:i/>
       <w:iCs/>
       <w:color w:val="404040" w:themeColor="text1" w:themeTint="BF"/>
-      <w14:textFill>
-        <w14:solidFill>
-          <w14:schemeClr w14:val="tx1">
-            <w14:lumMod w14:val="75000"/>
-            <w14:lumOff w14:val="25000"/>
-          </w14:schemeClr>
-        </w14:solidFill>
-      </w14:textFill>
     </w:rPr>
   </w:style>
-  <w:style w:type="character" w:customStyle="1" w:styleId="28">
+  <w:style w:type="character" w:customStyle="1" w:styleId="CitaCar">
     <w:name w:val="Cita Car"/>
-    <w:basedOn w:val="11"/>
-    <w:link w:val="27"/>
+    <w:basedOn w:val="Fuentedeprrafopredeter"/>
+    <w:link w:val="Cita"/>
     <w:uiPriority w:val="29"/>
     <w:rPr>
       <w:i/>
       <w:iCs/>
       <w:color w:val="404040" w:themeColor="text1" w:themeTint="BF"/>
-      <w14:textFill>
-        <w14:solidFill>
-          <w14:schemeClr w14:val="tx1">
-            <w14:lumMod w14:val="75000"/>
-            <w14:lumOff w14:val="25000"/>
-          </w14:schemeClr>
-        </w14:solidFill>
-      </w14:textFill>
     </w:rPr>
   </w:style>
-  <w:style w:type="paragraph" w:styleId="29">
+  <w:style w:type="paragraph" w:styleId="Prrafodelista">
     <w:name w:val="List Paragraph"/>
-    <w:basedOn w:val="1"/>
+    <w:basedOn w:val="Normal"/>
+    <w:uiPriority w:val="34"/>
     <w:qFormat/>
-    <w:uiPriority w:val="34"/>
     <w:pPr>
       <w:ind w:left="720"/>
       <w:contextualSpacing/>
     </w:pPr>
   </w:style>
-  <w:style w:type="character" w:customStyle="1" w:styleId="30">
-    <w:name w:val="Intense Emphasis"/>
-    <w:basedOn w:val="11"/>
+  <w:style w:type="character" w:customStyle="1" w:styleId="nfasisintenso1">
+    <w:name w:val="Énfasis intenso1"/>
+    <w:basedOn w:val="Fuentedeprrafopredeter"/>
+    <w:uiPriority w:val="21"/>
     <w:qFormat/>
-    <w:uiPriority w:val="21"/>
     <w:rPr>
       <w:i/>
       <w:iCs/>
-      <w:color w:val="104862" w:themeColor="accent1" w:themeShade="BF"/>
+      <w:color w:val="0F4761" w:themeColor="accent1" w:themeShade="BF"/>
     </w:rPr>
   </w:style>
-  <w:style w:type="paragraph" w:styleId="31">
+  <w:style w:type="paragraph" w:styleId="Citadestacada">
     <w:name w:val="Intense Quote"/>
-    <w:basedOn w:val="1"/>
-    <w:next w:val="1"/>
-    <w:link w:val="32"/>
+    <w:basedOn w:val="Normal"/>
+    <w:next w:val="Normal"/>
+    <w:link w:val="CitadestacadaCar"/>
+    <w:uiPriority w:val="30"/>
     <w:qFormat/>
-    <w:uiPriority w:val="30"/>
     <w:pPr>
       <w:pBdr>
-        <w:top w:val="single" w:color="0F4761" w:themeColor="accent1" w:themeShade="BF" w:sz="4" w:space="10"/>
-        <w:bottom w:val="single" w:color="0F4761" w:themeColor="accent1" w:themeShade="BF" w:sz="4" w:space="10"/>
+        <w:top w:val="single" w:sz="4" w:space="10" w:color="0F4761" w:themeColor="accent1" w:themeShade="BF"/>
+        <w:bottom w:val="single" w:sz="4" w:space="10" w:color="0F4761" w:themeColor="accent1" w:themeShade="BF"/>
       </w:pBdr>
       <w:spacing w:before="360" w:after="360"/>
       <w:ind w:left="864" w:right="864"/>
@@ -2887,48 +3115,45 @@
     <w:rPr>
       <w:i/>
       <w:iCs/>
-      <w:color w:val="104862" w:themeColor="accent1" w:themeShade="BF"/>
+      <w:color w:val="0F4761" w:themeColor="accent1" w:themeShade="BF"/>
     </w:rPr>
   </w:style>
-  <w:style w:type="character" w:customStyle="1" w:styleId="32">
+  <w:style w:type="character" w:customStyle="1" w:styleId="CitadestacadaCar">
     <w:name w:val="Cita destacada Car"/>
-    <w:basedOn w:val="11"/>
-    <w:link w:val="31"/>
+    <w:basedOn w:val="Fuentedeprrafopredeter"/>
+    <w:link w:val="Citadestacada"/>
     <w:uiPriority w:val="30"/>
     <w:rPr>
       <w:i/>
       <w:iCs/>
-      <w:color w:val="104862" w:themeColor="accent1" w:themeShade="BF"/>
+      <w:color w:val="0F4761" w:themeColor="accent1" w:themeShade="BF"/>
     </w:rPr>
   </w:style>
-  <w:style w:type="character" w:customStyle="1" w:styleId="33">
-    <w:name w:val="Intense Reference"/>
-    <w:basedOn w:val="11"/>
+  <w:style w:type="character" w:customStyle="1" w:styleId="Referenciaintensa1">
+    <w:name w:val="Referencia intensa1"/>
+    <w:basedOn w:val="Fuentedeprrafopredeter"/>
+    <w:uiPriority w:val="32"/>
     <w:qFormat/>
-    <w:uiPriority w:val="32"/>
     <w:rPr>
       <w:b/>
       <w:bCs/>
       <w:smallCaps/>
-      <w:color w:val="104862" w:themeColor="accent1" w:themeShade="BF"/>
+      <w:color w:val="0F4761" w:themeColor="accent1" w:themeShade="BF"/>
       <w:spacing w:val="5"/>
     </w:rPr>
   </w:style>
-  <w:style w:type="table" w:customStyle="1" w:styleId="34">
-    <w:name w:val="Grid Table 4 Accent 4"/>
-    <w:basedOn w:val="12"/>
+  <w:style w:type="table" w:customStyle="1" w:styleId="Tablaconcuadrcula4-nfasis41">
+    <w:name w:val="Tabla con cuadrícula 4 - Énfasis 41"/>
+    <w:basedOn w:val="Tablanormal"/>
     <w:uiPriority w:val="49"/>
-    <w:pPr>
-      <w:spacing w:after="0" w:line="240" w:lineRule="auto"/>
-    </w:pPr>
     <w:tblPr>
       <w:tblBorders>
-        <w:top w:val="single" w:color="60CBF3" w:themeColor="accent4" w:themeTint="99" w:sz="4" w:space="0"/>
-        <w:left w:val="single" w:color="60CBF3" w:themeColor="accent4" w:themeTint="99" w:sz="4" w:space="0"/>
-        <w:bottom w:val="single" w:color="60CBF3" w:themeColor="accent4" w:themeTint="99" w:sz="4" w:space="0"/>
-        <w:right w:val="single" w:color="60CBF3" w:themeColor="accent4" w:themeTint="99" w:sz="4" w:space="0"/>
-        <w:insideH w:val="single" w:color="60CBF3" w:themeColor="accent4" w:themeTint="99" w:sz="4" w:space="0"/>
-        <w:insideV w:val="single" w:color="60CBF3" w:themeColor="accent4" w:themeTint="99" w:sz="4" w:space="0"/>
+        <w:top w:val="single" w:sz="4" w:space="0" w:color="60CAF3" w:themeColor="accent4" w:themeTint="99"/>
+        <w:left w:val="single" w:sz="4" w:space="0" w:color="60CAF3" w:themeColor="accent4" w:themeTint="99"/>
+        <w:bottom w:val="single" w:sz="4" w:space="0" w:color="60CAF3" w:themeColor="accent4" w:themeTint="99"/>
+        <w:right w:val="single" w:sz="4" w:space="0" w:color="60CAF3" w:themeColor="accent4" w:themeTint="99"/>
+        <w:insideH w:val="single" w:sz="4" w:space="0" w:color="60CAF3" w:themeColor="accent4" w:themeTint="99"/>
+        <w:insideV w:val="single" w:sz="4" w:space="0" w:color="60CAF3" w:themeColor="accent4" w:themeTint="99"/>
       </w:tblBorders>
     </w:tblPr>
     <w:tblStylePr w:type="firstRow">
@@ -2936,18 +3161,14 @@
         <w:b/>
         <w:bCs/>
         <w:color w:val="FFFFFF" w:themeColor="background1"/>
-        <w14:textFill>
-          <w14:solidFill>
-            <w14:schemeClr w14:val="bg1"/>
-          </w14:solidFill>
-        </w14:textFill>
       </w:rPr>
+      <w:tblPr/>
       <w:tcPr>
         <w:tcBorders>
-          <w:top w:val="single" w:color="0F9ED5" w:themeColor="accent4" w:sz="4" w:space="0"/>
-          <w:left w:val="single" w:color="0F9ED5" w:themeColor="accent4" w:sz="4" w:space="0"/>
-          <w:bottom w:val="single" w:color="0F9ED5" w:themeColor="accent4" w:sz="4" w:space="0"/>
-          <w:right w:val="single" w:color="0F9ED5" w:themeColor="accent4" w:sz="4" w:space="0"/>
+          <w:top w:val="single" w:sz="4" w:space="0" w:color="0F9ED5" w:themeColor="accent4"/>
+          <w:left w:val="single" w:sz="4" w:space="0" w:color="0F9ED5" w:themeColor="accent4"/>
+          <w:bottom w:val="single" w:sz="4" w:space="0" w:color="0F9ED5" w:themeColor="accent4"/>
+          <w:right w:val="single" w:sz="4" w:space="0" w:color="0F9ED5" w:themeColor="accent4"/>
           <w:insideH w:val="nil"/>
           <w:insideV w:val="nil"/>
         </w:tcBorders>
@@ -2959,9 +3180,10 @@
         <w:b/>
         <w:bCs/>
       </w:rPr>
+      <w:tblPr/>
       <w:tcPr>
         <w:tcBorders>
-          <w:top w:val="double" w:color="0F9ED5" w:themeColor="accent4" w:sz="4" w:space="0"/>
+          <w:top w:val="double" w:sz="4" w:space="0" w:color="0F9ED5" w:themeColor="accent4"/>
         </w:tcBorders>
       </w:tcPr>
     </w:tblStylePr>
@@ -2978,22 +3200,24 @@
       </w:rPr>
     </w:tblStylePr>
     <w:tblStylePr w:type="band1Vert">
+      <w:tblPr/>
       <w:tcPr>
         <w:shd w:val="clear" w:color="auto" w:fill="CAEDFB" w:themeFill="accent4" w:themeFillTint="33"/>
       </w:tcPr>
     </w:tblStylePr>
     <w:tblStylePr w:type="band1Horz">
+      <w:tblPr/>
       <w:tcPr>
         <w:shd w:val="clear" w:color="auto" w:fill="CAEDFB" w:themeFill="accent4" w:themeFillTint="33"/>
       </w:tcPr>
     </w:tblStylePr>
   </w:style>
-  <w:style w:type="character" w:customStyle="1" w:styleId="35">
-    <w:name w:val="Unresolved Mention"/>
-    <w:basedOn w:val="11"/>
+  <w:style w:type="character" w:customStyle="1" w:styleId="Mencinsinresolver1">
+    <w:name w:val="Mención sin resolver1"/>
+    <w:basedOn w:val="Fuentedeprrafopredeter"/>
+    <w:uiPriority w:val="99"/>
     <w:semiHidden/>
     <w:unhideWhenUsed/>
-    <w:uiPriority w:val="99"/>
     <w:rPr>
       <w:color w:val="605E5C"/>
       <w:shd w:val="clear" w:color="auto" w:fill="E1DFDD"/>
@@ -3254,6 +3478,7 @@
     </a:fmtScheme>
   </a:themeElements>
   <a:objectDefaults/>
+  <a:extraClrSchemeLst/>
 </a:theme>
 </file>
 
@@ -3263,6 +3488,8 @@
 
 <file path=customXml/itemProps1.xml><?xml version="1.0" encoding="utf-8"?>
 <ds:datastoreItem xmlns:ds="http://schemas.openxmlformats.org/officeDocument/2006/customXml" ds:itemID="{A890C6F1-168E-40D7-8B42-1ECF4DFF389F}">
-  <ds:schemaRefs/>
+  <ds:schemaRefs>
+    <ds:schemaRef ds:uri="http://schemas.openxmlformats.org/officeDocument/2006/bibliography"/>
+  </ds:schemaRefs>
 </ds:datastoreItem>
 </file>